--- a/Fase 1/Evidencias Grupales/1.5_GuiaEstudiante_Fase 1_Definicion Proyecto APT.docx
+++ b/Fase 1/Evidencias Grupales/1.5_GuiaEstudiante_Fase 1_Definicion Proyecto APT.docx
@@ -19,7 +19,7 @@
               <wp:anchor allowOverlap="1" behindDoc="0" distB="0" distT="0" distL="114300" distR="114300" hidden="0" layoutInCell="1" locked="0" relativeHeight="0" simplePos="0">
                 <wp:simplePos x="0" y="0"/>
                 <wp:positionH relativeFrom="column">
-                  <wp:posOffset>-435398</wp:posOffset>
+                  <wp:posOffset>-435397</wp:posOffset>
                 </wp:positionH>
                 <wp:positionV relativeFrom="paragraph">
                   <wp:posOffset>33444</wp:posOffset>
@@ -27,7 +27,7 @@
                 <wp:extent cx="6580505" cy="1486535"/>
                 <wp:effectExtent b="0" l="0" r="0" t="0"/>
                 <wp:wrapNone/>
-                <wp:docPr id="1" name=""/>
+                <wp:docPr id="3" name=""/>
                 <a:graphic>
                   <a:graphicData uri="http://schemas.microsoft.com/office/word/2010/wordprocessingGroup">
                     <wpg:wgp>
@@ -46,8 +46,8 @@
                           <a:xfrm>
                             <a:off x="2055748" y="3036733"/>
                             <a:ext cx="6580505" cy="1486535"/>
-                            <a:chOff x="0" y="0"/>
-                            <a:chExt cx="5903463" cy="1486894"/>
+                            <a:chOff x="2055725" y="3036725"/>
+                            <a:chExt cx="6580550" cy="1486550"/>
                           </a:xfrm>
                         </wpg:grpSpPr>
                         <wps:wsp>
@@ -55,8 +55,8 @@
                           <wps:cNvPr id="3" name="Shape 3"/>
                           <wps:spPr>
                             <a:xfrm>
-                              <a:off x="0" y="0"/>
-                              <a:ext cx="5903450" cy="1486875"/>
+                              <a:off x="2055725" y="3036725"/>
+                              <a:ext cx="6580550" cy="1486550"/>
                             </a:xfrm>
                             <a:prstGeom prst="rect">
                               <a:avLst/>
@@ -82,138 +82,181 @@
                             <a:noAutofit/>
                           </wps:bodyPr>
                         </wps:wsp>
-                        <wps:wsp>
-                          <wps:cNvSpPr/>
-                          <wps:cNvPr id="4" name="Shape 4"/>
-                          <wps:spPr>
+                        <wpg:grpSp>
+                          <wpg:cNvGrpSpPr/>
+                          <wpg:grpSpPr>
                             <a:xfrm>
-                              <a:off x="1024758" y="239160"/>
-                              <a:ext cx="4878705" cy="1236313"/>
+                              <a:off x="2055748" y="3036733"/>
+                              <a:ext cx="6580505" cy="1486535"/>
+                              <a:chOff x="0" y="0"/>
+                              <a:chExt cx="5903463" cy="1486894"/>
                             </a:xfrm>
-                            <a:prstGeom prst="rect">
-                              <a:avLst/>
-                            </a:prstGeom>
-                            <a:noFill/>
-                            <a:ln>
+                          </wpg:grpSpPr>
+                          <wps:wsp>
+                            <wps:cNvSpPr/>
+                            <wps:cNvPr id="5" name="Shape 5"/>
+                            <wps:spPr>
+                              <a:xfrm>
+                                <a:off x="0" y="0"/>
+                                <a:ext cx="5903450" cy="1486875"/>
+                              </a:xfrm>
+                              <a:prstGeom prst="rect">
+                                <a:avLst/>
+                              </a:prstGeom>
                               <a:noFill/>
-                            </a:ln>
-                          </wps:spPr>
-                          <wps:txbx>
-                            <w:txbxContent>
-                              <w:p>
-                                <w:pPr>
-                                  <w:spacing w:after="0" w:before="0" w:line="240"/>
-                                  <w:ind w:left="0" w:right="0" w:firstLine="0"/>
-                                  <w:jc w:val="left"/>
-                                  <w:textDirection w:val="btLr"/>
-                                </w:pPr>
-                              </w:p>
-                              <w:p>
-                                <w:pPr>
-                                  <w:spacing w:after="0" w:before="0" w:line="240"/>
-                                  <w:ind w:left="0" w:right="0" w:firstLine="0"/>
-                                  <w:jc w:val="left"/>
-                                  <w:textDirection w:val="btLr"/>
-                                </w:pPr>
-                                <w:r>
-                                  <w:rPr>
-                                    <w:rFonts w:ascii="Calibri" w:cs="Calibri" w:eastAsia="Calibri" w:hAnsi="Calibri"/>
-                                    <w:b w:val="1"/>
-                                    <w:i w:val="0"/>
-                                    <w:smallCaps w:val="0"/>
-                                    <w:strike w:val="0"/>
-                                    <w:color w:val="ff0000"/>
-                                    <w:sz w:val="48"/>
-                                    <w:vertAlign w:val="baseline"/>
-                                  </w:rPr>
-                                </w:r>
-                                <w:r>
-                                  <w:rPr>
-                                    <w:rFonts w:ascii="Calibri" w:cs="Calibri" w:eastAsia="Calibri" w:hAnsi="Calibri"/>
-                                    <w:b w:val="1"/>
-                                    <w:i w:val="0"/>
-                                    <w:smallCaps w:val="0"/>
-                                    <w:strike w:val="0"/>
-                                    <w:color w:val="1f3864"/>
-                                    <w:sz w:val="48"/>
-                                    <w:vertAlign w:val="baseline"/>
-                                  </w:rPr>
-                                  <w:t xml:space="preserve">Guía1. Definición Proyecto APT </w:t>
-                                </w:r>
-                              </w:p>
-                              <w:p>
-                                <w:pPr>
-                                  <w:spacing w:after="0" w:before="0" w:line="240"/>
-                                  <w:ind w:left="0" w:right="0" w:firstLine="0"/>
-                                  <w:jc w:val="left"/>
-                                  <w:textDirection w:val="btLr"/>
-                                </w:pPr>
-                                <w:r>
-                                  <w:rPr>
-                                    <w:rFonts w:ascii="Calibri" w:cs="Calibri" w:eastAsia="Calibri" w:hAnsi="Calibri"/>
-                                    <w:b w:val="1"/>
-                                    <w:i w:val="0"/>
-                                    <w:smallCaps w:val="0"/>
-                                    <w:strike w:val="0"/>
-                                    <w:color w:val="1f3864"/>
-                                    <w:sz w:val="48"/>
-                                    <w:vertAlign w:val="baseline"/>
-                                  </w:rPr>
-                                </w:r>
-                                <w:r>
-                                  <w:rPr>
-                                    <w:rFonts w:ascii="Calibri" w:cs="Calibri" w:eastAsia="Calibri" w:hAnsi="Calibri"/>
-                                    <w:b w:val="1"/>
-                                    <w:i w:val="0"/>
-                                    <w:smallCaps w:val="0"/>
-                                    <w:strike w:val="0"/>
-                                    <w:color w:val="1f3864"/>
-                                    <w:sz w:val="48"/>
-                                    <w:vertAlign w:val="baseline"/>
-                                  </w:rPr>
-                                  <w:t xml:space="preserve">Asignatura Capstone</w:t>
-                                </w:r>
-                              </w:p>
-                            </w:txbxContent>
-                          </wps:txbx>
-                          <wps:bodyPr anchorCtr="0" anchor="t" bIns="45700" lIns="91425" spcFirstLastPara="1" rIns="91425" wrap="square" tIns="45700">
-                            <a:noAutofit/>
-                          </wps:bodyPr>
-                        </wps:wsp>
-                        <wps:wsp>
-                          <wps:cNvSpPr/>
-                          <wps:cNvPr id="5" name="Shape 5"/>
-                          <wps:spPr>
-                            <a:xfrm>
-                              <a:off x="0" y="0"/>
-                              <a:ext cx="993140" cy="1486894"/>
-                            </a:xfrm>
-                            <a:prstGeom prst="rect">
-                              <a:avLst/>
-                            </a:prstGeom>
-                            <a:solidFill>
-                              <a:srgbClr val="1F3864"/>
-                            </a:solidFill>
-                            <a:ln>
+                              <a:ln>
+                                <a:noFill/>
+                              </a:ln>
+                            </wps:spPr>
+                            <wps:txbx>
+                              <w:txbxContent>
+                                <w:p>
+                                  <w:pPr>
+                                    <w:spacing w:after="0" w:before="0" w:line="240"/>
+                                    <w:ind w:left="0" w:right="0" w:firstLine="0"/>
+                                    <w:jc w:val="left"/>
+                                    <w:textDirection w:val="btLr"/>
+                                  </w:pPr>
+                                </w:p>
+                              </w:txbxContent>
+                            </wps:txbx>
+                            <wps:bodyPr anchorCtr="0" anchor="ctr" bIns="91425" lIns="91425" spcFirstLastPara="1" rIns="91425" wrap="square" tIns="91425">
+                              <a:noAutofit/>
+                            </wps:bodyPr>
+                          </wps:wsp>
+                          <wps:wsp>
+                            <wps:cNvSpPr/>
+                            <wps:cNvPr id="6" name="Shape 6"/>
+                            <wps:spPr>
+                              <a:xfrm>
+                                <a:off x="1024758" y="239160"/>
+                                <a:ext cx="4878705" cy="1236313"/>
+                              </a:xfrm>
+                              <a:prstGeom prst="rect">
+                                <a:avLst/>
+                              </a:prstGeom>
                               <a:noFill/>
-                            </a:ln>
-                          </wps:spPr>
-                          <wps:txbx>
-                            <w:txbxContent>
-                              <w:p>
-                                <w:pPr>
-                                  <w:spacing w:after="0" w:before="0" w:line="240"/>
-                                  <w:ind w:left="0" w:right="0" w:firstLine="0"/>
-                                  <w:jc w:val="left"/>
-                                  <w:textDirection w:val="btLr"/>
-                                </w:pPr>
-                              </w:p>
-                            </w:txbxContent>
-                          </wps:txbx>
-                          <wps:bodyPr anchorCtr="0" anchor="ctr" bIns="91425" lIns="91425" spcFirstLastPara="1" rIns="91425" wrap="square" tIns="91425">
-                            <a:noAutofit/>
-                          </wps:bodyPr>
-                        </wps:wsp>
+                              <a:ln>
+                                <a:noFill/>
+                              </a:ln>
+                            </wps:spPr>
+                            <wps:txbx>
+                              <w:txbxContent>
+                                <w:p>
+                                  <w:pPr>
+                                    <w:spacing w:after="0" w:before="0" w:line="240"/>
+                                    <w:ind w:left="0" w:right="0" w:firstLine="0"/>
+                                    <w:jc w:val="left"/>
+                                    <w:textDirection w:val="btLr"/>
+                                  </w:pPr>
+                                </w:p>
+                                <w:p>
+                                  <w:pPr>
+                                    <w:spacing w:after="0" w:before="0" w:line="240"/>
+                                    <w:ind w:left="0" w:right="0" w:firstLine="0"/>
+                                    <w:jc w:val="left"/>
+                                    <w:textDirection w:val="btLr"/>
+                                  </w:pPr>
+                                  <w:r>
+                                    <w:rPr>
+                                      <w:rFonts w:ascii="Arial" w:cs="Arial" w:eastAsia="Arial" w:hAnsi="Arial"/>
+                                      <w:b w:val="0"/>
+                                      <w:i w:val="0"/>
+                                      <w:smallCaps w:val="0"/>
+                                      <w:strike w:val="0"/>
+                                      <w:color w:val="000000"/>
+                                      <w:sz w:val="28"/>
+                                      <w:vertAlign w:val="baseline"/>
+                                    </w:rPr>
+                                  </w:r>
+                                  <w:r>
+                                    <w:rPr>
+                                      <w:rFonts w:ascii="Calibri" w:cs="Calibri" w:eastAsia="Calibri" w:hAnsi="Calibri"/>
+                                      <w:b w:val="1"/>
+                                      <w:i w:val="0"/>
+                                      <w:smallCaps w:val="0"/>
+                                      <w:strike w:val="0"/>
+                                      <w:color w:val="1f3864"/>
+                                      <w:sz w:val="48"/>
+                                      <w:vertAlign w:val="baseline"/>
+                                    </w:rPr>
+                                    <w:t xml:space="preserve">Guía1. Definición Proyecto APT </w:t>
+                                  </w:r>
+                                </w:p>
+                                <w:p>
+                                  <w:pPr>
+                                    <w:spacing w:after="0" w:before="0" w:line="240"/>
+                                    <w:ind w:left="0" w:right="0" w:firstLine="0"/>
+                                    <w:jc w:val="left"/>
+                                    <w:textDirection w:val="btLr"/>
+                                  </w:pPr>
+                                  <w:r>
+                                    <w:rPr>
+                                      <w:rFonts w:ascii="Calibri" w:cs="Calibri" w:eastAsia="Calibri" w:hAnsi="Calibri"/>
+                                      <w:b w:val="1"/>
+                                      <w:i w:val="0"/>
+                                      <w:smallCaps w:val="0"/>
+                                      <w:strike w:val="0"/>
+                                      <w:color w:val="1f3864"/>
+                                      <w:sz w:val="48"/>
+                                      <w:vertAlign w:val="baseline"/>
+                                    </w:rPr>
+                                  </w:r>
+                                  <w:r>
+                                    <w:rPr>
+                                      <w:rFonts w:ascii="Calibri" w:cs="Calibri" w:eastAsia="Calibri" w:hAnsi="Calibri"/>
+                                      <w:b w:val="1"/>
+                                      <w:i w:val="0"/>
+                                      <w:smallCaps w:val="0"/>
+                                      <w:strike w:val="0"/>
+                                      <w:color w:val="1f3864"/>
+                                      <w:sz w:val="48"/>
+                                      <w:vertAlign w:val="baseline"/>
+                                    </w:rPr>
+                                    <w:t xml:space="preserve">Asignatura Capstone</w:t>
+                                  </w:r>
+                                </w:p>
+                              </w:txbxContent>
+                            </wps:txbx>
+                            <wps:bodyPr anchorCtr="0" anchor="t" bIns="45700" lIns="91425" spcFirstLastPara="1" rIns="91425" wrap="square" tIns="45700">
+                              <a:noAutofit/>
+                            </wps:bodyPr>
+                          </wps:wsp>
+                          <wps:wsp>
+                            <wps:cNvSpPr/>
+                            <wps:cNvPr id="7" name="Shape 7"/>
+                            <wps:spPr>
+                              <a:xfrm>
+                                <a:off x="0" y="0"/>
+                                <a:ext cx="993140" cy="1486894"/>
+                              </a:xfrm>
+                              <a:prstGeom prst="rect">
+                                <a:avLst/>
+                              </a:prstGeom>
+                              <a:solidFill>
+                                <a:srgbClr val="1F3864"/>
+                              </a:solidFill>
+                              <a:ln>
+                                <a:noFill/>
+                              </a:ln>
+                            </wps:spPr>
+                            <wps:txbx>
+                              <w:txbxContent>
+                                <w:p>
+                                  <w:pPr>
+                                    <w:spacing w:after="0" w:before="0" w:line="240"/>
+                                    <w:ind w:left="0" w:right="0" w:firstLine="0"/>
+                                    <w:jc w:val="left"/>
+                                    <w:textDirection w:val="btLr"/>
+                                  </w:pPr>
+                                </w:p>
+                              </w:txbxContent>
+                            </wps:txbx>
+                            <wps:bodyPr anchorCtr="0" anchor="ctr" bIns="91425" lIns="91425" spcFirstLastPara="1" rIns="91425" wrap="square" tIns="91425">
+                              <a:noAutofit/>
+                            </wps:bodyPr>
+                          </wps:wsp>
+                        </wpg:grpSp>
                       </wpg:grpSp>
                     </wpg:wgp>
                   </a:graphicData>
@@ -226,7 +269,7 @@
               <wp:anchor allowOverlap="1" behindDoc="0" distB="0" distT="0" distL="114300" distR="114300" hidden="0" layoutInCell="1" locked="0" relativeHeight="0" simplePos="0">
                 <wp:simplePos x="0" y="0"/>
                 <wp:positionH relativeFrom="column">
-                  <wp:posOffset>-435398</wp:posOffset>
+                  <wp:posOffset>-435397</wp:posOffset>
                 </wp:positionH>
                 <wp:positionV relativeFrom="paragraph">
                   <wp:posOffset>33444</wp:posOffset>
@@ -234,7 +277,7 @@
                 <wp:extent cx="6580505" cy="1486535"/>
                 <wp:effectExtent b="0" l="0" r="0" t="0"/>
                 <wp:wrapNone/>
-                <wp:docPr id="1" name="image2.png"/>
+                <wp:docPr id="3" name="image2.png"/>
                 <a:graphic>
                   <a:graphicData uri="http://schemas.openxmlformats.org/drawingml/2006/picture">
                     <pic:pic>
@@ -243,7 +286,7 @@
                         <pic:cNvPicPr preferRelativeResize="0"/>
                       </pic:nvPicPr>
                       <pic:blipFill>
-                        <a:blip r:embed="rId7"/>
+                        <a:blip r:embed="rId8"/>
                         <a:srcRect/>
                         <a:stretch>
                           <a:fillRect/>
@@ -387,6 +430,11 @@
         </w:rPr>
         <w:t xml:space="preserve">PARTE I</w:t>
       </w:r>
+      <w:r>
+        <w:rPr>
+          <w:rtl w:val="0"/>
+        </w:rPr>
+      </w:r>
     </w:p>
     <w:tbl>
       <w:tblPr>
@@ -462,7 +510,6 @@
             <w:pPr>
               <w:keepNext w:val="0"/>
               <w:keepLines w:val="0"/>
-              <w:pageBreakBefore w:val="0"/>
               <w:widowControl w:val="1"/>
               <w:pBdr>
                 <w:top w:space="0" w:sz="0" w:val="nil"/>
@@ -601,8 +648,11 @@
             </w:pPr>
             <w:r>
               <w:rPr>
-                <w:rtl w:val="0"/>
-              </w:rPr>
+                <w:b w:val="1"/>
+                <w:bCs w:val="1"/>
+                <w:rtl w:val="0"/>
+              </w:rPr>
+              <w:t xml:space="preserve">Giancarlo Trepiana - Andres Saldivar</w:t>
             </w:r>
           </w:p>
         </w:tc>
@@ -647,8 +697,11 @@
             </w:pPr>
             <w:r>
               <w:rPr>
-                <w:rtl w:val="0"/>
-              </w:rPr>
+                <w:b w:val="1"/>
+                <w:bCs w:val="1"/>
+                <w:rtl w:val="0"/>
+              </w:rPr>
+              <w:t xml:space="preserve">21.840.258-5 - 21.748.945-8</w:t>
             </w:r>
           </w:p>
         </w:tc>
@@ -693,8 +746,11 @@
             </w:pPr>
             <w:r>
               <w:rPr>
-                <w:rtl w:val="0"/>
-              </w:rPr>
+                <w:b w:val="1"/>
+                <w:bCs w:val="1"/>
+                <w:rtl w:val="0"/>
+              </w:rPr>
+              <w:t xml:space="preserve">Ingeniería en informática.</w:t>
             </w:r>
           </w:p>
         </w:tc>
@@ -739,8 +795,11 @@
             </w:pPr>
             <w:r>
               <w:rPr>
-                <w:rtl w:val="0"/>
-              </w:rPr>
+                <w:b w:val="1"/>
+                <w:bCs w:val="1"/>
+                <w:rtl w:val="0"/>
+              </w:rPr>
+              <w:t xml:space="preserve">Maipu</w:t>
             </w:r>
           </w:p>
         </w:tc>
@@ -836,7 +895,6 @@
             <w:pPr>
               <w:keepNext w:val="0"/>
               <w:keepLines w:val="0"/>
-              <w:pageBreakBefore w:val="0"/>
               <w:widowControl w:val="1"/>
               <w:pBdr>
                 <w:top w:space="0" w:sz="0" w:val="nil"/>
@@ -974,7 +1032,6 @@
             </w:pPr>
             <w:r>
               <w:rPr>
-                <w:rFonts w:ascii="Calibri" w:cs="Calibri" w:eastAsia="Calibri" w:hAnsi="Calibri"/>
                 <w:i w:val="1"/>
                 <w:iCs w:val="1"/>
                 <w:color w:val="548dd4"/>
@@ -982,7 +1039,7 @@
                 <w:szCs w:val="20"/>
                 <w:rtl w:val="0"/>
               </w:rPr>
-              <w:t xml:space="preserve">Escribe el nombre de tu Proyecto APT.</w:t>
+              <w:t xml:space="preserve">LinkCare</w:t>
             </w:r>
             <w:r>
               <w:rPr>
@@ -1032,7 +1089,6 @@
             </w:pPr>
             <w:r>
               <w:rPr>
-                <w:rFonts w:ascii="Calibri" w:cs="Calibri" w:eastAsia="Calibri" w:hAnsi="Calibri"/>
                 <w:i w:val="1"/>
                 <w:iCs w:val="1"/>
                 <w:color w:val="548dd4"/>
@@ -1040,7 +1096,7 @@
                 <w:szCs w:val="20"/>
                 <w:rtl w:val="0"/>
               </w:rPr>
-              <w:t xml:space="preserve">Menciona la(s) área(s) de desempeño de tu Plan de Estudio que vas a abordar en tu Proyecto APT.</w:t>
+              <w:t xml:space="preserve">Desarrollo de soluciones de software, pruebas y certificación de software, modelamiento y gestión de datos, y gestión de proyectos informáticos. </w:t>
             </w:r>
             <w:r>
               <w:rPr>
@@ -1103,7 +1159,6 @@
             </w:pPr>
             <w:r>
               <w:rPr>
-                <w:rFonts w:ascii="Calibri" w:cs="Calibri" w:eastAsia="Calibri" w:hAnsi="Calibri"/>
                 <w:i w:val="1"/>
                 <w:iCs w:val="1"/>
                 <w:color w:val="548dd4"/>
@@ -1111,7 +1166,7 @@
                 <w:szCs w:val="20"/>
                 <w:rtl w:val="0"/>
               </w:rPr>
-              <w:t xml:space="preserve">Menciona las competencias de tu Plan de Estudio que vas a abordar en tu Proyecto APT.</w:t>
+              <w:t xml:space="preserve">C1, C2, C3 y C4. </w:t>
             </w:r>
             <w:r>
               <w:rPr>
@@ -1232,7 +1287,6 @@
             <w:pPr>
               <w:keepNext w:val="0"/>
               <w:keepLines w:val="0"/>
-              <w:pageBreakBefore w:val="0"/>
               <w:widowControl w:val="1"/>
               <w:pBdr>
                 <w:top w:space="0" w:sz="0" w:val="nil"/>
@@ -1365,9 +1419,10 @@
           </w:tcPr>
           <w:p>
             <w:pPr>
-              <w:jc w:val="both"/>
-              <w:rPr>
-                <w:rFonts w:ascii="Calibri" w:cs="Calibri" w:eastAsia="Calibri" w:hAnsi="Calibri"/>
+              <w:spacing w:after="240" w:before="240" w:lineRule="auto"/>
+              <w:ind w:left="0" w:firstLine="0"/>
+              <w:jc w:val="both"/>
+              <w:rPr>
                 <w:i w:val="1"/>
                 <w:iCs w:val="1"/>
                 <w:color w:val="548dd4"/>
@@ -1377,7 +1432,6 @@
             </w:pPr>
             <w:r>
               <w:rPr>
-                <w:rFonts w:ascii="Calibri" w:cs="Calibri" w:eastAsia="Calibri" w:hAnsi="Calibri"/>
                 <w:i w:val="1"/>
                 <w:iCs w:val="1"/>
                 <w:color w:val="548dd4"/>
@@ -1385,192 +1439,64 @@
                 <w:szCs w:val="20"/>
                 <w:rtl w:val="0"/>
               </w:rPr>
-              <w:t xml:space="preserve">Todo proyecto, ya sea una innovación, producto, servicio, etc., pretende dar respuesta a una situación o problemática. Señala qué problema busca solucionar tu proyecto y la relevancia que tiene para el campo laboral de tu carrera. También menciona el contexto en que esta problemática se sitúa (lugar, a quienes impactaría, etc.). Es importante que esta problemática sea relevante en el contexto de la profesión, siendo su resolución un aporte real o simulado a la organización u entorno en el que se sitúa. Algunas preguntas que pueden ayudarte a responder este apartado son: </w:t>
+              <w:t xml:space="preserve">El proyecto APT busca solucionar la dificultad de centralizar y mantener actualizada la información relacionada con el cuidado de una persona postrada en cama o que requiera cuidado personal. Linkcare permite reunir en una sola aplicación datos del paciente, medicamentos, anotaciones y variables de salud, facilitando el acceso a familiares, cuidadores y equipo médico.</w:t>
+            </w:r>
+          </w:p>
+          <w:p>
+            <w:pPr>
+              <w:spacing w:after="240" w:before="240" w:lineRule="auto"/>
+              <w:ind w:left="0" w:firstLine="0"/>
+              <w:jc w:val="both"/>
+              <w:rPr>
+                <w:i w:val="1"/>
+                <w:iCs w:val="1"/>
+                <w:color w:val="548dd4"/>
+                <w:sz w:val="20"/>
+                <w:szCs w:val="20"/>
+              </w:rPr>
+            </w:pPr>
+            <w:r>
+              <w:rPr>
+                <w:i w:val="1"/>
+                <w:iCs w:val="1"/>
+                <w:color w:val="548dd4"/>
+                <w:sz w:val="20"/>
+                <w:szCs w:val="20"/>
+                <w:rtl w:val="0"/>
+              </w:rPr>
+              <w:t xml:space="preserve">Este proyecto es relevante para el campo laboral de informática porque requiere aplicar conocimientos de desarrollo de software, modelamiento de datos, gestión de proyectos y pruebas de software para responder a una necesidad concreta. La solución se sitúa en el contexto del cuidado domiciliario e impacta a familiares, cuidadores y profesionales de la salud, permitiendo que todos puedan acceder a información actualizada del paciente.</w:t>
+            </w:r>
+          </w:p>
+          <w:p>
+            <w:pPr>
+              <w:spacing w:after="240" w:before="240" w:lineRule="auto"/>
+              <w:ind w:left="0" w:firstLine="0"/>
+              <w:jc w:val="both"/>
+              <w:rPr>
+                <w:i w:val="1"/>
+                <w:iCs w:val="1"/>
+                <w:color w:val="548dd4"/>
+                <w:sz w:val="20"/>
+                <w:szCs w:val="20"/>
+              </w:rPr>
+            </w:pPr>
+            <w:r>
+              <w:rPr>
+                <w:i w:val="1"/>
+                <w:iCs w:val="1"/>
+                <w:color w:val="548dd4"/>
+                <w:sz w:val="20"/>
+                <w:szCs w:val="20"/>
+                <w:rtl w:val="0"/>
+              </w:rPr>
+              <w:t xml:space="preserve">El aporte de valor consiste en centralizar la información del cuidado, facilitando su gestión y reduciendo la pérdida de datos relevantes entre las personas involucradas en la atención.</w:t>
             </w:r>
           </w:p>
           <w:p>
             <w:pPr>
               <w:keepNext w:val="0"/>
               <w:keepLines w:val="0"/>
-              <w:pageBreakBefore w:val="0"/>
               <w:widowControl w:val="1"/>
-              <w:numPr>
-                <w:ilvl w:val="0"/>
-                <w:numId w:val="3"/>
-              </w:numPr>
-              <w:pBdr>
-                <w:top w:space="0" w:sz="0" w:val="nil"/>
-                <w:left w:space="0" w:sz="0" w:val="nil"/>
-                <w:bottom w:space="0" w:sz="0" w:val="nil"/>
-                <w:right w:space="0" w:sz="0" w:val="nil"/>
-                <w:between w:space="0" w:sz="0" w:val="nil"/>
-              </w:pBdr>
-              <w:shd w:fill="auto" w:val="clear"/>
-              <w:spacing w:after="0" w:before="0" w:line="259" w:lineRule="auto"/>
-              <w:ind w:left="720" w:right="0" w:hanging="360"/>
-              <w:jc w:val="both"/>
-              <w:rPr>
-                <w:b w:val="0"/>
-                <w:bCs w:val="0"/>
-                <w:i w:val="1"/>
-                <w:iCs w:val="1"/>
-                <w:smallCaps w:val="0"/>
-                <w:strike w:val="0"/>
-                <w:color w:val="548dd4"/>
-                <w:sz w:val="20"/>
-                <w:szCs w:val="20"/>
-                <w:u w:val="none"/>
-                <w:shd w:fill="auto" w:val="clear"/>
-                <w:vertAlign w:val="baseline"/>
-              </w:rPr>
-            </w:pPr>
-            <w:r>
-              <w:rPr>
-                <w:rFonts w:ascii="Calibri" w:cs="Calibri" w:eastAsia="Calibri" w:hAnsi="Calibri"/>
-                <w:b w:val="0"/>
-                <w:bCs w:val="0"/>
-                <w:i w:val="1"/>
-                <w:iCs w:val="1"/>
-                <w:smallCaps w:val="0"/>
-                <w:strike w:val="0"/>
-                <w:color w:val="548dd4"/>
-                <w:sz w:val="20"/>
-                <w:szCs w:val="20"/>
-                <w:u w:val="none"/>
-                <w:shd w:fill="auto" w:val="clear"/>
-                <w:vertAlign w:val="baseline"/>
-                <w:rtl w:val="0"/>
-              </w:rPr>
-              <w:t xml:space="preserve">¿Por qué escogiste este tema? ¿Por qué es relevante este tema para el campo laboral de tu carrera?</w:t>
-            </w:r>
-          </w:p>
-          <w:p>
-            <w:pPr>
-              <w:keepNext w:val="0"/>
-              <w:keepLines w:val="0"/>
-              <w:pageBreakBefore w:val="0"/>
-              <w:widowControl w:val="1"/>
-              <w:numPr>
-                <w:ilvl w:val="0"/>
-                <w:numId w:val="3"/>
-              </w:numPr>
-              <w:pBdr>
-                <w:top w:space="0" w:sz="0" w:val="nil"/>
-                <w:left w:space="0" w:sz="0" w:val="nil"/>
-                <w:bottom w:space="0" w:sz="0" w:val="nil"/>
-                <w:right w:space="0" w:sz="0" w:val="nil"/>
-                <w:between w:space="0" w:sz="0" w:val="nil"/>
-              </w:pBdr>
-              <w:shd w:fill="auto" w:val="clear"/>
-              <w:spacing w:after="0" w:before="0" w:line="259" w:lineRule="auto"/>
-              <w:ind w:left="720" w:right="0" w:hanging="360"/>
-              <w:jc w:val="both"/>
-              <w:rPr>
-                <w:b w:val="1"/>
-                <w:bCs w:val="1"/>
-                <w:i w:val="1"/>
-                <w:iCs w:val="1"/>
-                <w:smallCaps w:val="0"/>
-                <w:strike w:val="0"/>
-                <w:color w:val="548dd4"/>
-                <w:sz w:val="20"/>
-                <w:szCs w:val="20"/>
-                <w:u w:val="none"/>
-                <w:shd w:fill="auto" w:val="clear"/>
-                <w:vertAlign w:val="baseline"/>
-              </w:rPr>
-            </w:pPr>
-            <w:r>
-              <w:rPr>
-                <w:rFonts w:ascii="Calibri" w:cs="Calibri" w:eastAsia="Calibri" w:hAnsi="Calibri"/>
-                <w:b w:val="0"/>
-                <w:bCs w:val="0"/>
-                <w:i w:val="1"/>
-                <w:iCs w:val="1"/>
-                <w:smallCaps w:val="0"/>
-                <w:strike w:val="0"/>
-                <w:color w:val="548dd4"/>
-                <w:sz w:val="20"/>
-                <w:szCs w:val="20"/>
-                <w:u w:val="none"/>
-                <w:shd w:fill="auto" w:val="clear"/>
-                <w:vertAlign w:val="baseline"/>
-                <w:rtl w:val="0"/>
-              </w:rPr>
-              <w:t xml:space="preserve">¿Dónde se ubica la situación que vas a abordar? (Ej.: País, región, comuna o institución) ¿Cuáles son las características principales de ese lugar? </w:t>
-            </w:r>
-            <w:r>
-              <w:rPr>
-                <w:rtl w:val="0"/>
-              </w:rPr>
-            </w:r>
-          </w:p>
-          <w:p>
-            <w:pPr>
-              <w:keepNext w:val="0"/>
-              <w:keepLines w:val="0"/>
-              <w:pageBreakBefore w:val="0"/>
-              <w:widowControl w:val="1"/>
-              <w:numPr>
-                <w:ilvl w:val="0"/>
-                <w:numId w:val="3"/>
-              </w:numPr>
-              <w:pBdr>
-                <w:top w:space="0" w:sz="0" w:val="nil"/>
-                <w:left w:space="0" w:sz="0" w:val="nil"/>
-                <w:bottom w:space="0" w:sz="0" w:val="nil"/>
-                <w:right w:space="0" w:sz="0" w:val="nil"/>
-                <w:between w:space="0" w:sz="0" w:val="nil"/>
-              </w:pBdr>
-              <w:shd w:fill="auto" w:val="clear"/>
-              <w:spacing w:after="0" w:before="0" w:line="259" w:lineRule="auto"/>
-              <w:ind w:left="720" w:right="0" w:hanging="360"/>
-              <w:jc w:val="both"/>
-              <w:rPr>
-                <w:b w:val="0"/>
-                <w:bCs w:val="0"/>
-                <w:i w:val="1"/>
-                <w:iCs w:val="1"/>
-                <w:smallCaps w:val="0"/>
-                <w:strike w:val="0"/>
-                <w:color w:val="548dd4"/>
-                <w:sz w:val="20"/>
-                <w:szCs w:val="20"/>
-                <w:u w:val="none"/>
-                <w:shd w:fill="auto" w:val="clear"/>
-                <w:vertAlign w:val="baseline"/>
-              </w:rPr>
-            </w:pPr>
-            <w:r>
-              <w:rPr>
-                <w:rFonts w:ascii="Calibri" w:cs="Calibri" w:eastAsia="Calibri" w:hAnsi="Calibri"/>
-                <w:b w:val="0"/>
-                <w:bCs w:val="0"/>
-                <w:i w:val="1"/>
-                <w:iCs w:val="1"/>
-                <w:smallCaps w:val="0"/>
-                <w:strike w:val="0"/>
-                <w:color w:val="548dd4"/>
-                <w:sz w:val="20"/>
-                <w:szCs w:val="20"/>
-                <w:u w:val="none"/>
-                <w:shd w:fill="auto" w:val="clear"/>
-                <w:vertAlign w:val="baseline"/>
-                <w:rtl w:val="0"/>
-              </w:rPr>
-              <w:t xml:space="preserve">¿A quiénes afecta o impacta la situación que vas a abordar? (Ej.: Grupo etario, usuarios de algún servicio, etc.).</w:t>
-            </w:r>
-          </w:p>
-          <w:p>
-            <w:pPr>
-              <w:keepNext w:val="0"/>
-              <w:keepLines w:val="0"/>
-              <w:pageBreakBefore w:val="0"/>
-              <w:widowControl w:val="1"/>
-              <w:numPr>
-                <w:ilvl w:val="0"/>
-                <w:numId w:val="3"/>
-              </w:numPr>
               <w:pBdr>
                 <w:top w:space="0" w:sz="0" w:val="nil"/>
                 <w:left w:space="0" w:sz="0" w:val="nil"/>
@@ -1580,41 +1506,20 @@
               </w:pBdr>
               <w:shd w:fill="auto" w:val="clear"/>
               <w:spacing w:after="160" w:before="0" w:line="259" w:lineRule="auto"/>
-              <w:ind w:left="720" w:right="0" w:hanging="360"/>
-              <w:jc w:val="both"/>
-              <w:rPr>
-                <w:b w:val="0"/>
-                <w:bCs w:val="0"/>
-                <w:i w:val="1"/>
-                <w:iCs w:val="1"/>
-                <w:smallCaps w:val="0"/>
-                <w:strike w:val="0"/>
+              <w:ind w:left="1080" w:right="0" w:firstLine="0"/>
+              <w:jc w:val="both"/>
+              <w:rPr>
+                <w:i w:val="1"/>
+                <w:iCs w:val="1"/>
                 <w:color w:val="548dd4"/>
                 <w:sz w:val="20"/>
                 <w:szCs w:val="20"/>
-                <w:u w:val="none"/>
-                <w:shd w:fill="auto" w:val="clear"/>
-                <w:vertAlign w:val="baseline"/>
-              </w:rPr>
-            </w:pPr>
-            <w:r>
-              <w:rPr>
-                <w:rFonts w:ascii="Calibri" w:cs="Calibri" w:eastAsia="Calibri" w:hAnsi="Calibri"/>
-                <w:b w:val="0"/>
-                <w:bCs w:val="0"/>
-                <w:i w:val="1"/>
-                <w:iCs w:val="1"/>
-                <w:smallCaps w:val="0"/>
-                <w:strike w:val="0"/>
-                <w:color w:val="548dd4"/>
-                <w:sz w:val="20"/>
-                <w:szCs w:val="20"/>
-                <w:u w:val="none"/>
-                <w:shd w:fill="auto" w:val="clear"/>
-                <w:vertAlign w:val="baseline"/>
-                <w:rtl w:val="0"/>
-              </w:rPr>
-              <w:t xml:space="preserve">¿Cuál sería el aporte de valor (real o simulado) de tu Proyecto APT para el contexto laboral y/o social en que se situaría?</w:t>
+              </w:rPr>
+            </w:pPr>
+            <w:r>
+              <w:rPr>
+                <w:rtl w:val="0"/>
+              </w:rPr>
             </w:r>
           </w:p>
         </w:tc>
@@ -1652,20 +1557,18 @@
           </w:tcPr>
           <w:p>
             <w:pPr>
-              <w:jc w:val="both"/>
-              <w:rPr>
-                <w:rFonts w:ascii="Calibri" w:cs="Calibri" w:eastAsia="Calibri" w:hAnsi="Calibri"/>
+              <w:spacing w:after="240" w:before="240" w:lineRule="auto"/>
+              <w:jc w:val="both"/>
+              <w:rPr>
                 <w:i w:val="1"/>
                 <w:iCs w:val="1"/>
                 <w:color w:val="548dd4"/>
                 <w:sz w:val="20"/>
                 <w:szCs w:val="20"/>
-                <w:highlight w:val="cyan"/>
-              </w:rPr>
-            </w:pPr>
-            <w:r>
-              <w:rPr>
-                <w:rFonts w:ascii="Calibri" w:cs="Calibri" w:eastAsia="Calibri" w:hAnsi="Calibri"/>
+              </w:rPr>
+            </w:pPr>
+            <w:r>
+              <w:rPr>
                 <w:i w:val="1"/>
                 <w:iCs w:val="1"/>
                 <w:color w:val="548dd4"/>
@@ -1673,7 +1576,7 @@
                 <w:szCs w:val="20"/>
                 <w:rtl w:val="0"/>
               </w:rPr>
-              <w:t xml:space="preserve">Señala qué se espera lograr con el proyecto (objetivo) y describe brevemente en qué consistiría, cómo planeas abordar la problemática presentada en el apartado anterior. </w:t>
+              <w:t xml:space="preserve">Linkcare es una aplicación orientada al monitoreo y gestión del cuidado de personas. Permite centralizar la información del paciente, incluyendo medicamentos, horarios, anotaciones y variables de salud, para que familiares, cuidadores y equipo médico puedan acceder a información actualizada desde un mismo lugar. Además, incorpora acceso mediante código QR para facilitar la consulta de información por parte del personal médico durante sus visitas.</w:t>
             </w:r>
             <w:r>
               <w:rPr>
@@ -1716,9 +1619,9 @@
           </w:tcPr>
           <w:p>
             <w:pPr>
-              <w:jc w:val="both"/>
-              <w:rPr>
-                <w:rFonts w:ascii="Calibri" w:cs="Calibri" w:eastAsia="Calibri" w:hAnsi="Calibri"/>
+              <w:spacing w:after="240" w:before="240" w:lineRule="auto"/>
+              <w:jc w:val="both"/>
+              <w:rPr>
                 <w:i w:val="1"/>
                 <w:iCs w:val="1"/>
                 <w:color w:val="548dd4"/>
@@ -1728,7 +1631,6 @@
             </w:pPr>
             <w:r>
               <w:rPr>
-                <w:rFonts w:ascii="Calibri" w:cs="Calibri" w:eastAsia="Calibri" w:hAnsi="Calibri"/>
                 <w:i w:val="1"/>
                 <w:iCs w:val="1"/>
                 <w:color w:val="548dd4"/>
@@ -1736,25 +1638,23 @@
                 <w:szCs w:val="20"/>
                 <w:rtl w:val="0"/>
               </w:rPr>
-              <w:t xml:space="preserve">Justifica cómo se relaciona tu Proyecto APT con el perfil de egreso de tu carrera y, en particular, con las competencias del perfil de egreso que seleccionaste anteriormente. </w:t>
-            </w:r>
-          </w:p>
-          <w:p>
-            <w:pPr>
-              <w:jc w:val="both"/>
-              <w:rPr>
-                <w:rFonts w:ascii="Calibri" w:cs="Calibri" w:eastAsia="Calibri" w:hAnsi="Calibri"/>
+              <w:t xml:space="preserve">El proyecto Linkcare se relaciona directamente con el perfil de egreso de la carrera, ya que permite aplicar conocimientos y competencias informáticas para desarrollar una solución de software orientada a una necesidad concreta.</w:t>
+            </w:r>
+          </w:p>
+          <w:p>
+            <w:pPr>
+              <w:spacing w:after="240" w:before="240" w:lineRule="auto"/>
+              <w:jc w:val="both"/>
+              <w:rPr>
                 <w:i w:val="1"/>
                 <w:iCs w:val="1"/>
                 <w:color w:val="548dd4"/>
                 <w:sz w:val="20"/>
                 <w:szCs w:val="20"/>
-                <w:highlight w:val="yellow"/>
-              </w:rPr>
-            </w:pPr>
-            <w:r>
-              <w:rPr>
-                <w:rFonts w:ascii="Calibri" w:cs="Calibri" w:eastAsia="Calibri" w:hAnsi="Calibri"/>
+              </w:rPr>
+            </w:pPr>
+            <w:r>
+              <w:rPr>
                 <w:i w:val="1"/>
                 <w:iCs w:val="1"/>
                 <w:color w:val="548dd4"/>
@@ -1762,12 +1662,31 @@
                 <w:szCs w:val="20"/>
                 <w:rtl w:val="0"/>
               </w:rPr>
-              <w:t xml:space="preserve">¿De qué manera se relaciona el Proyecto APT con el perfil de egreso de tu carrera? ¿De qué manera son necesarias las competencias que seleccionaste para resolver la problemática a trabajar? </w:t>
-            </w:r>
-            <w:r>
-              <w:rPr>
-                <w:rtl w:val="0"/>
-              </w:rPr>
+              <w:t xml:space="preserve">Las competencias seleccionadas son fundamentales para el proyecto: </w:t>
+            </w:r>
+          </w:p>
+          <w:p>
+            <w:pPr>
+              <w:spacing w:after="240" w:before="240" w:lineRule="auto"/>
+              <w:jc w:val="both"/>
+              <w:rPr>
+                <w:i w:val="1"/>
+                <w:iCs w:val="1"/>
+                <w:color w:val="548dd4"/>
+                <w:sz w:val="20"/>
+                <w:szCs w:val="20"/>
+              </w:rPr>
+            </w:pPr>
+            <w:r>
+              <w:rPr>
+                <w:i w:val="1"/>
+                <w:iCs w:val="1"/>
+                <w:color w:val="548dd4"/>
+                <w:sz w:val="20"/>
+                <w:szCs w:val="20"/>
+                <w:rtl w:val="0"/>
+              </w:rPr>
+              <w:t xml:space="preserve">C1 permite realizar pruebas y validar el correcto funcionamiento de la aplicación; C2 permite gestionar el proyecto y tomar decisiones de acuerdo con los requerimientos; C3 permite diseñar y organizar los datos de pacientes, medicamentos y anotaciones de forma adecuada; y C4 permite desarrollar y mantener la solución de software. En conjunto, estas competencias permiten abordar la problemática de centralizar y gestionar la información del cuidado de manera sistemática.</w:t>
             </w:r>
           </w:p>
         </w:tc>
@@ -1805,9 +1724,9 @@
           </w:tcPr>
           <w:p>
             <w:pPr>
-              <w:jc w:val="both"/>
-              <w:rPr>
-                <w:rFonts w:ascii="Calibri" w:cs="Calibri" w:eastAsia="Calibri" w:hAnsi="Calibri"/>
+              <w:spacing w:after="240" w:before="240" w:lineRule="auto"/>
+              <w:jc w:val="both"/>
+              <w:rPr>
                 <w:i w:val="1"/>
                 <w:iCs w:val="1"/>
                 <w:color w:val="548dd4"/>
@@ -1817,7 +1736,6 @@
             </w:pPr>
             <w:r>
               <w:rPr>
-                <w:rFonts w:ascii="Calibri" w:cs="Calibri" w:eastAsia="Calibri" w:hAnsi="Calibri"/>
                 <w:i w:val="1"/>
                 <w:iCs w:val="1"/>
                 <w:color w:val="548dd4"/>
@@ -1825,38 +1743,7 @@
                 <w:szCs w:val="20"/>
                 <w:rtl w:val="0"/>
               </w:rPr>
-              <w:t xml:space="preserve">Señala cómo se relaciona el Proyecto APT que propones con tus intereses profesionales.</w:t>
-            </w:r>
-          </w:p>
-          <w:p>
-            <w:pPr>
-              <w:jc w:val="both"/>
-              <w:rPr>
-                <w:rFonts w:ascii="Calibri" w:cs="Calibri" w:eastAsia="Calibri" w:hAnsi="Calibri"/>
-                <w:i w:val="1"/>
-                <w:iCs w:val="1"/>
-                <w:color w:val="548dd4"/>
-                <w:sz w:val="20"/>
-                <w:szCs w:val="20"/>
-                <w:highlight w:val="yellow"/>
-              </w:rPr>
-            </w:pPr>
-            <w:r>
-              <w:rPr>
-                <w:rFonts w:ascii="Calibri" w:cs="Calibri" w:eastAsia="Calibri" w:hAnsi="Calibri"/>
-                <w:i w:val="1"/>
-                <w:iCs w:val="1"/>
-                <w:color w:val="548dd4"/>
-                <w:sz w:val="20"/>
-                <w:szCs w:val="20"/>
-                <w:rtl w:val="0"/>
-              </w:rPr>
-              <w:t xml:space="preserve">¿Cuáles son tus intereses profesionales?  ¿Qué aspectos de tus intereses profesionales se ven reflejados en tu Proyecto APT? Realizar este Proyecto APT, ¿de qué manera va a contribuir a tu desarrollo profesional? </w:t>
-            </w:r>
-            <w:r>
-              <w:rPr>
-                <w:rtl w:val="0"/>
-              </w:rPr>
+              <w:t xml:space="preserve">El proyecto Linkcare se relaciona con nuestros intereses profesionales, ya que permite aplicar conocimientos de desarrollo de software, bases de datos y pruebas en la creación de una solución tecnológica para una necesidad concreta. Además, trabajar en un proyecto con distintos tipos de usuarios y requerimientos permite desarrollar habilidades relacionadas con el análisis, diseño y desarrollo de sistemas, fortaleciendo competencias que son importantes para nuestro futuro desempeño en el área informática.</w:t>
             </w:r>
           </w:p>
         </w:tc>
@@ -1894,9 +1781,8 @@
           </w:tcPr>
           <w:p>
             <w:pPr>
-              <w:jc w:val="both"/>
-              <w:rPr>
-                <w:rFonts w:ascii="Calibri" w:cs="Calibri" w:eastAsia="Calibri" w:hAnsi="Calibri"/>
+              <w:ind w:left="0" w:firstLine="0"/>
+              <w:rPr>
                 <w:i w:val="1"/>
                 <w:iCs w:val="1"/>
                 <w:color w:val="548dd4"/>
@@ -1906,7 +1792,6 @@
             </w:pPr>
             <w:r>
               <w:rPr>
-                <w:rFonts w:ascii="Calibri" w:cs="Calibri" w:eastAsia="Calibri" w:hAnsi="Calibri"/>
                 <w:i w:val="1"/>
                 <w:iCs w:val="1"/>
                 <w:color w:val="548dd4"/>
@@ -1914,13 +1799,13 @@
                 <w:szCs w:val="20"/>
                 <w:rtl w:val="0"/>
               </w:rPr>
-              <w:t xml:space="preserve">Justifica brevemente por qué es posible desarrollar tu proyecto APT. Considera el tiempo y materiales que necesitas para desarrollarlo, así como los posibles factores externos que podrían dificultar y facilitar su desarrollo.  </w:t>
-            </w:r>
-          </w:p>
-          <w:p>
-            <w:pPr>
-              <w:rPr>
-                <w:rFonts w:ascii="Calibri" w:cs="Calibri" w:eastAsia="Calibri" w:hAnsi="Calibri"/>
+              <w:t xml:space="preserve">El proyecto Linkcare es factible de desarrollar durante el semestre, ya que sus funcionalidades pueden implementarse utilizando herramientas y conocimientos disponibles en el área de informática. Los principales materiales requeridos corresponden a computadores, herramientas de desarrollo, bases de datos y recursos de software necesarios para construir y probar la aplicación.</w:t>
+            </w:r>
+          </w:p>
+          <w:p>
+            <w:pPr>
+              <w:ind w:left="0" w:firstLine="0"/>
+              <w:rPr>
                 <w:i w:val="1"/>
                 <w:iCs w:val="1"/>
                 <w:color w:val="548dd4"/>
@@ -1930,7 +1815,6 @@
             </w:pPr>
             <w:r>
               <w:rPr>
-                <w:rFonts w:ascii="Calibri" w:cs="Calibri" w:eastAsia="Calibri" w:hAnsi="Calibri"/>
                 <w:i w:val="1"/>
                 <w:iCs w:val="1"/>
                 <w:color w:val="548dd4"/>
@@ -1938,297 +1822,225 @@
                 <w:szCs w:val="20"/>
                 <w:rtl w:val="0"/>
               </w:rPr>
-              <w:t xml:space="preserve">¿Por qué crees es posible desarrollar tu Proyecto APT? Para responder esta pregunta debes tener en consideración:</w:t>
-            </w:r>
-          </w:p>
-          <w:p>
-            <w:pPr>
-              <w:keepNext w:val="0"/>
-              <w:keepLines w:val="0"/>
-              <w:pageBreakBefore w:val="0"/>
-              <w:widowControl w:val="1"/>
-              <w:numPr>
-                <w:ilvl w:val="0"/>
-                <w:numId w:val="2"/>
-              </w:numPr>
-              <w:pBdr>
-                <w:top w:space="0" w:sz="0" w:val="nil"/>
-                <w:left w:space="0" w:sz="0" w:val="nil"/>
-                <w:bottom w:space="0" w:sz="0" w:val="nil"/>
-                <w:right w:space="0" w:sz="0" w:val="nil"/>
-                <w:between w:space="0" w:sz="0" w:val="nil"/>
-              </w:pBdr>
-              <w:shd w:fill="auto" w:val="clear"/>
-              <w:spacing w:after="0" w:before="0" w:line="259" w:lineRule="auto"/>
-              <w:ind w:left="720" w:right="0" w:hanging="360"/>
-              <w:jc w:val="left"/>
-              <w:rPr>
-                <w:rFonts w:ascii="Calibri" w:cs="Calibri" w:eastAsia="Calibri" w:hAnsi="Calibri"/>
-                <w:b w:val="0"/>
-                <w:bCs w:val="0"/>
-                <w:i w:val="1"/>
-                <w:iCs w:val="1"/>
-                <w:smallCaps w:val="0"/>
-                <w:strike w:val="0"/>
-                <w:color w:val="548dd4"/>
-                <w:sz w:val="20"/>
-                <w:szCs w:val="20"/>
-                <w:u w:val="none"/>
-                <w:shd w:fill="auto" w:val="clear"/>
-                <w:vertAlign w:val="baseline"/>
-              </w:rPr>
-            </w:pPr>
-            <w:r>
-              <w:rPr>
-                <w:rFonts w:ascii="Calibri" w:cs="Calibri" w:eastAsia="Calibri" w:hAnsi="Calibri"/>
-                <w:b w:val="0"/>
-                <w:bCs w:val="0"/>
-                <w:i w:val="1"/>
-                <w:iCs w:val="1"/>
-                <w:smallCaps w:val="0"/>
-                <w:strike w:val="0"/>
-                <w:color w:val="548dd4"/>
-                <w:sz w:val="20"/>
-                <w:szCs w:val="20"/>
-                <w:u w:val="none"/>
-                <w:shd w:fill="auto" w:val="clear"/>
-                <w:vertAlign w:val="baseline"/>
-                <w:rtl w:val="0"/>
-              </w:rPr>
-              <w:t xml:space="preserve">Duración del semestre</w:t>
-            </w:r>
-          </w:p>
-          <w:p>
-            <w:pPr>
-              <w:keepNext w:val="0"/>
-              <w:keepLines w:val="0"/>
-              <w:pageBreakBefore w:val="0"/>
-              <w:widowControl w:val="1"/>
-              <w:numPr>
-                <w:ilvl w:val="0"/>
-                <w:numId w:val="2"/>
-              </w:numPr>
-              <w:pBdr>
-                <w:top w:space="0" w:sz="0" w:val="nil"/>
-                <w:left w:space="0" w:sz="0" w:val="nil"/>
-                <w:bottom w:space="0" w:sz="0" w:val="nil"/>
-                <w:right w:space="0" w:sz="0" w:val="nil"/>
-                <w:between w:space="0" w:sz="0" w:val="nil"/>
-              </w:pBdr>
-              <w:shd w:fill="auto" w:val="clear"/>
-              <w:spacing w:after="0" w:before="0" w:line="259" w:lineRule="auto"/>
-              <w:ind w:left="720" w:right="0" w:hanging="360"/>
-              <w:jc w:val="left"/>
-              <w:rPr>
-                <w:rFonts w:ascii="Calibri" w:cs="Calibri" w:eastAsia="Calibri" w:hAnsi="Calibri"/>
-                <w:b w:val="0"/>
-                <w:bCs w:val="0"/>
-                <w:i w:val="1"/>
-                <w:iCs w:val="1"/>
-                <w:smallCaps w:val="0"/>
-                <w:strike w:val="0"/>
-                <w:color w:val="548dd4"/>
-                <w:sz w:val="20"/>
-                <w:szCs w:val="20"/>
-                <w:u w:val="none"/>
-                <w:shd w:fill="auto" w:val="clear"/>
-                <w:vertAlign w:val="baseline"/>
-              </w:rPr>
-            </w:pPr>
-            <w:r>
-              <w:rPr>
-                <w:rFonts w:ascii="Calibri" w:cs="Calibri" w:eastAsia="Calibri" w:hAnsi="Calibri"/>
-                <w:b w:val="0"/>
-                <w:bCs w:val="0"/>
-                <w:i w:val="1"/>
-                <w:iCs w:val="1"/>
-                <w:smallCaps w:val="0"/>
-                <w:strike w:val="0"/>
-                <w:color w:val="548dd4"/>
-                <w:sz w:val="20"/>
-                <w:szCs w:val="20"/>
-                <w:u w:val="none"/>
-                <w:shd w:fill="auto" w:val="clear"/>
-                <w:vertAlign w:val="baseline"/>
-                <w:rtl w:val="0"/>
-              </w:rPr>
-              <w:t xml:space="preserve">Horas asignadas a la asignatura </w:t>
-            </w:r>
-          </w:p>
-          <w:p>
-            <w:pPr>
-              <w:keepNext w:val="0"/>
-              <w:keepLines w:val="0"/>
-              <w:pageBreakBefore w:val="0"/>
-              <w:widowControl w:val="1"/>
-              <w:numPr>
-                <w:ilvl w:val="0"/>
-                <w:numId w:val="2"/>
-              </w:numPr>
-              <w:pBdr>
-                <w:top w:space="0" w:sz="0" w:val="nil"/>
-                <w:left w:space="0" w:sz="0" w:val="nil"/>
-                <w:bottom w:space="0" w:sz="0" w:val="nil"/>
-                <w:right w:space="0" w:sz="0" w:val="nil"/>
-                <w:between w:space="0" w:sz="0" w:val="nil"/>
-              </w:pBdr>
-              <w:shd w:fill="auto" w:val="clear"/>
-              <w:spacing w:after="0" w:before="0" w:line="259" w:lineRule="auto"/>
-              <w:ind w:left="720" w:right="0" w:hanging="360"/>
-              <w:jc w:val="left"/>
-              <w:rPr>
-                <w:rFonts w:ascii="Calibri" w:cs="Calibri" w:eastAsia="Calibri" w:hAnsi="Calibri"/>
-                <w:b w:val="0"/>
-                <w:bCs w:val="0"/>
-                <w:i w:val="1"/>
-                <w:iCs w:val="1"/>
-                <w:smallCaps w:val="0"/>
-                <w:strike w:val="0"/>
-                <w:color w:val="548dd4"/>
-                <w:sz w:val="20"/>
-                <w:szCs w:val="20"/>
-                <w:u w:val="none"/>
-                <w:shd w:fill="auto" w:val="clear"/>
-                <w:vertAlign w:val="baseline"/>
-              </w:rPr>
-            </w:pPr>
-            <w:r>
-              <w:rPr>
-                <w:rFonts w:ascii="Calibri" w:cs="Calibri" w:eastAsia="Calibri" w:hAnsi="Calibri"/>
-                <w:b w:val="0"/>
-                <w:bCs w:val="0"/>
-                <w:i w:val="1"/>
-                <w:iCs w:val="1"/>
-                <w:smallCaps w:val="0"/>
-                <w:strike w:val="0"/>
-                <w:color w:val="548dd4"/>
-                <w:sz w:val="20"/>
-                <w:szCs w:val="20"/>
-                <w:u w:val="none"/>
-                <w:shd w:fill="auto" w:val="clear"/>
-                <w:vertAlign w:val="baseline"/>
-                <w:rtl w:val="0"/>
-              </w:rPr>
-              <w:t xml:space="preserve">Materiales requeridos</w:t>
-            </w:r>
-          </w:p>
-          <w:p>
-            <w:pPr>
-              <w:keepNext w:val="0"/>
-              <w:keepLines w:val="0"/>
-              <w:pageBreakBefore w:val="0"/>
-              <w:widowControl w:val="1"/>
-              <w:numPr>
-                <w:ilvl w:val="0"/>
-                <w:numId w:val="2"/>
-              </w:numPr>
-              <w:pBdr>
-                <w:top w:space="0" w:sz="0" w:val="nil"/>
-                <w:left w:space="0" w:sz="0" w:val="nil"/>
-                <w:bottom w:space="0" w:sz="0" w:val="nil"/>
-                <w:right w:space="0" w:sz="0" w:val="nil"/>
-                <w:between w:space="0" w:sz="0" w:val="nil"/>
-              </w:pBdr>
-              <w:shd w:fill="auto" w:val="clear"/>
-              <w:spacing w:after="0" w:before="0" w:line="259" w:lineRule="auto"/>
-              <w:ind w:left="720" w:right="0" w:hanging="360"/>
-              <w:jc w:val="left"/>
-              <w:rPr>
-                <w:rFonts w:ascii="Calibri" w:cs="Calibri" w:eastAsia="Calibri" w:hAnsi="Calibri"/>
-                <w:b w:val="0"/>
-                <w:bCs w:val="0"/>
-                <w:i w:val="1"/>
-                <w:iCs w:val="1"/>
-                <w:smallCaps w:val="0"/>
-                <w:strike w:val="0"/>
-                <w:color w:val="548dd4"/>
-                <w:sz w:val="20"/>
-                <w:szCs w:val="20"/>
-                <w:u w:val="none"/>
-                <w:shd w:fill="auto" w:val="clear"/>
-                <w:vertAlign w:val="baseline"/>
-              </w:rPr>
-            </w:pPr>
-            <w:r>
-              <w:rPr>
-                <w:rFonts w:ascii="Calibri" w:cs="Calibri" w:eastAsia="Calibri" w:hAnsi="Calibri"/>
-                <w:b w:val="0"/>
-                <w:bCs w:val="0"/>
-                <w:i w:val="1"/>
-                <w:iCs w:val="1"/>
-                <w:smallCaps w:val="0"/>
-                <w:strike w:val="0"/>
-                <w:color w:val="548dd4"/>
-                <w:sz w:val="20"/>
-                <w:szCs w:val="20"/>
-                <w:u w:val="none"/>
-                <w:shd w:fill="auto" w:val="clear"/>
-                <w:vertAlign w:val="baseline"/>
-                <w:rtl w:val="0"/>
-              </w:rPr>
-              <w:t xml:space="preserve">Factores externos que facilitan su desarrollo </w:t>
-            </w:r>
-          </w:p>
-          <w:p>
-            <w:pPr>
-              <w:keepNext w:val="0"/>
-              <w:keepLines w:val="0"/>
-              <w:pageBreakBefore w:val="0"/>
-              <w:widowControl w:val="1"/>
-              <w:numPr>
-                <w:ilvl w:val="0"/>
-                <w:numId w:val="2"/>
-              </w:numPr>
-              <w:pBdr>
-                <w:top w:space="0" w:sz="0" w:val="nil"/>
-                <w:left w:space="0" w:sz="0" w:val="nil"/>
-                <w:bottom w:space="0" w:sz="0" w:val="nil"/>
-                <w:right w:space="0" w:sz="0" w:val="nil"/>
-                <w:between w:space="0" w:sz="0" w:val="nil"/>
-              </w:pBdr>
-              <w:shd w:fill="auto" w:val="clear"/>
-              <w:spacing w:after="160" w:before="0" w:line="259" w:lineRule="auto"/>
-              <w:ind w:left="720" w:right="0" w:hanging="360"/>
-              <w:jc w:val="left"/>
-              <w:rPr>
-                <w:rFonts w:ascii="Calibri" w:cs="Calibri" w:eastAsia="Calibri" w:hAnsi="Calibri"/>
-                <w:b w:val="0"/>
-                <w:bCs w:val="0"/>
-                <w:i w:val="1"/>
-                <w:iCs w:val="1"/>
-                <w:smallCaps w:val="0"/>
-                <w:strike w:val="0"/>
-                <w:color w:val="548dd4"/>
-                <w:sz w:val="20"/>
-                <w:szCs w:val="20"/>
-                <w:u w:val="none"/>
-                <w:shd w:fill="auto" w:val="clear"/>
-                <w:vertAlign w:val="baseline"/>
-              </w:rPr>
-            </w:pPr>
-            <w:r>
-              <w:rPr>
-                <w:rFonts w:ascii="Calibri" w:cs="Calibri" w:eastAsia="Calibri" w:hAnsi="Calibri"/>
-                <w:b w:val="0"/>
-                <w:bCs w:val="0"/>
-                <w:i w:val="1"/>
-                <w:iCs w:val="1"/>
-                <w:smallCaps w:val="0"/>
-                <w:strike w:val="0"/>
-                <w:color w:val="548dd4"/>
-                <w:sz w:val="20"/>
-                <w:szCs w:val="20"/>
-                <w:u w:val="none"/>
-                <w:shd w:fill="auto" w:val="clear"/>
-                <w:vertAlign w:val="baseline"/>
-                <w:rtl w:val="0"/>
-              </w:rPr>
-              <w:t xml:space="preserve">Factores externos que dificultan su desarrollo y maneras en que podrías solucionarlos</w:t>
+              <w:t xml:space="preserve">El tiempo asignado a la asignatura permitirá organizar el desarrollo por etapas, priorizando las funcionalidades principales. Como factores que facilitan el proyecto se encuentran la disponibilidad de herramientas tecnológicas y los conocimientos adquiridos durante la carrera. Entre las posibles dificultades se encuentran la falta de tiempo, problemas técnicos o cambios en los requerimientos, los cuales pueden abordarse mediante una planificación adecuada, priorización de tareas y pruebas durante todo el desarrollo.</w:t>
+            </w:r>
+            <w:r>
+              <w:rPr>
+                <w:rtl w:val="0"/>
+              </w:rPr>
             </w:r>
           </w:p>
         </w:tc>
       </w:tr>
     </w:tbl>
+    <w:p>
+      <w:pPr>
+        <w:rPr>
+          <w:b w:val="1"/>
+          <w:bCs w:val="1"/>
+          <w:color w:val="4472c4"/>
+          <w:sz w:val="32"/>
+          <w:szCs w:val="32"/>
+        </w:rPr>
+      </w:pPr>
+      <w:r>
+        <w:rPr>
+          <w:rtl w:val="0"/>
+        </w:rPr>
+      </w:r>
+    </w:p>
+    <w:p>
+      <w:pPr>
+        <w:rPr>
+          <w:b w:val="1"/>
+          <w:bCs w:val="1"/>
+          <w:color w:val="4472c4"/>
+          <w:sz w:val="32"/>
+          <w:szCs w:val="32"/>
+        </w:rPr>
+      </w:pPr>
+      <w:r>
+        <w:rPr>
+          <w:rtl w:val="0"/>
+        </w:rPr>
+      </w:r>
+    </w:p>
+    <w:p>
+      <w:pPr>
+        <w:rPr>
+          <w:b w:val="1"/>
+          <w:bCs w:val="1"/>
+          <w:color w:val="4472c4"/>
+          <w:sz w:val="32"/>
+          <w:szCs w:val="32"/>
+        </w:rPr>
+      </w:pPr>
+      <w:r>
+        <w:rPr>
+          <w:rtl w:val="0"/>
+        </w:rPr>
+      </w:r>
+    </w:p>
+    <w:p>
+      <w:pPr>
+        <w:rPr>
+          <w:b w:val="1"/>
+          <w:bCs w:val="1"/>
+          <w:color w:val="4472c4"/>
+          <w:sz w:val="32"/>
+          <w:szCs w:val="32"/>
+        </w:rPr>
+      </w:pPr>
+      <w:r>
+        <w:rPr>
+          <w:rtl w:val="0"/>
+        </w:rPr>
+      </w:r>
+    </w:p>
+    <w:p>
+      <w:pPr>
+        <w:rPr>
+          <w:b w:val="1"/>
+          <w:bCs w:val="1"/>
+          <w:color w:val="4472c4"/>
+          <w:sz w:val="32"/>
+          <w:szCs w:val="32"/>
+        </w:rPr>
+      </w:pPr>
+      <w:r>
+        <w:rPr>
+          <w:rtl w:val="0"/>
+        </w:rPr>
+      </w:r>
+    </w:p>
+    <w:p>
+      <w:pPr>
+        <w:rPr>
+          <w:b w:val="1"/>
+          <w:bCs w:val="1"/>
+          <w:color w:val="4472c4"/>
+          <w:sz w:val="32"/>
+          <w:szCs w:val="32"/>
+        </w:rPr>
+      </w:pPr>
+      <w:r>
+        <w:rPr>
+          <w:rtl w:val="0"/>
+        </w:rPr>
+      </w:r>
+    </w:p>
+    <w:p>
+      <w:pPr>
+        <w:rPr>
+          <w:b w:val="1"/>
+          <w:bCs w:val="1"/>
+          <w:color w:val="4472c4"/>
+          <w:sz w:val="32"/>
+          <w:szCs w:val="32"/>
+        </w:rPr>
+      </w:pPr>
+      <w:r>
+        <w:rPr>
+          <w:rtl w:val="0"/>
+        </w:rPr>
+      </w:r>
+    </w:p>
+    <w:p>
+      <w:pPr>
+        <w:rPr>
+          <w:b w:val="1"/>
+          <w:bCs w:val="1"/>
+          <w:color w:val="4472c4"/>
+          <w:sz w:val="32"/>
+          <w:szCs w:val="32"/>
+        </w:rPr>
+      </w:pPr>
+      <w:r>
+        <w:rPr>
+          <w:rtl w:val="0"/>
+        </w:rPr>
+      </w:r>
+    </w:p>
+    <w:p>
+      <w:pPr>
+        <w:rPr>
+          <w:b w:val="1"/>
+          <w:bCs w:val="1"/>
+          <w:color w:val="4472c4"/>
+          <w:sz w:val="32"/>
+          <w:szCs w:val="32"/>
+        </w:rPr>
+      </w:pPr>
+      <w:r>
+        <w:rPr>
+          <w:rtl w:val="0"/>
+        </w:rPr>
+      </w:r>
+    </w:p>
+    <w:p>
+      <w:pPr>
+        <w:rPr>
+          <w:b w:val="1"/>
+          <w:bCs w:val="1"/>
+          <w:color w:val="4472c4"/>
+          <w:sz w:val="32"/>
+          <w:szCs w:val="32"/>
+        </w:rPr>
+      </w:pPr>
+      <w:r>
+        <w:rPr>
+          <w:rtl w:val="0"/>
+        </w:rPr>
+      </w:r>
+    </w:p>
+    <w:p>
+      <w:pPr>
+        <w:rPr>
+          <w:b w:val="1"/>
+          <w:bCs w:val="1"/>
+          <w:color w:val="4472c4"/>
+          <w:sz w:val="32"/>
+          <w:szCs w:val="32"/>
+        </w:rPr>
+      </w:pPr>
+      <w:r>
+        <w:rPr>
+          <w:rtl w:val="0"/>
+        </w:rPr>
+      </w:r>
+    </w:p>
+    <w:p>
+      <w:pPr>
+        <w:rPr>
+          <w:b w:val="1"/>
+          <w:bCs w:val="1"/>
+          <w:color w:val="4472c4"/>
+          <w:sz w:val="32"/>
+          <w:szCs w:val="32"/>
+        </w:rPr>
+      </w:pPr>
+      <w:r>
+        <w:rPr>
+          <w:rtl w:val="0"/>
+        </w:rPr>
+      </w:r>
+    </w:p>
+    <w:p>
+      <w:pPr>
+        <w:rPr>
+          <w:b w:val="1"/>
+          <w:bCs w:val="1"/>
+          <w:color w:val="4472c4"/>
+          <w:sz w:val="32"/>
+          <w:szCs w:val="32"/>
+        </w:rPr>
+      </w:pPr>
+      <w:r>
+        <w:rPr>
+          <w:rtl w:val="0"/>
+        </w:rPr>
+      </w:r>
+    </w:p>
     <w:p>
       <w:pPr>
         <w:rPr>
@@ -2300,6 +2112,11 @@
         </w:rPr>
         <w:t xml:space="preserve">PARTE II </w:t>
       </w:r>
+      <w:r>
+        <w:rPr>
+          <w:rtl w:val="0"/>
+        </w:rPr>
+      </w:r>
     </w:p>
     <w:tbl>
       <w:tblPr>
@@ -2375,7 +2192,6 @@
             <w:pPr>
               <w:keepNext w:val="0"/>
               <w:keepLines w:val="0"/>
-              <w:pageBreakBefore w:val="0"/>
               <w:widowControl w:val="1"/>
               <w:pBdr>
                 <w:top w:space="0" w:sz="0" w:val="nil"/>
@@ -2520,7 +2336,6 @@
             </w:pPr>
             <w:r>
               <w:rPr>
-                <w:rFonts w:ascii="Calibri" w:cs="Calibri" w:eastAsia="Calibri" w:hAnsi="Calibri"/>
                 <w:i w:val="1"/>
                 <w:iCs w:val="1"/>
                 <w:color w:val="548dd4"/>
@@ -2528,7 +2343,12 @@
                 <w:szCs w:val="20"/>
                 <w:rtl w:val="0"/>
               </w:rPr>
-              <w:t xml:space="preserve">Describe el o los objetivos generales de tu trabajo. Estos representan las grandes metas del proyecto que realizarás, de manera que te servirán de guía para que, una vez finalizado todo el proceso, puedas contrastar el resultado con lo planificado y así ver en qué medida fue posible cumplirlo.</w:t>
+              <w:t xml:space="preserve">Desarrollar una aplicación que permita centralizar y gestionar la información relacionada con el cuidado de pacientes, facilitando el acceso y seguimiento de sus datos, medicamentos, anotaciones y variables de salud por parte de familiares, cuidadores y equipo médico.</w:t>
+            </w:r>
+            <w:r>
+              <w:rPr>
+                <w:rtl w:val="0"/>
+              </w:rPr>
             </w:r>
           </w:p>
         </w:tc>
@@ -2568,7 +2388,6 @@
             <w:pPr>
               <w:jc w:val="both"/>
               <w:rPr>
-                <w:rFonts w:ascii="Calibri" w:cs="Calibri" w:eastAsia="Calibri" w:hAnsi="Calibri"/>
                 <w:i w:val="1"/>
                 <w:iCs w:val="1"/>
                 <w:color w:val="548dd4"/>
@@ -2578,7 +2397,6 @@
             </w:pPr>
             <w:r>
               <w:rPr>
-                <w:rFonts w:ascii="Calibri" w:cs="Calibri" w:eastAsia="Calibri" w:hAnsi="Calibri"/>
                 <w:i w:val="1"/>
                 <w:iCs w:val="1"/>
                 <w:color w:val="548dd4"/>
@@ -2586,12 +2404,280 @@
                 <w:szCs w:val="20"/>
                 <w:rtl w:val="0"/>
               </w:rPr>
-              <w:t xml:space="preserve">Describe los objetivos específicos del proyecto. Estos permiten aterrizar el trabajo y trazar procedimientos concretos a seguir. Se desprenden del objetivo general. </w:t>
+              <w:t xml:space="preserve">Analizar los requerimientos y necesidades de los usuarios de la aplicación para definir las funcionalidades principales de LinkCare.</w:t>
+            </w:r>
+          </w:p>
+          <w:p>
+            <w:pPr>
+              <w:jc w:val="both"/>
+              <w:rPr>
+                <w:i w:val="1"/>
+                <w:iCs w:val="1"/>
+                <w:color w:val="548dd4"/>
+                <w:sz w:val="20"/>
+                <w:szCs w:val="20"/>
+              </w:rPr>
+            </w:pPr>
+            <w:r>
+              <w:rPr>
+                <w:i w:val="1"/>
+                <w:iCs w:val="1"/>
+                <w:color w:val="548dd4"/>
+                <w:sz w:val="20"/>
+                <w:szCs w:val="20"/>
+                <w:rtl w:val="0"/>
+              </w:rPr>
+              <w:t xml:space="preserve">Diseñar un modelo de datos que permita almacenar y organizar la información de pacientes, medicamentos, anotaciones y variables de salud.</w:t>
+            </w:r>
+          </w:p>
+          <w:p>
+            <w:pPr>
+              <w:jc w:val="both"/>
+              <w:rPr>
+                <w:i w:val="1"/>
+                <w:iCs w:val="1"/>
+                <w:color w:val="548dd4"/>
+                <w:sz w:val="20"/>
+                <w:szCs w:val="20"/>
+              </w:rPr>
+            </w:pPr>
+            <w:r>
+              <w:rPr>
+                <w:i w:val="1"/>
+                <w:iCs w:val="1"/>
+                <w:color w:val="548dd4"/>
+                <w:sz w:val="20"/>
+                <w:szCs w:val="20"/>
+                <w:rtl w:val="0"/>
+              </w:rPr>
+              <w:t xml:space="preserve">Diseñar y desarrollar las funcionalidades principales de la aplicación para gestionar la información y el seguimiento del paciente.</w:t>
+            </w:r>
+          </w:p>
+          <w:p>
+            <w:pPr>
+              <w:jc w:val="both"/>
+              <w:rPr>
+                <w:i w:val="1"/>
+                <w:iCs w:val="1"/>
+                <w:color w:val="548dd4"/>
+                <w:sz w:val="20"/>
+                <w:szCs w:val="20"/>
+              </w:rPr>
+            </w:pPr>
+            <w:r>
+              <w:rPr>
+                <w:i w:val="1"/>
+                <w:iCs w:val="1"/>
+                <w:color w:val="548dd4"/>
+                <w:sz w:val="20"/>
+                <w:szCs w:val="20"/>
+                <w:rtl w:val="0"/>
+              </w:rPr>
+              <w:t xml:space="preserve">Implementar mecanismos de acceso y consulta de información para familiares, cuidadores y equipo médico.</w:t>
+            </w:r>
+          </w:p>
+          <w:p>
+            <w:pPr>
+              <w:jc w:val="both"/>
+              <w:rPr>
+                <w:i w:val="1"/>
+                <w:iCs w:val="1"/>
+                <w:color w:val="548dd4"/>
+                <w:sz w:val="20"/>
+                <w:szCs w:val="20"/>
+              </w:rPr>
+            </w:pPr>
+            <w:r>
+              <w:rPr>
+                <w:i w:val="1"/>
+                <w:iCs w:val="1"/>
+                <w:color w:val="548dd4"/>
+                <w:sz w:val="20"/>
+                <w:szCs w:val="20"/>
+                <w:rtl w:val="0"/>
+              </w:rPr>
+              <w:t xml:space="preserve">Realizar pruebas funcionales para verificar el correcto funcionamiento de las principales funcionalidades de la aplicación.</w:t>
+            </w:r>
+          </w:p>
+          <w:p>
+            <w:pPr>
+              <w:jc w:val="both"/>
+              <w:rPr>
+                <w:i w:val="1"/>
+                <w:iCs w:val="1"/>
+                <w:color w:val="548dd4"/>
+                <w:sz w:val="20"/>
+                <w:szCs w:val="20"/>
+              </w:rPr>
+            </w:pPr>
+            <w:r>
+              <w:rPr>
+                <w:i w:val="1"/>
+                <w:iCs w:val="1"/>
+                <w:color w:val="548dd4"/>
+                <w:sz w:val="20"/>
+                <w:szCs w:val="20"/>
+                <w:rtl w:val="0"/>
+              </w:rPr>
+              <w:t xml:space="preserve">Documentar el desarrollo y los resultados obtenidos durante la implementación del proyecto.</w:t>
+            </w:r>
+          </w:p>
+          <w:p>
+            <w:pPr>
+              <w:jc w:val="both"/>
+              <w:rPr>
+                <w:i w:val="1"/>
+                <w:iCs w:val="1"/>
+                <w:color w:val="548dd4"/>
+                <w:sz w:val="20"/>
+                <w:szCs w:val="20"/>
+              </w:rPr>
+            </w:pPr>
+            <w:r>
+              <w:rPr>
+                <w:rtl w:val="0"/>
+              </w:rPr>
             </w:r>
           </w:p>
         </w:tc>
       </w:tr>
     </w:tbl>
+    <w:p>
+      <w:pPr>
+        <w:spacing w:after="0" w:line="360" w:lineRule="auto"/>
+        <w:jc w:val="both"/>
+        <w:rPr>
+          <w:b w:val="1"/>
+          <w:bCs w:val="1"/>
+          <w:sz w:val="24"/>
+          <w:szCs w:val="24"/>
+        </w:rPr>
+      </w:pPr>
+      <w:r>
+        <w:rPr>
+          <w:rtl w:val="0"/>
+        </w:rPr>
+      </w:r>
+    </w:p>
+    <w:p>
+      <w:pPr>
+        <w:spacing w:after="0" w:line="360" w:lineRule="auto"/>
+        <w:jc w:val="both"/>
+        <w:rPr>
+          <w:b w:val="1"/>
+          <w:bCs w:val="1"/>
+          <w:sz w:val="24"/>
+          <w:szCs w:val="24"/>
+        </w:rPr>
+      </w:pPr>
+      <w:r>
+        <w:rPr>
+          <w:rtl w:val="0"/>
+        </w:rPr>
+      </w:r>
+    </w:p>
+    <w:p>
+      <w:pPr>
+        <w:spacing w:after="0" w:line="360" w:lineRule="auto"/>
+        <w:jc w:val="both"/>
+        <w:rPr>
+          <w:b w:val="1"/>
+          <w:bCs w:val="1"/>
+          <w:sz w:val="24"/>
+          <w:szCs w:val="24"/>
+        </w:rPr>
+      </w:pPr>
+      <w:r>
+        <w:rPr>
+          <w:rtl w:val="0"/>
+        </w:rPr>
+      </w:r>
+    </w:p>
+    <w:p>
+      <w:pPr>
+        <w:spacing w:after="0" w:line="360" w:lineRule="auto"/>
+        <w:jc w:val="both"/>
+        <w:rPr>
+          <w:b w:val="1"/>
+          <w:bCs w:val="1"/>
+          <w:sz w:val="24"/>
+          <w:szCs w:val="24"/>
+        </w:rPr>
+      </w:pPr>
+      <w:r>
+        <w:rPr>
+          <w:rtl w:val="0"/>
+        </w:rPr>
+      </w:r>
+    </w:p>
+    <w:p>
+      <w:pPr>
+        <w:spacing w:after="0" w:line="360" w:lineRule="auto"/>
+        <w:jc w:val="both"/>
+        <w:rPr>
+          <w:b w:val="1"/>
+          <w:bCs w:val="1"/>
+          <w:sz w:val="24"/>
+          <w:szCs w:val="24"/>
+        </w:rPr>
+      </w:pPr>
+      <w:r>
+        <w:rPr>
+          <w:rtl w:val="0"/>
+        </w:rPr>
+      </w:r>
+    </w:p>
+    <w:p>
+      <w:pPr>
+        <w:spacing w:after="0" w:line="360" w:lineRule="auto"/>
+        <w:jc w:val="both"/>
+        <w:rPr>
+          <w:b w:val="1"/>
+          <w:bCs w:val="1"/>
+          <w:sz w:val="24"/>
+          <w:szCs w:val="24"/>
+        </w:rPr>
+      </w:pPr>
+      <w:r>
+        <w:rPr>
+          <w:rtl w:val="0"/>
+        </w:rPr>
+      </w:r>
+    </w:p>
+    <w:p>
+      <w:pPr>
+        <w:spacing w:after="0" w:line="360" w:lineRule="auto"/>
+        <w:jc w:val="both"/>
+        <w:rPr>
+          <w:b w:val="1"/>
+          <w:bCs w:val="1"/>
+          <w:sz w:val="24"/>
+          <w:szCs w:val="24"/>
+        </w:rPr>
+      </w:pPr>
+      <w:r>
+        <w:rPr>
+          <w:rtl w:val="0"/>
+        </w:rPr>
+      </w:r>
+    </w:p>
+    <w:p>
+      <w:pPr>
+        <w:spacing w:after="0" w:line="360" w:lineRule="auto"/>
+        <w:jc w:val="both"/>
+        <w:rPr>
+          <w:b w:val="1"/>
+          <w:bCs w:val="1"/>
+          <w:sz w:val="24"/>
+          <w:szCs w:val="24"/>
+        </w:rPr>
+      </w:pPr>
+      <w:r>
+        <w:rPr>
+          <w:rtl w:val="0"/>
+        </w:rPr>
+      </w:r>
+    </w:p>
     <w:p>
       <w:pPr>
         <w:spacing w:after="0" w:line="360" w:lineRule="auto"/>
@@ -2700,7 +2786,6 @@
             <w:pPr>
               <w:keepNext w:val="0"/>
               <w:keepLines w:val="0"/>
-              <w:pageBreakBefore w:val="0"/>
               <w:widowControl w:val="1"/>
               <w:pBdr>
                 <w:top w:space="0" w:sz="0" w:val="nil"/>
@@ -2834,9 +2919,9 @@
           <w:tcPr/>
           <w:p>
             <w:pPr>
-              <w:jc w:val="both"/>
-              <w:rPr>
-                <w:rFonts w:ascii="Calibri" w:cs="Calibri" w:eastAsia="Calibri" w:hAnsi="Calibri"/>
+              <w:spacing w:after="240" w:before="240" w:lineRule="auto"/>
+              <w:jc w:val="both"/>
+              <w:rPr>
                 <w:i w:val="1"/>
                 <w:iCs w:val="1"/>
                 <w:color w:val="548dd4"/>
@@ -2846,7 +2931,6 @@
             </w:pPr>
             <w:r>
               <w:rPr>
-                <w:rFonts w:ascii="Calibri" w:cs="Calibri" w:eastAsia="Calibri" w:hAnsi="Calibri"/>
                 <w:i w:val="1"/>
                 <w:iCs w:val="1"/>
                 <w:color w:val="548dd4"/>
@@ -2854,33 +2938,68 @@
                 <w:szCs w:val="20"/>
                 <w:rtl w:val="0"/>
               </w:rPr>
-              <w:t xml:space="preserve">Describe cómo abordarás el problema o situación que se identificó anteriormente, señalando la metodología que se utilizará para cumplir con tu objetivo. </w:t>
-            </w:r>
-          </w:p>
-          <w:p>
-            <w:pPr>
-              <w:jc w:val="both"/>
-              <w:rPr>
-                <w:rFonts w:ascii="Calibri" w:cs="Calibri" w:eastAsia="Calibri" w:hAnsi="Calibri"/>
-                <w:i w:val="1"/>
-                <w:iCs w:val="1"/>
-                <w:color w:val="ff0000"/>
-                <w:sz w:val="18"/>
-                <w:szCs w:val="18"/>
-              </w:rPr>
-            </w:pPr>
-            <w:r>
-              <w:rPr>
-                <w:rFonts w:ascii="Calibri" w:cs="Calibri" w:eastAsia="Calibri" w:hAnsi="Calibri"/>
+              <w:t xml:space="preserve">Para desarrollar LinkCare se utilizará una metodología de trabajo ágil, organizando el proyecto en etapas de análisis, diseño, desarrollo, pruebas y documentación. En primer lugar, se identificarán los requerimientos y funcionalidades necesarias para responder a las necesidades de familiares, cuidadores y equipo médico. Luego se diseñará el modelo de datos y la estructura de la aplicación.</w:t>
+            </w:r>
+          </w:p>
+          <w:p>
+            <w:pPr>
+              <w:spacing w:after="240" w:before="240" w:lineRule="auto"/>
+              <w:jc w:val="both"/>
+              <w:rPr>
                 <w:i w:val="1"/>
                 <w:iCs w:val="1"/>
                 <w:color w:val="548dd4"/>
                 <w:sz w:val="20"/>
                 <w:szCs w:val="20"/>
-                <w:rtl w:val="0"/>
-              </w:rPr>
-              <w:t xml:space="preserve">Cuando el proyecto a desarrollar es grupal, es necesario incorporar la definición de las funciones, tareas y responsabilidades asociadas a cada integrante del equipo.</w:t>
-            </w:r>
+              </w:rPr>
+            </w:pPr>
+            <w:r>
+              <w:rPr>
+                <w:i w:val="1"/>
+                <w:iCs w:val="1"/>
+                <w:color w:val="548dd4"/>
+                <w:sz w:val="20"/>
+                <w:szCs w:val="20"/>
+                <w:rtl w:val="0"/>
+              </w:rPr>
+              <w:t xml:space="preserve">Posteriormente se realizará el desarrollo de las funcionalidades priorizadas, realizando pruebas durante cada etapa para detectar y corregir errores. Finalmente, se validará el funcionamiento general de la aplicación y se elaborará la documentación correspondiente.</w:t>
+            </w:r>
+          </w:p>
+          <w:p>
+            <w:pPr>
+              <w:spacing w:after="240" w:before="240" w:lineRule="auto"/>
+              <w:jc w:val="both"/>
+              <w:rPr>
+                <w:i w:val="1"/>
+                <w:iCs w:val="1"/>
+                <w:color w:val="548dd4"/>
+                <w:sz w:val="20"/>
+                <w:szCs w:val="20"/>
+              </w:rPr>
+            </w:pPr>
+            <w:r>
+              <w:rPr>
+                <w:i w:val="1"/>
+                <w:iCs w:val="1"/>
+                <w:color w:val="548dd4"/>
+                <w:sz w:val="20"/>
+                <w:szCs w:val="20"/>
+                <w:rtl w:val="0"/>
+              </w:rPr>
+              <w:t xml:space="preserve">Al ser un proyecto grupal, las responsabilidades se distribuirán entre ambos integrantes. Giancarlo Trepiana participará principalmente en el desarrollo, implementación y pruebas de la aplicación, mientras que Andrés Saldivar participará principalmente en el análisis de requerimientos, modelamiento de datos, documentación y pruebas. Ambos integrantes participarán en las decisiones técnicas, integración y validación final del proyecto.</w:t>
+            </w:r>
+          </w:p>
+          <w:p>
+            <w:pPr>
+              <w:jc w:val="both"/>
+              <w:rPr>
+                <w:i w:val="1"/>
+                <w:iCs w:val="1"/>
+                <w:color w:val="548dd4"/>
+                <w:sz w:val="20"/>
+                <w:szCs w:val="20"/>
+              </w:rPr>
+            </w:pPr>
             <w:r>
               <w:rPr>
                 <w:rtl w:val="0"/>
@@ -3091,7 +3210,6 @@
             <w:pPr>
               <w:keepNext w:val="0"/>
               <w:keepLines w:val="0"/>
-              <w:pageBreakBefore w:val="0"/>
               <w:widowControl w:val="1"/>
               <w:pBdr>
                 <w:top w:space="0" w:sz="0" w:val="nil"/>
@@ -3148,7 +3266,6 @@
             <w:pPr>
               <w:keepNext w:val="0"/>
               <w:keepLines w:val="0"/>
-              <w:pageBreakBefore w:val="0"/>
               <w:widowControl w:val="1"/>
               <w:pBdr>
                 <w:top w:space="0" w:sz="0" w:val="nil"/>
@@ -3210,7 +3327,6 @@
             <w:pPr>
               <w:keepNext w:val="0"/>
               <w:keepLines w:val="0"/>
-              <w:pageBreakBefore w:val="0"/>
               <w:widowControl w:val="1"/>
               <w:pBdr>
                 <w:top w:space="0" w:sz="0" w:val="nil"/>
@@ -3272,7 +3388,6 @@
             <w:pPr>
               <w:keepNext w:val="0"/>
               <w:keepLines w:val="0"/>
-              <w:pageBreakBefore w:val="0"/>
               <w:widowControl w:val="1"/>
               <w:pBdr>
                 <w:top w:space="0" w:sz="0" w:val="nil"/>
@@ -3334,7 +3449,6 @@
             <w:pPr>
               <w:keepNext w:val="0"/>
               <w:keepLines w:val="0"/>
-              <w:pageBreakBefore w:val="0"/>
               <w:widowControl w:val="1"/>
               <w:pBdr>
                 <w:top w:space="0" w:sz="0" w:val="nil"/>
@@ -3401,7 +3515,6 @@
             <w:pPr>
               <w:keepNext w:val="0"/>
               <w:keepLines w:val="0"/>
-              <w:pageBreakBefore w:val="0"/>
               <w:widowControl w:val="1"/>
               <w:pBdr>
                 <w:top w:space="0" w:sz="0" w:val="nil"/>
@@ -3419,9 +3532,6 @@
               <w:ind w:left="0" w:right="0" w:firstLine="0"/>
               <w:jc w:val="both"/>
               <w:rPr>
-                <w:rFonts w:ascii="Calibri" w:cs="Calibri" w:eastAsia="Calibri" w:hAnsi="Calibri"/>
-                <w:b w:val="1"/>
-                <w:bCs w:val="1"/>
                 <w:i w:val="0"/>
                 <w:iCs w:val="0"/>
                 <w:smallCaps w:val="0"/>
@@ -3436,6 +3546,13 @@
             </w:pPr>
             <w:r>
               <w:rPr>
+                <w:color w:val="1f3864"/>
+                <w:rtl w:val="0"/>
+              </w:rPr>
+              <w:t xml:space="preserve">Avance </w:t>
+            </w:r>
+            <w:r>
+              <w:rPr>
                 <w:rtl w:val="0"/>
               </w:rPr>
             </w:r>
@@ -3447,7 +3564,6 @@
             <w:pPr>
               <w:keepNext w:val="0"/>
               <w:keepLines w:val="0"/>
-              <w:pageBreakBefore w:val="0"/>
               <w:widowControl w:val="1"/>
               <w:pBdr>
                 <w:top w:space="0" w:sz="0" w:val="nil"/>
@@ -3465,9 +3581,6 @@
               <w:ind w:left="0" w:right="0" w:firstLine="0"/>
               <w:jc w:val="both"/>
               <w:rPr>
-                <w:rFonts w:ascii="Calibri" w:cs="Calibri" w:eastAsia="Calibri" w:hAnsi="Calibri"/>
-                <w:b w:val="1"/>
-                <w:bCs w:val="1"/>
                 <w:i w:val="0"/>
                 <w:iCs w:val="0"/>
                 <w:smallCaps w:val="0"/>
@@ -3482,36 +3595,30 @@
             </w:pPr>
             <w:r>
               <w:rPr>
-                <w:rtl w:val="0"/>
-              </w:rPr>
-            </w:r>
-          </w:p>
-        </w:tc>
-        <w:tc>
-          <w:tcPr/>
-          <w:p>
-            <w:pPr>
-              <w:jc w:val="both"/>
-              <w:rPr>
-                <w:rFonts w:ascii="Calibri" w:cs="Calibri" w:eastAsia="Calibri" w:hAnsi="Calibri"/>
-                <w:i w:val="1"/>
-                <w:iCs w:val="1"/>
-                <w:color w:val="4472c4"/>
-                <w:sz w:val="18"/>
-                <w:szCs w:val="18"/>
-              </w:rPr>
-            </w:pPr>
-            <w:r>
-              <w:rPr>
-                <w:rFonts w:ascii="Calibri" w:cs="Calibri" w:eastAsia="Calibri" w:hAnsi="Calibri"/>
-                <w:i w:val="1"/>
-                <w:iCs w:val="1"/>
-                <w:color w:val="4472c4"/>
-                <w:sz w:val="18"/>
-                <w:szCs w:val="18"/>
-                <w:rtl w:val="0"/>
-              </w:rPr>
-              <w:t xml:space="preserve">Describe las evidencias acordadas con tu docente, siempre teniendo en mente que estas deben dar cuenta del desarrollo de tu Proyecto APT.</w:t>
+                <w:color w:val="1f3864"/>
+                <w:rtl w:val="0"/>
+              </w:rPr>
+              <w:t xml:space="preserve">Análisis de requerimientos </w:t>
+            </w:r>
+            <w:r>
+              <w:rPr>
+                <w:rtl w:val="0"/>
+              </w:rPr>
+            </w:r>
+          </w:p>
+        </w:tc>
+        <w:tc>
+          <w:tcPr/>
+          <w:p>
+            <w:pPr>
+              <w:jc w:val="both"/>
+              <w:rPr/>
+            </w:pPr>
+            <w:r>
+              <w:rPr>
+                <w:rtl w:val="0"/>
+              </w:rPr>
+              <w:t xml:space="preserve">Documento con los requerimientos, usuarios y funcionalidades principales de LinkCare. </w:t>
             </w:r>
           </w:p>
         </w:tc>
@@ -3521,7 +3628,6 @@
             <w:pPr>
               <w:keepNext w:val="0"/>
               <w:keepLines w:val="0"/>
-              <w:pageBreakBefore w:val="0"/>
               <w:widowControl w:val="1"/>
               <w:pBdr>
                 <w:top w:space="0" w:sz="0" w:val="nil"/>
@@ -3539,9 +3645,6 @@
               <w:ind w:left="0" w:right="0" w:firstLine="0"/>
               <w:jc w:val="both"/>
               <w:rPr>
-                <w:rFonts w:ascii="Calibri" w:cs="Calibri" w:eastAsia="Calibri" w:hAnsi="Calibri"/>
-                <w:b w:val="1"/>
-                <w:bCs w:val="1"/>
                 <w:i w:val="0"/>
                 <w:iCs w:val="0"/>
                 <w:smallCaps w:val="0"/>
@@ -3556,6 +3659,13 @@
             </w:pPr>
             <w:r>
               <w:rPr>
+                <w:color w:val="1f3864"/>
+                <w:rtl w:val="0"/>
+              </w:rPr>
+              <w:t xml:space="preserve">Permite demostrar la identificación y definición de las necesidades que abordará la aplicación. </w:t>
+            </w:r>
+            <w:r>
+              <w:rPr>
                 <w:rtl w:val="0"/>
               </w:rPr>
             </w:r>
@@ -3574,7 +3684,6 @@
             <w:pPr>
               <w:keepNext w:val="0"/>
               <w:keepLines w:val="0"/>
-              <w:pageBreakBefore w:val="0"/>
               <w:widowControl w:val="1"/>
               <w:pBdr>
                 <w:top w:space="0" w:sz="0" w:val="nil"/>
@@ -3592,9 +3701,6 @@
               <w:ind w:left="0" w:right="0" w:firstLine="0"/>
               <w:jc w:val="both"/>
               <w:rPr>
-                <w:rFonts w:ascii="Calibri" w:cs="Calibri" w:eastAsia="Calibri" w:hAnsi="Calibri"/>
-                <w:b w:val="1"/>
-                <w:bCs w:val="1"/>
                 <w:i w:val="0"/>
                 <w:iCs w:val="0"/>
                 <w:smallCaps w:val="0"/>
@@ -3609,6 +3715,13 @@
             </w:pPr>
             <w:r>
               <w:rPr>
+                <w:color w:val="1f3864"/>
+                <w:rtl w:val="0"/>
+              </w:rPr>
+              <w:t xml:space="preserve">Avance </w:t>
+            </w:r>
+            <w:r>
+              <w:rPr>
                 <w:rtl w:val="0"/>
               </w:rPr>
             </w:r>
@@ -3620,7 +3733,6 @@
             <w:pPr>
               <w:keepNext w:val="0"/>
               <w:keepLines w:val="0"/>
-              <w:pageBreakBefore w:val="0"/>
               <w:widowControl w:val="1"/>
               <w:pBdr>
                 <w:top w:space="0" w:sz="0" w:val="nil"/>
@@ -3638,9 +3750,6 @@
               <w:ind w:left="0" w:right="0" w:firstLine="0"/>
               <w:jc w:val="both"/>
               <w:rPr>
-                <w:rFonts w:ascii="Calibri" w:cs="Calibri" w:eastAsia="Calibri" w:hAnsi="Calibri"/>
-                <w:b w:val="1"/>
-                <w:bCs w:val="1"/>
                 <w:i w:val="0"/>
                 <w:iCs w:val="0"/>
                 <w:smallCaps w:val="0"/>
@@ -3655,6 +3764,13 @@
             </w:pPr>
             <w:r>
               <w:rPr>
+                <w:color w:val="1f3864"/>
+                <w:rtl w:val="0"/>
+              </w:rPr>
+              <w:t xml:space="preserve">Modelo de datos </w:t>
+            </w:r>
+            <w:r>
+              <w:rPr>
                 <w:rtl w:val="0"/>
               </w:rPr>
             </w:r>
@@ -3666,7 +3782,6 @@
             <w:pPr>
               <w:keepNext w:val="0"/>
               <w:keepLines w:val="0"/>
-              <w:pageBreakBefore w:val="0"/>
               <w:widowControl w:val="1"/>
               <w:pBdr>
                 <w:top w:space="0" w:sz="0" w:val="nil"/>
@@ -3684,9 +3799,6 @@
               <w:ind w:left="0" w:right="0" w:firstLine="0"/>
               <w:jc w:val="both"/>
               <w:rPr>
-                <w:rFonts w:ascii="Calibri" w:cs="Calibri" w:eastAsia="Calibri" w:hAnsi="Calibri"/>
-                <w:b w:val="1"/>
-                <w:bCs w:val="1"/>
                 <w:i w:val="0"/>
                 <w:iCs w:val="0"/>
                 <w:smallCaps w:val="0"/>
@@ -3701,6 +3813,13 @@
             </w:pPr>
             <w:r>
               <w:rPr>
+                <w:color w:val="1f3864"/>
+                <w:rtl w:val="0"/>
+              </w:rPr>
+              <w:t xml:space="preserve">Modelo de datos y estructura de la información que utilizará el sistema. </w:t>
+            </w:r>
+            <w:r>
+              <w:rPr>
                 <w:rtl w:val="0"/>
               </w:rPr>
             </w:r>
@@ -3712,7 +3831,6 @@
             <w:pPr>
               <w:keepNext w:val="0"/>
               <w:keepLines w:val="0"/>
-              <w:pageBreakBefore w:val="0"/>
               <w:widowControl w:val="1"/>
               <w:pBdr>
                 <w:top w:space="0" w:sz="0" w:val="nil"/>
@@ -3730,9 +3848,6 @@
               <w:ind w:left="0" w:right="0" w:firstLine="0"/>
               <w:jc w:val="both"/>
               <w:rPr>
-                <w:rFonts w:ascii="Calibri" w:cs="Calibri" w:eastAsia="Calibri" w:hAnsi="Calibri"/>
-                <w:b w:val="1"/>
-                <w:bCs w:val="1"/>
                 <w:i w:val="0"/>
                 <w:iCs w:val="0"/>
                 <w:smallCaps w:val="0"/>
@@ -3747,6 +3862,13 @@
             </w:pPr>
             <w:r>
               <w:rPr>
+                <w:color w:val="1f3864"/>
+                <w:rtl w:val="0"/>
+              </w:rPr>
+              <w:t xml:space="preserve">Evidencia la aplicación de la competencia C3 y permite organizar la información de manera adecuada y escalable. </w:t>
+            </w:r>
+            <w:r>
+              <w:rPr>
                 <w:rtl w:val="0"/>
               </w:rPr>
             </w:r>
@@ -3765,7 +3887,6 @@
             <w:pPr>
               <w:keepNext w:val="0"/>
               <w:keepLines w:val="0"/>
-              <w:pageBreakBefore w:val="0"/>
               <w:widowControl w:val="1"/>
               <w:pBdr>
                 <w:top w:space="0" w:sz="0" w:val="nil"/>
@@ -3783,9 +3904,6 @@
               <w:ind w:left="0" w:right="0" w:firstLine="0"/>
               <w:jc w:val="both"/>
               <w:rPr>
-                <w:rFonts w:ascii="Calibri" w:cs="Calibri" w:eastAsia="Calibri" w:hAnsi="Calibri"/>
-                <w:b w:val="1"/>
-                <w:bCs w:val="1"/>
                 <w:i w:val="0"/>
                 <w:iCs w:val="0"/>
                 <w:smallCaps w:val="0"/>
@@ -3800,6 +3918,13 @@
             </w:pPr>
             <w:r>
               <w:rPr>
+                <w:color w:val="1f3864"/>
+                <w:rtl w:val="0"/>
+              </w:rPr>
+              <w:t xml:space="preserve">Avance </w:t>
+            </w:r>
+            <w:r>
+              <w:rPr>
                 <w:rtl w:val="0"/>
               </w:rPr>
             </w:r>
@@ -3811,7 +3936,6 @@
             <w:pPr>
               <w:keepNext w:val="0"/>
               <w:keepLines w:val="0"/>
-              <w:pageBreakBefore w:val="0"/>
               <w:widowControl w:val="1"/>
               <w:pBdr>
                 <w:top w:space="0" w:sz="0" w:val="nil"/>
@@ -3829,9 +3953,6 @@
               <w:ind w:left="0" w:right="0" w:firstLine="0"/>
               <w:jc w:val="both"/>
               <w:rPr>
-                <w:rFonts w:ascii="Calibri" w:cs="Calibri" w:eastAsia="Calibri" w:hAnsi="Calibri"/>
-                <w:b w:val="1"/>
-                <w:bCs w:val="1"/>
                 <w:i w:val="0"/>
                 <w:iCs w:val="0"/>
                 <w:smallCaps w:val="0"/>
@@ -3846,6 +3967,13 @@
             </w:pPr>
             <w:r>
               <w:rPr>
+                <w:color w:val="1f3864"/>
+                <w:rtl w:val="0"/>
+              </w:rPr>
+              <w:t xml:space="preserve">Prototipo de interfaz </w:t>
+            </w:r>
+            <w:r>
+              <w:rPr>
                 <w:rtl w:val="0"/>
               </w:rPr>
             </w:r>
@@ -3857,7 +3985,6 @@
             <w:pPr>
               <w:keepNext w:val="0"/>
               <w:keepLines w:val="0"/>
-              <w:pageBreakBefore w:val="0"/>
               <w:widowControl w:val="1"/>
               <w:pBdr>
                 <w:top w:space="0" w:sz="0" w:val="nil"/>
@@ -3875,9 +4002,6 @@
               <w:ind w:left="0" w:right="0" w:firstLine="0"/>
               <w:jc w:val="both"/>
               <w:rPr>
-                <w:rFonts w:ascii="Calibri" w:cs="Calibri" w:eastAsia="Calibri" w:hAnsi="Calibri"/>
-                <w:b w:val="1"/>
-                <w:bCs w:val="1"/>
                 <w:i w:val="0"/>
                 <w:iCs w:val="0"/>
                 <w:smallCaps w:val="0"/>
@@ -3892,6 +4016,13 @@
             </w:pPr>
             <w:r>
               <w:rPr>
+                <w:color w:val="1f3864"/>
+                <w:rtl w:val="0"/>
+              </w:rPr>
+              <w:t xml:space="preserve">Diseño de las principales pantallas y flujo de navegación de la aplicación. </w:t>
+            </w:r>
+            <w:r>
+              <w:rPr>
                 <w:rtl w:val="0"/>
               </w:rPr>
             </w:r>
@@ -3903,7 +4034,6 @@
             <w:pPr>
               <w:keepNext w:val="0"/>
               <w:keepLines w:val="0"/>
-              <w:pageBreakBefore w:val="0"/>
               <w:widowControl w:val="1"/>
               <w:pBdr>
                 <w:top w:space="0" w:sz="0" w:val="nil"/>
@@ -3921,9 +4051,6 @@
               <w:ind w:left="0" w:right="0" w:firstLine="0"/>
               <w:jc w:val="both"/>
               <w:rPr>
-                <w:rFonts w:ascii="Calibri" w:cs="Calibri" w:eastAsia="Calibri" w:hAnsi="Calibri"/>
-                <w:b w:val="1"/>
-                <w:bCs w:val="1"/>
                 <w:i w:val="0"/>
                 <w:iCs w:val="0"/>
                 <w:smallCaps w:val="0"/>
@@ -3938,6 +4065,13 @@
             </w:pPr>
             <w:r>
               <w:rPr>
+                <w:color w:val="1f3864"/>
+                <w:rtl w:val="0"/>
+              </w:rPr>
+              <w:t xml:space="preserve">Permite visualizar la solución antes de su implementación y validar la estructura de las funcionalidades. </w:t>
+            </w:r>
+            <w:r>
+              <w:rPr>
                 <w:rtl w:val="0"/>
               </w:rPr>
             </w:r>
@@ -3956,7 +4090,6 @@
             <w:pPr>
               <w:keepNext w:val="0"/>
               <w:keepLines w:val="0"/>
-              <w:pageBreakBefore w:val="0"/>
               <w:widowControl w:val="1"/>
               <w:pBdr>
                 <w:top w:space="0" w:sz="0" w:val="nil"/>
@@ -3974,9 +4107,6 @@
               <w:ind w:left="0" w:right="0" w:firstLine="0"/>
               <w:jc w:val="both"/>
               <w:rPr>
-                <w:rFonts w:ascii="Calibri" w:cs="Calibri" w:eastAsia="Calibri" w:hAnsi="Calibri"/>
-                <w:b w:val="1"/>
-                <w:bCs w:val="1"/>
                 <w:i w:val="0"/>
                 <w:iCs w:val="0"/>
                 <w:smallCaps w:val="0"/>
@@ -3991,6 +4121,13 @@
             </w:pPr>
             <w:r>
               <w:rPr>
+                <w:color w:val="1f3864"/>
+                <w:rtl w:val="0"/>
+              </w:rPr>
+              <w:t xml:space="preserve">Avance </w:t>
+            </w:r>
+            <w:r>
+              <w:rPr>
                 <w:rtl w:val="0"/>
               </w:rPr>
             </w:r>
@@ -4002,7 +4139,6 @@
             <w:pPr>
               <w:keepNext w:val="0"/>
               <w:keepLines w:val="0"/>
-              <w:pageBreakBefore w:val="0"/>
               <w:widowControl w:val="1"/>
               <w:pBdr>
                 <w:top w:space="0" w:sz="0" w:val="nil"/>
@@ -4020,9 +4156,6 @@
               <w:ind w:left="0" w:right="0" w:firstLine="0"/>
               <w:jc w:val="both"/>
               <w:rPr>
-                <w:rFonts w:ascii="Calibri" w:cs="Calibri" w:eastAsia="Calibri" w:hAnsi="Calibri"/>
-                <w:b w:val="1"/>
-                <w:bCs w:val="1"/>
                 <w:i w:val="0"/>
                 <w:iCs w:val="0"/>
                 <w:smallCaps w:val="0"/>
@@ -4037,6 +4170,13 @@
             </w:pPr>
             <w:r>
               <w:rPr>
+                <w:color w:val="1f3864"/>
+                <w:rtl w:val="0"/>
+              </w:rPr>
+              <w:t xml:space="preserve">Versión funcional </w:t>
+            </w:r>
+            <w:r>
+              <w:rPr>
                 <w:rtl w:val="0"/>
               </w:rPr>
             </w:r>
@@ -4048,7 +4188,6 @@
             <w:pPr>
               <w:keepNext w:val="0"/>
               <w:keepLines w:val="0"/>
-              <w:pageBreakBefore w:val="0"/>
               <w:widowControl w:val="1"/>
               <w:pBdr>
                 <w:top w:space="0" w:sz="0" w:val="nil"/>
@@ -4066,9 +4205,6 @@
               <w:ind w:left="0" w:right="0" w:firstLine="0"/>
               <w:jc w:val="both"/>
               <w:rPr>
-                <w:rFonts w:ascii="Calibri" w:cs="Calibri" w:eastAsia="Calibri" w:hAnsi="Calibri"/>
-                <w:b w:val="1"/>
-                <w:bCs w:val="1"/>
                 <w:i w:val="0"/>
                 <w:iCs w:val="0"/>
                 <w:smallCaps w:val="0"/>
@@ -4083,6 +4219,13 @@
             </w:pPr>
             <w:r>
               <w:rPr>
+                <w:color w:val="1f3864"/>
+                <w:rtl w:val="0"/>
+              </w:rPr>
+              <w:t xml:space="preserve">Primera versión funcional de LinkCare con las funcionalidades principales implementadas. </w:t>
+            </w:r>
+            <w:r>
+              <w:rPr>
                 <w:rtl w:val="0"/>
               </w:rPr>
             </w:r>
@@ -4094,7 +4237,6 @@
             <w:pPr>
               <w:keepNext w:val="0"/>
               <w:keepLines w:val="0"/>
-              <w:pageBreakBefore w:val="0"/>
               <w:widowControl w:val="1"/>
               <w:pBdr>
                 <w:top w:space="0" w:sz="0" w:val="nil"/>
@@ -4112,9 +4254,6 @@
               <w:ind w:left="0" w:right="0" w:firstLine="0"/>
               <w:jc w:val="both"/>
               <w:rPr>
-                <w:rFonts w:ascii="Calibri" w:cs="Calibri" w:eastAsia="Calibri" w:hAnsi="Calibri"/>
-                <w:b w:val="1"/>
-                <w:bCs w:val="1"/>
                 <w:i w:val="0"/>
                 <w:iCs w:val="0"/>
                 <w:smallCaps w:val="0"/>
@@ -4129,6 +4268,580 @@
             </w:pPr>
             <w:r>
               <w:rPr>
+                <w:color w:val="1f3864"/>
+                <w:rtl w:val="0"/>
+              </w:rPr>
+              <w:t xml:space="preserve">Permite demostrar el avance concreto del desarrollo de software. </w:t>
+            </w:r>
+            <w:r>
+              <w:rPr>
+                <w:rtl w:val="0"/>
+              </w:rPr>
+            </w:r>
+          </w:p>
+        </w:tc>
+      </w:tr>
+      <w:tr>
+        <w:trPr>
+          <w:cantSplit w:val="0"/>
+          <w:trHeight w:val="362" w:hRule="atLeast"/>
+          <w:tblHeader w:val="0"/>
+        </w:trPr>
+        <w:tc>
+          <w:tcPr/>
+          <w:p>
+            <w:pPr>
+              <w:keepNext w:val="0"/>
+              <w:keepLines w:val="0"/>
+              <w:widowControl w:val="1"/>
+              <w:pBdr>
+                <w:top w:space="0" w:sz="0" w:val="nil"/>
+                <w:left w:space="0" w:sz="0" w:val="nil"/>
+                <w:bottom w:space="0" w:sz="0" w:val="nil"/>
+                <w:right w:space="0" w:sz="0" w:val="nil"/>
+                <w:between w:space="0" w:sz="0" w:val="nil"/>
+              </w:pBdr>
+              <w:shd w:fill="auto" w:val="clear"/>
+              <w:tabs>
+                <w:tab w:val="center" w:leader="none" w:pos="4419"/>
+                <w:tab w:val="right" w:leader="none" w:pos="8838"/>
+              </w:tabs>
+              <w:spacing w:after="0" w:before="0" w:line="240" w:lineRule="auto"/>
+              <w:ind w:left="0" w:right="0" w:firstLine="0"/>
+              <w:jc w:val="both"/>
+              <w:rPr>
+                <w:color w:val="1f3864"/>
+              </w:rPr>
+            </w:pPr>
+            <w:r>
+              <w:rPr>
+                <w:color w:val="1f3864"/>
+                <w:rtl w:val="0"/>
+              </w:rPr>
+              <w:t xml:space="preserve">Final </w:t>
+            </w:r>
+          </w:p>
+        </w:tc>
+        <w:tc>
+          <w:tcPr/>
+          <w:p>
+            <w:pPr>
+              <w:keepNext w:val="0"/>
+              <w:keepLines w:val="0"/>
+              <w:widowControl w:val="1"/>
+              <w:pBdr>
+                <w:top w:space="0" w:sz="0" w:val="nil"/>
+                <w:left w:space="0" w:sz="0" w:val="nil"/>
+                <w:bottom w:space="0" w:sz="0" w:val="nil"/>
+                <w:right w:space="0" w:sz="0" w:val="nil"/>
+                <w:between w:space="0" w:sz="0" w:val="nil"/>
+              </w:pBdr>
+              <w:shd w:fill="auto" w:val="clear"/>
+              <w:tabs>
+                <w:tab w:val="center" w:leader="none" w:pos="4419"/>
+                <w:tab w:val="right" w:leader="none" w:pos="8838"/>
+              </w:tabs>
+              <w:spacing w:after="0" w:before="0" w:line="240" w:lineRule="auto"/>
+              <w:ind w:left="0" w:right="0" w:firstLine="0"/>
+              <w:jc w:val="both"/>
+              <w:rPr>
+                <w:i w:val="0"/>
+                <w:iCs w:val="0"/>
+                <w:smallCaps w:val="0"/>
+                <w:strike w:val="0"/>
+                <w:color w:val="1f3864"/>
+                <w:sz w:val="22"/>
+                <w:szCs w:val="22"/>
+                <w:u w:val="none"/>
+                <w:shd w:fill="auto" w:val="clear"/>
+                <w:vertAlign w:val="baseline"/>
+              </w:rPr>
+            </w:pPr>
+            <w:r>
+              <w:rPr>
+                <w:color w:val="1f3864"/>
+                <w:rtl w:val="0"/>
+              </w:rPr>
+              <w:t xml:space="preserve">Aplicación LinkCare </w:t>
+            </w:r>
+            <w:r>
+              <w:rPr>
+                <w:rtl w:val="0"/>
+              </w:rPr>
+            </w:r>
+          </w:p>
+        </w:tc>
+        <w:tc>
+          <w:tcPr/>
+          <w:p>
+            <w:pPr>
+              <w:keepNext w:val="0"/>
+              <w:keepLines w:val="0"/>
+              <w:widowControl w:val="1"/>
+              <w:pBdr>
+                <w:top w:space="0" w:sz="0" w:val="nil"/>
+                <w:left w:space="0" w:sz="0" w:val="nil"/>
+                <w:bottom w:space="0" w:sz="0" w:val="nil"/>
+                <w:right w:space="0" w:sz="0" w:val="nil"/>
+                <w:between w:space="0" w:sz="0" w:val="nil"/>
+              </w:pBdr>
+              <w:shd w:fill="auto" w:val="clear"/>
+              <w:tabs>
+                <w:tab w:val="center" w:leader="none" w:pos="4419"/>
+                <w:tab w:val="right" w:leader="none" w:pos="8838"/>
+              </w:tabs>
+              <w:spacing w:after="0" w:before="0" w:line="240" w:lineRule="auto"/>
+              <w:ind w:left="0" w:right="0" w:firstLine="0"/>
+              <w:jc w:val="both"/>
+              <w:rPr>
+                <w:i w:val="0"/>
+                <w:iCs w:val="0"/>
+                <w:smallCaps w:val="0"/>
+                <w:strike w:val="0"/>
+                <w:color w:val="1f3864"/>
+                <w:sz w:val="22"/>
+                <w:szCs w:val="22"/>
+                <w:u w:val="none"/>
+                <w:shd w:fill="auto" w:val="clear"/>
+                <w:vertAlign w:val="baseline"/>
+              </w:rPr>
+            </w:pPr>
+            <w:r>
+              <w:rPr>
+                <w:color w:val="1f3864"/>
+                <w:rtl w:val="0"/>
+              </w:rPr>
+              <w:t xml:space="preserve">Versión final funcional de la aplicación con las funcionalidades definidas y validadas. </w:t>
+            </w:r>
+            <w:r>
+              <w:rPr>
+                <w:rtl w:val="0"/>
+              </w:rPr>
+            </w:r>
+          </w:p>
+        </w:tc>
+        <w:tc>
+          <w:tcPr/>
+          <w:p>
+            <w:pPr>
+              <w:keepNext w:val="0"/>
+              <w:keepLines w:val="0"/>
+              <w:widowControl w:val="1"/>
+              <w:pBdr>
+                <w:top w:space="0" w:sz="0" w:val="nil"/>
+                <w:left w:space="0" w:sz="0" w:val="nil"/>
+                <w:bottom w:space="0" w:sz="0" w:val="nil"/>
+                <w:right w:space="0" w:sz="0" w:val="nil"/>
+                <w:between w:space="0" w:sz="0" w:val="nil"/>
+              </w:pBdr>
+              <w:shd w:fill="auto" w:val="clear"/>
+              <w:tabs>
+                <w:tab w:val="center" w:leader="none" w:pos="4419"/>
+                <w:tab w:val="right" w:leader="none" w:pos="8838"/>
+              </w:tabs>
+              <w:spacing w:after="0" w:before="0" w:line="240" w:lineRule="auto"/>
+              <w:ind w:left="0" w:right="0" w:firstLine="0"/>
+              <w:jc w:val="both"/>
+              <w:rPr>
+                <w:i w:val="0"/>
+                <w:iCs w:val="0"/>
+                <w:smallCaps w:val="0"/>
+                <w:strike w:val="0"/>
+                <w:color w:val="1f3864"/>
+                <w:sz w:val="22"/>
+                <w:szCs w:val="22"/>
+                <w:u w:val="none"/>
+                <w:shd w:fill="auto" w:val="clear"/>
+                <w:vertAlign w:val="baseline"/>
+              </w:rPr>
+            </w:pPr>
+            <w:r>
+              <w:rPr>
+                <w:color w:val="1f3864"/>
+                <w:rtl w:val="0"/>
+              </w:rPr>
+              <w:t xml:space="preserve">Constituye el producto principal del proyecto y demuestra la aplicación de las competencias C2, C3 y C4. </w:t>
+            </w:r>
+            <w:r>
+              <w:rPr>
+                <w:rtl w:val="0"/>
+              </w:rPr>
+            </w:r>
+          </w:p>
+        </w:tc>
+      </w:tr>
+      <w:tr>
+        <w:trPr>
+          <w:cantSplit w:val="0"/>
+          <w:trHeight w:val="362" w:hRule="atLeast"/>
+          <w:tblHeader w:val="0"/>
+        </w:trPr>
+        <w:tc>
+          <w:tcPr/>
+          <w:p>
+            <w:pPr>
+              <w:keepNext w:val="0"/>
+              <w:keepLines w:val="0"/>
+              <w:widowControl w:val="1"/>
+              <w:pBdr>
+                <w:top w:space="0" w:sz="0" w:val="nil"/>
+                <w:left w:space="0" w:sz="0" w:val="nil"/>
+                <w:bottom w:space="0" w:sz="0" w:val="nil"/>
+                <w:right w:space="0" w:sz="0" w:val="nil"/>
+                <w:between w:space="0" w:sz="0" w:val="nil"/>
+              </w:pBdr>
+              <w:shd w:fill="auto" w:val="clear"/>
+              <w:tabs>
+                <w:tab w:val="center" w:leader="none" w:pos="4419"/>
+                <w:tab w:val="right" w:leader="none" w:pos="8838"/>
+              </w:tabs>
+              <w:spacing w:after="0" w:before="0" w:line="240" w:lineRule="auto"/>
+              <w:ind w:left="0" w:right="0" w:firstLine="0"/>
+              <w:jc w:val="both"/>
+              <w:rPr>
+                <w:color w:val="1f3864"/>
+              </w:rPr>
+            </w:pPr>
+            <w:r>
+              <w:rPr>
+                <w:color w:val="1f3864"/>
+                <w:rtl w:val="0"/>
+              </w:rPr>
+              <w:t xml:space="preserve">Final </w:t>
+            </w:r>
+          </w:p>
+        </w:tc>
+        <w:tc>
+          <w:tcPr/>
+          <w:p>
+            <w:pPr>
+              <w:keepNext w:val="0"/>
+              <w:keepLines w:val="0"/>
+              <w:widowControl w:val="1"/>
+              <w:pBdr>
+                <w:top w:space="0" w:sz="0" w:val="nil"/>
+                <w:left w:space="0" w:sz="0" w:val="nil"/>
+                <w:bottom w:space="0" w:sz="0" w:val="nil"/>
+                <w:right w:space="0" w:sz="0" w:val="nil"/>
+                <w:between w:space="0" w:sz="0" w:val="nil"/>
+              </w:pBdr>
+              <w:shd w:fill="auto" w:val="clear"/>
+              <w:tabs>
+                <w:tab w:val="center" w:leader="none" w:pos="4419"/>
+                <w:tab w:val="right" w:leader="none" w:pos="8838"/>
+              </w:tabs>
+              <w:spacing w:after="0" w:before="0" w:line="240" w:lineRule="auto"/>
+              <w:ind w:left="0" w:right="0" w:firstLine="0"/>
+              <w:jc w:val="both"/>
+              <w:rPr>
+                <w:i w:val="0"/>
+                <w:iCs w:val="0"/>
+                <w:smallCaps w:val="0"/>
+                <w:strike w:val="0"/>
+                <w:color w:val="1f3864"/>
+                <w:sz w:val="22"/>
+                <w:szCs w:val="22"/>
+                <w:u w:val="none"/>
+                <w:shd w:fill="auto" w:val="clear"/>
+                <w:vertAlign w:val="baseline"/>
+              </w:rPr>
+            </w:pPr>
+            <w:r>
+              <w:rPr>
+                <w:color w:val="1f3864"/>
+                <w:rtl w:val="0"/>
+              </w:rPr>
+              <w:t xml:space="preserve">Informe de pruebas </w:t>
+            </w:r>
+            <w:r>
+              <w:rPr>
+                <w:rtl w:val="0"/>
+              </w:rPr>
+            </w:r>
+          </w:p>
+        </w:tc>
+        <w:tc>
+          <w:tcPr/>
+          <w:p>
+            <w:pPr>
+              <w:keepNext w:val="0"/>
+              <w:keepLines w:val="0"/>
+              <w:widowControl w:val="1"/>
+              <w:pBdr>
+                <w:top w:space="0" w:sz="0" w:val="nil"/>
+                <w:left w:space="0" w:sz="0" w:val="nil"/>
+                <w:bottom w:space="0" w:sz="0" w:val="nil"/>
+                <w:right w:space="0" w:sz="0" w:val="nil"/>
+                <w:between w:space="0" w:sz="0" w:val="nil"/>
+              </w:pBdr>
+              <w:shd w:fill="auto" w:val="clear"/>
+              <w:tabs>
+                <w:tab w:val="center" w:leader="none" w:pos="4419"/>
+                <w:tab w:val="right" w:leader="none" w:pos="8838"/>
+              </w:tabs>
+              <w:spacing w:after="0" w:before="0" w:line="240" w:lineRule="auto"/>
+              <w:ind w:left="0" w:right="0" w:firstLine="0"/>
+              <w:jc w:val="both"/>
+              <w:rPr>
+                <w:i w:val="0"/>
+                <w:iCs w:val="0"/>
+                <w:smallCaps w:val="0"/>
+                <w:strike w:val="0"/>
+                <w:color w:val="1f3864"/>
+                <w:sz w:val="22"/>
+                <w:szCs w:val="22"/>
+                <w:u w:val="none"/>
+                <w:shd w:fill="auto" w:val="clear"/>
+                <w:vertAlign w:val="baseline"/>
+              </w:rPr>
+            </w:pPr>
+            <w:r>
+              <w:rPr>
+                <w:color w:val="1f3864"/>
+                <w:rtl w:val="0"/>
+              </w:rPr>
+              <w:t xml:space="preserve">Documento con las pruebas realizadas, resultados obtenidos y correcciones efectuadas. </w:t>
+            </w:r>
+            <w:r>
+              <w:rPr>
+                <w:rtl w:val="0"/>
+              </w:rPr>
+            </w:r>
+          </w:p>
+        </w:tc>
+        <w:tc>
+          <w:tcPr/>
+          <w:p>
+            <w:pPr>
+              <w:keepNext w:val="0"/>
+              <w:keepLines w:val="0"/>
+              <w:widowControl w:val="1"/>
+              <w:pBdr>
+                <w:top w:space="0" w:sz="0" w:val="nil"/>
+                <w:left w:space="0" w:sz="0" w:val="nil"/>
+                <w:bottom w:space="0" w:sz="0" w:val="nil"/>
+                <w:right w:space="0" w:sz="0" w:val="nil"/>
+                <w:between w:space="0" w:sz="0" w:val="nil"/>
+              </w:pBdr>
+              <w:shd w:fill="auto" w:val="clear"/>
+              <w:tabs>
+                <w:tab w:val="center" w:leader="none" w:pos="4419"/>
+                <w:tab w:val="right" w:leader="none" w:pos="8838"/>
+              </w:tabs>
+              <w:spacing w:after="0" w:before="0" w:line="240" w:lineRule="auto"/>
+              <w:ind w:left="0" w:right="0" w:firstLine="0"/>
+              <w:jc w:val="both"/>
+              <w:rPr>
+                <w:i w:val="0"/>
+                <w:iCs w:val="0"/>
+                <w:smallCaps w:val="0"/>
+                <w:strike w:val="0"/>
+                <w:color w:val="1f3864"/>
+                <w:sz w:val="22"/>
+                <w:szCs w:val="22"/>
+                <w:u w:val="none"/>
+                <w:shd w:fill="auto" w:val="clear"/>
+                <w:vertAlign w:val="baseline"/>
+              </w:rPr>
+            </w:pPr>
+            <w:r>
+              <w:rPr>
+                <w:color w:val="1f3864"/>
+                <w:rtl w:val="0"/>
+              </w:rPr>
+              <w:t xml:space="preserve">Permite evidenciar la aplicación de la competencia C1 y la validación del funcionamiento del sistema. </w:t>
+            </w:r>
+            <w:r>
+              <w:rPr>
+                <w:rtl w:val="0"/>
+              </w:rPr>
+            </w:r>
+          </w:p>
+        </w:tc>
+      </w:tr>
+      <w:tr>
+        <w:trPr>
+          <w:cantSplit w:val="0"/>
+          <w:trHeight w:val="362" w:hRule="atLeast"/>
+          <w:tblHeader w:val="0"/>
+        </w:trPr>
+        <w:tc>
+          <w:tcPr/>
+          <w:p>
+            <w:pPr>
+              <w:keepNext w:val="0"/>
+              <w:keepLines w:val="0"/>
+              <w:widowControl w:val="1"/>
+              <w:pBdr>
+                <w:top w:space="0" w:sz="0" w:val="nil"/>
+                <w:left w:space="0" w:sz="0" w:val="nil"/>
+                <w:bottom w:space="0" w:sz="0" w:val="nil"/>
+                <w:right w:space="0" w:sz="0" w:val="nil"/>
+                <w:between w:space="0" w:sz="0" w:val="nil"/>
+              </w:pBdr>
+              <w:shd w:fill="auto" w:val="clear"/>
+              <w:tabs>
+                <w:tab w:val="center" w:leader="none" w:pos="4419"/>
+                <w:tab w:val="right" w:leader="none" w:pos="8838"/>
+              </w:tabs>
+              <w:spacing w:after="0" w:before="0" w:line="240" w:lineRule="auto"/>
+              <w:ind w:left="0" w:right="0" w:firstLine="0"/>
+              <w:jc w:val="both"/>
+              <w:rPr>
+                <w:color w:val="1f3864"/>
+              </w:rPr>
+            </w:pPr>
+            <w:r>
+              <w:rPr>
+                <w:color w:val="1f3864"/>
+                <w:rtl w:val="0"/>
+              </w:rPr>
+              <w:t xml:space="preserve">Final </w:t>
+            </w:r>
+          </w:p>
+        </w:tc>
+        <w:tc>
+          <w:tcPr/>
+          <w:p>
+            <w:pPr>
+              <w:keepNext w:val="0"/>
+              <w:keepLines w:val="0"/>
+              <w:widowControl w:val="1"/>
+              <w:pBdr>
+                <w:top w:space="0" w:sz="0" w:val="nil"/>
+                <w:left w:space="0" w:sz="0" w:val="nil"/>
+                <w:bottom w:space="0" w:sz="0" w:val="nil"/>
+                <w:right w:space="0" w:sz="0" w:val="nil"/>
+                <w:between w:space="0" w:sz="0" w:val="nil"/>
+              </w:pBdr>
+              <w:shd w:fill="auto" w:val="clear"/>
+              <w:tabs>
+                <w:tab w:val="center" w:leader="none" w:pos="4419"/>
+                <w:tab w:val="right" w:leader="none" w:pos="8838"/>
+              </w:tabs>
+              <w:spacing w:after="0" w:before="0" w:line="240" w:lineRule="auto"/>
+              <w:ind w:left="0" w:right="0" w:firstLine="0"/>
+              <w:jc w:val="both"/>
+              <w:rPr>
+                <w:i w:val="0"/>
+                <w:iCs w:val="0"/>
+                <w:smallCaps w:val="0"/>
+                <w:strike w:val="0"/>
+                <w:color w:val="1f3864"/>
+                <w:sz w:val="22"/>
+                <w:szCs w:val="22"/>
+                <w:u w:val="none"/>
+                <w:shd w:fill="auto" w:val="clear"/>
+                <w:vertAlign w:val="baseline"/>
+              </w:rPr>
+            </w:pPr>
+            <w:r>
+              <w:rPr>
+                <w:color w:val="1f3864"/>
+                <w:rtl w:val="0"/>
+              </w:rPr>
+              <w:t xml:space="preserve">Documentación del proyecto </w:t>
+            </w:r>
+            <w:r>
+              <w:rPr>
+                <w:rtl w:val="0"/>
+              </w:rPr>
+            </w:r>
+          </w:p>
+        </w:tc>
+        <w:tc>
+          <w:tcPr/>
+          <w:p>
+            <w:pPr>
+              <w:keepNext w:val="0"/>
+              <w:keepLines w:val="0"/>
+              <w:widowControl w:val="1"/>
+              <w:pBdr>
+                <w:top w:space="0" w:sz="0" w:val="nil"/>
+                <w:left w:space="0" w:sz="0" w:val="nil"/>
+                <w:bottom w:space="0" w:sz="0" w:val="nil"/>
+                <w:right w:space="0" w:sz="0" w:val="nil"/>
+                <w:between w:space="0" w:sz="0" w:val="nil"/>
+              </w:pBdr>
+              <w:shd w:fill="auto" w:val="clear"/>
+              <w:tabs>
+                <w:tab w:val="center" w:leader="none" w:pos="4419"/>
+                <w:tab w:val="right" w:leader="none" w:pos="8838"/>
+              </w:tabs>
+              <w:spacing w:after="0" w:before="0" w:line="240" w:lineRule="auto"/>
+              <w:ind w:left="0" w:right="0" w:firstLine="0"/>
+              <w:jc w:val="both"/>
+              <w:rPr>
+                <w:i w:val="0"/>
+                <w:iCs w:val="0"/>
+                <w:smallCaps w:val="0"/>
+                <w:strike w:val="0"/>
+                <w:color w:val="1f3864"/>
+                <w:sz w:val="22"/>
+                <w:szCs w:val="22"/>
+                <w:u w:val="none"/>
+                <w:shd w:fill="auto" w:val="clear"/>
+                <w:vertAlign w:val="baseline"/>
+              </w:rPr>
+            </w:pPr>
+            <w:r>
+              <w:rPr>
+                <w:color w:val="1f3864"/>
+                <w:rtl w:val="0"/>
+              </w:rPr>
+              <w:t xml:space="preserve">Documentación técnica y descripción del funcionamiento de la solución. </w:t>
+            </w:r>
+            <w:r>
+              <w:rPr>
+                <w:rtl w:val="0"/>
+              </w:rPr>
+            </w:r>
+          </w:p>
+        </w:tc>
+        <w:tc>
+          <w:tcPr/>
+          <w:p>
+            <w:pPr>
+              <w:keepNext w:val="0"/>
+              <w:keepLines w:val="0"/>
+              <w:widowControl w:val="1"/>
+              <w:pBdr>
+                <w:top w:space="0" w:sz="0" w:val="nil"/>
+                <w:left w:space="0" w:sz="0" w:val="nil"/>
+                <w:bottom w:space="0" w:sz="0" w:val="nil"/>
+                <w:right w:space="0" w:sz="0" w:val="nil"/>
+                <w:between w:space="0" w:sz="0" w:val="nil"/>
+              </w:pBdr>
+              <w:shd w:fill="auto" w:val="clear"/>
+              <w:tabs>
+                <w:tab w:val="center" w:leader="none" w:pos="4419"/>
+                <w:tab w:val="right" w:leader="none" w:pos="8838"/>
+              </w:tabs>
+              <w:spacing w:after="0" w:before="0" w:line="240" w:lineRule="auto"/>
+              <w:ind w:left="0" w:right="0" w:firstLine="0"/>
+              <w:jc w:val="both"/>
+              <w:rPr>
+                <w:i w:val="0"/>
+                <w:iCs w:val="0"/>
+                <w:smallCaps w:val="0"/>
+                <w:strike w:val="0"/>
+                <w:color w:val="1f3864"/>
+                <w:sz w:val="22"/>
+                <w:szCs w:val="22"/>
+                <w:u w:val="none"/>
+                <w:shd w:fill="auto" w:val="clear"/>
+                <w:vertAlign w:val="baseline"/>
+              </w:rPr>
+            </w:pPr>
+            <w:r>
+              <w:rPr>
+                <w:color w:val="1f3864"/>
+                <w:rtl w:val="0"/>
+              </w:rPr>
+              <w:t xml:space="preserve">Permite respaldar el proceso de desarrollo y facilitar el mantenimiento de la solución. </w:t>
+            </w:r>
+            <w:r>
+              <w:rPr>
                 <w:rtl w:val="0"/>
               </w:rPr>
             </w:r>
@@ -4136,6 +4849,40 @@
         </w:tc>
       </w:tr>
     </w:tbl>
+    <w:p>
+      <w:pPr>
+        <w:spacing w:after="0" w:line="360" w:lineRule="auto"/>
+        <w:jc w:val="both"/>
+        <w:rPr>
+          <w:b w:val="1"/>
+          <w:bCs w:val="1"/>
+          <w:sz w:val="24"/>
+          <w:szCs w:val="24"/>
+        </w:rPr>
+      </w:pPr>
+      <w:r>
+        <w:rPr>
+          <w:rtl w:val="0"/>
+        </w:rPr>
+      </w:r>
+    </w:p>
+    <w:p>
+      <w:pPr>
+        <w:spacing w:after="0" w:line="360" w:lineRule="auto"/>
+        <w:jc w:val="both"/>
+        <w:rPr>
+          <w:b w:val="1"/>
+          <w:bCs w:val="1"/>
+          <w:sz w:val="24"/>
+          <w:szCs w:val="24"/>
+        </w:rPr>
+      </w:pPr>
+      <w:r>
+        <w:rPr>
+          <w:rtl w:val="0"/>
+        </w:rPr>
+      </w:r>
+    </w:p>
     <w:p>
       <w:pPr>
         <w:spacing w:after="0" w:line="360" w:lineRule="auto"/>
@@ -4227,7 +4974,6 @@
             <w:pPr>
               <w:keepNext w:val="0"/>
               <w:keepLines w:val="0"/>
-              <w:pageBreakBefore w:val="0"/>
               <w:widowControl w:val="1"/>
               <w:pBdr>
                 <w:top w:space="0" w:sz="0" w:val="nil"/>
@@ -4588,105 +5334,105 @@
             </w:pPr>
             <w:r>
               <w:rPr>
-                <w:rFonts w:ascii="Calibri" w:cs="Calibri" w:eastAsia="Calibri" w:hAnsi="Calibri"/>
-                <w:i w:val="1"/>
-                <w:iCs w:val="1"/>
-                <w:color w:val="548dd4"/>
-                <w:sz w:val="18"/>
-                <w:szCs w:val="18"/>
-                <w:rtl w:val="0"/>
-              </w:rPr>
-              <w:t xml:space="preserve">Nombra las competencias o unidades de competencias que se relacionan con las diferentes actividades requeridas para el desarrollo de la actividad.</w:t>
-            </w:r>
-          </w:p>
-        </w:tc>
-        <w:tc>
-          <w:tcPr/>
-          <w:p>
-            <w:pPr>
-              <w:jc w:val="both"/>
-              <w:rPr>
-                <w:b w:val="1"/>
-                <w:bCs w:val="1"/>
-                <w:sz w:val="18"/>
-                <w:szCs w:val="18"/>
-              </w:rPr>
-            </w:pPr>
-            <w:r>
-              <w:rPr>
-                <w:rFonts w:ascii="Calibri" w:cs="Calibri" w:eastAsia="Calibri" w:hAnsi="Calibri"/>
-                <w:i w:val="1"/>
-                <w:iCs w:val="1"/>
-                <w:color w:val="548dd4"/>
-                <w:sz w:val="18"/>
-                <w:szCs w:val="18"/>
-                <w:rtl w:val="0"/>
-              </w:rPr>
-              <w:t xml:space="preserve">Señale el nombre de la tarea o actividad.</w:t>
-            </w:r>
-            <w:r>
-              <w:rPr>
-                <w:rtl w:val="0"/>
-              </w:rPr>
-            </w:r>
-          </w:p>
-        </w:tc>
-        <w:tc>
-          <w:tcPr/>
-          <w:p>
-            <w:pPr>
-              <w:jc w:val="both"/>
-              <w:rPr>
-                <w:b w:val="1"/>
-                <w:bCs w:val="1"/>
-                <w:sz w:val="18"/>
-                <w:szCs w:val="18"/>
-              </w:rPr>
-            </w:pPr>
-            <w:r>
-              <w:rPr>
-                <w:rFonts w:ascii="Calibri" w:cs="Calibri" w:eastAsia="Calibri" w:hAnsi="Calibri"/>
-                <w:i w:val="1"/>
-                <w:iCs w:val="1"/>
-                <w:color w:val="548dd4"/>
-                <w:sz w:val="18"/>
-                <w:szCs w:val="18"/>
-                <w:rtl w:val="0"/>
-              </w:rPr>
-              <w:t xml:space="preserve">Describe la tarea o actividad.</w:t>
-            </w:r>
-            <w:r>
-              <w:rPr>
-                <w:rtl w:val="0"/>
-              </w:rPr>
-            </w:r>
-          </w:p>
-        </w:tc>
-        <w:tc>
-          <w:tcPr/>
-          <w:p>
-            <w:pPr>
-              <w:jc w:val="both"/>
-              <w:rPr>
-                <w:rFonts w:ascii="Calibri" w:cs="Calibri" w:eastAsia="Calibri" w:hAnsi="Calibri"/>
-                <w:i w:val="1"/>
-                <w:iCs w:val="1"/>
-                <w:color w:val="548dd4"/>
-                <w:sz w:val="18"/>
-                <w:szCs w:val="18"/>
-              </w:rPr>
-            </w:pPr>
-            <w:r>
-              <w:rPr>
-                <w:rFonts w:ascii="Calibri" w:cs="Calibri" w:eastAsia="Calibri" w:hAnsi="Calibri"/>
-                <w:i w:val="1"/>
-                <w:iCs w:val="1"/>
-                <w:color w:val="548dd4"/>
-                <w:sz w:val="18"/>
-                <w:szCs w:val="18"/>
-                <w:rtl w:val="0"/>
-              </w:rPr>
-              <w:t xml:space="preserve">Nombra los recursos necesarios para llevar a cabo las actividades definidas.</w:t>
+                <w:i w:val="1"/>
+                <w:iCs w:val="1"/>
+                <w:color w:val="548dd4"/>
+                <w:sz w:val="18"/>
+                <w:szCs w:val="18"/>
+                <w:rtl w:val="0"/>
+              </w:rPr>
+              <w:t xml:space="preserve">C2</w:t>
+            </w:r>
+            <w:r>
+              <w:rPr>
+                <w:rtl w:val="0"/>
+              </w:rPr>
+            </w:r>
+          </w:p>
+        </w:tc>
+        <w:tc>
+          <w:tcPr/>
+          <w:p>
+            <w:pPr>
+              <w:jc w:val="both"/>
+              <w:rPr>
+                <w:b w:val="1"/>
+                <w:bCs w:val="1"/>
+                <w:sz w:val="18"/>
+                <w:szCs w:val="18"/>
+              </w:rPr>
+            </w:pPr>
+            <w:r>
+              <w:rPr>
+                <w:i w:val="1"/>
+                <w:iCs w:val="1"/>
+                <w:color w:val="548dd4"/>
+                <w:sz w:val="18"/>
+                <w:szCs w:val="18"/>
+                <w:rtl w:val="0"/>
+              </w:rPr>
+              <w:t xml:space="preserve">Análisis de requerimientos </w:t>
+            </w:r>
+            <w:r>
+              <w:rPr>
+                <w:rtl w:val="0"/>
+              </w:rPr>
+            </w:r>
+          </w:p>
+        </w:tc>
+        <w:tc>
+          <w:tcPr/>
+          <w:p>
+            <w:pPr>
+              <w:jc w:val="both"/>
+              <w:rPr>
+                <w:b w:val="1"/>
+                <w:bCs w:val="1"/>
+                <w:sz w:val="18"/>
+                <w:szCs w:val="18"/>
+              </w:rPr>
+            </w:pPr>
+            <w:r>
+              <w:rPr>
+                <w:i w:val="1"/>
+                <w:iCs w:val="1"/>
+                <w:color w:val="548dd4"/>
+                <w:sz w:val="18"/>
+                <w:szCs w:val="18"/>
+                <w:rtl w:val="0"/>
+              </w:rPr>
+              <w:t xml:space="preserve">Identificar usuarios, necesidades y funcionalidades principales de LinkCare. </w:t>
+            </w:r>
+            <w:r>
+              <w:rPr>
+                <w:rtl w:val="0"/>
+              </w:rPr>
+            </w:r>
+          </w:p>
+        </w:tc>
+        <w:tc>
+          <w:tcPr/>
+          <w:p>
+            <w:pPr>
+              <w:jc w:val="both"/>
+              <w:rPr>
+                <w:i w:val="1"/>
+                <w:iCs w:val="1"/>
+                <w:color w:val="548dd4"/>
+                <w:sz w:val="18"/>
+                <w:szCs w:val="18"/>
+              </w:rPr>
+            </w:pPr>
+            <w:r>
+              <w:rPr>
+                <w:i w:val="1"/>
+                <w:iCs w:val="1"/>
+                <w:color w:val="548dd4"/>
+                <w:sz w:val="18"/>
+                <w:szCs w:val="18"/>
+                <w:rtl w:val="0"/>
+              </w:rPr>
+              <w:t xml:space="preserve">Computador, documentación, reuniones de equipo </w:t>
             </w:r>
           </w:p>
         </w:tc>
@@ -4710,15 +5456,19 @@
             </w:pPr>
             <w:r>
               <w:rPr>
-                <w:rFonts w:ascii="Calibri" w:cs="Calibri" w:eastAsia="Calibri" w:hAnsi="Calibri"/>
-                <w:i w:val="1"/>
-                <w:iCs w:val="1"/>
-                <w:color w:val="548dd4"/>
-                <w:sz w:val="18"/>
-                <w:szCs w:val="18"/>
-                <w:rtl w:val="0"/>
-              </w:rPr>
-              <w:t xml:space="preserve">Escribe la duración de actividades o tarea.</w:t>
+                <w:i w:val="1"/>
+                <w:iCs w:val="1"/>
+                <w:color w:val="548dd4"/>
+                <w:sz w:val="18"/>
+                <w:szCs w:val="18"/>
+                <w:rtl w:val="0"/>
+              </w:rPr>
+              <w:t xml:space="preserve">1 semana </w:t>
+            </w:r>
+            <w:r>
+              <w:rPr>
+                <w:rtl w:val="0"/>
+              </w:rPr>
             </w:r>
           </w:p>
           <w:p>
@@ -4759,15 +5509,14 @@
             </w:pPr>
             <w:r>
               <w:rPr>
-                <w:rFonts w:ascii="Calibri" w:cs="Calibri" w:eastAsia="Calibri" w:hAnsi="Calibri"/>
-                <w:i w:val="1"/>
-                <w:iCs w:val="1"/>
-                <w:color w:val="548dd4"/>
-                <w:sz w:val="18"/>
-                <w:szCs w:val="18"/>
-                <w:rtl w:val="0"/>
-              </w:rPr>
-              <w:t xml:space="preserve">Escribe el nombre del integrante del equipo responsable de la actividad y tareas asociadas.</w:t>
+                <w:i w:val="1"/>
+                <w:iCs w:val="1"/>
+                <w:color w:val="548dd4"/>
+                <w:sz w:val="18"/>
+                <w:szCs w:val="18"/>
+                <w:rtl w:val="0"/>
+              </w:rPr>
+              <w:t xml:space="preserve">Andrés Saldivar / Giancarlo Trepiana </w:t>
             </w:r>
             <w:r>
               <w:rPr>
@@ -4829,6 +5578,17 @@
             </w:pPr>
             <w:r>
               <w:rPr>
+                <w:i w:val="1"/>
+                <w:iCs w:val="1"/>
+                <w:color w:val="548dd4"/>
+                <w:sz w:val="18"/>
+                <w:szCs w:val="18"/>
+                <w:rtl w:val="0"/>
+              </w:rPr>
+              <w:t xml:space="preserve">C2, C3 </w:t>
+            </w:r>
+            <w:r>
+              <w:rPr>
                 <w:rtl w:val="0"/>
               </w:rPr>
             </w:r>
@@ -4850,6 +5610,17 @@
             </w:pPr>
             <w:r>
               <w:rPr>
+                <w:i w:val="1"/>
+                <w:iCs w:val="1"/>
+                <w:color w:val="548dd4"/>
+                <w:sz w:val="18"/>
+                <w:szCs w:val="18"/>
+                <w:rtl w:val="0"/>
+              </w:rPr>
+              <w:t xml:space="preserve">Diseño de solución </w:t>
+            </w:r>
+            <w:r>
+              <w:rPr>
                 <w:rtl w:val="0"/>
               </w:rPr>
             </w:r>
@@ -4871,6 +5642,17 @@
             </w:pPr>
             <w:r>
               <w:rPr>
+                <w:i w:val="1"/>
+                <w:iCs w:val="1"/>
+                <w:color w:val="548dd4"/>
+                <w:sz w:val="18"/>
+                <w:szCs w:val="18"/>
+                <w:rtl w:val="0"/>
+              </w:rPr>
+              <w:t xml:space="preserve">Definir arquitectura general, flujo de información y estructura del sistema. </w:t>
+            </w:r>
+            <w:r>
+              <w:rPr>
                 <w:rtl w:val="0"/>
               </w:rPr>
             </w:r>
@@ -4890,6 +5672,17 @@
                 <w:szCs w:val="18"/>
               </w:rPr>
             </w:pPr>
+            <w:r>
+              <w:rPr>
+                <w:i w:val="1"/>
+                <w:iCs w:val="1"/>
+                <w:color w:val="548dd4"/>
+                <w:sz w:val="18"/>
+                <w:szCs w:val="18"/>
+                <w:rtl w:val="0"/>
+              </w:rPr>
+              <w:t xml:space="preserve">Computador, herramientas de diseño </w:t>
+            </w:r>
             <w:r>
               <w:rPr>
                 <w:rtl w:val="0"/>
@@ -4915,6 +5708,17 @@
                 <w:szCs w:val="18"/>
               </w:rPr>
             </w:pPr>
+            <w:r>
+              <w:rPr>
+                <w:i w:val="1"/>
+                <w:iCs w:val="1"/>
+                <w:color w:val="548dd4"/>
+                <w:sz w:val="18"/>
+                <w:szCs w:val="18"/>
+                <w:rtl w:val="0"/>
+              </w:rPr>
+              <w:t xml:space="preserve">1 semana </w:t>
+            </w:r>
             <w:r>
               <w:rPr>
                 <w:rtl w:val="0"/>
@@ -4943,6 +5747,17 @@
             </w:pPr>
             <w:r>
               <w:rPr>
+                <w:i w:val="1"/>
+                <w:iCs w:val="1"/>
+                <w:color w:val="548dd4"/>
+                <w:sz w:val="18"/>
+                <w:szCs w:val="18"/>
+                <w:rtl w:val="0"/>
+              </w:rPr>
+              <w:t xml:space="preserve">Andrés Saldivar / Giancarlo Trepiana </w:t>
+            </w:r>
+            <w:r>
+              <w:rPr>
                 <w:rtl w:val="0"/>
               </w:rPr>
             </w:r>
@@ -4991,6 +5806,17 @@
             </w:pPr>
             <w:r>
               <w:rPr>
+                <w:i w:val="1"/>
+                <w:iCs w:val="1"/>
+                <w:color w:val="548dd4"/>
+                <w:sz w:val="18"/>
+                <w:szCs w:val="18"/>
+                <w:rtl w:val="0"/>
+              </w:rPr>
+              <w:t xml:space="preserve">C3 </w:t>
+            </w:r>
+            <w:r>
+              <w:rPr>
                 <w:rtl w:val="0"/>
               </w:rPr>
             </w:r>
@@ -5012,6 +5838,17 @@
             </w:pPr>
             <w:r>
               <w:rPr>
+                <w:i w:val="1"/>
+                <w:iCs w:val="1"/>
+                <w:color w:val="548dd4"/>
+                <w:sz w:val="18"/>
+                <w:szCs w:val="18"/>
+                <w:rtl w:val="0"/>
+              </w:rPr>
+              <w:t xml:space="preserve">Modelamiento de datos </w:t>
+            </w:r>
+            <w:r>
+              <w:rPr>
                 <w:rtl w:val="0"/>
               </w:rPr>
             </w:r>
@@ -5033,6 +5870,17 @@
             </w:pPr>
             <w:r>
               <w:rPr>
+                <w:i w:val="1"/>
+                <w:iCs w:val="1"/>
+                <w:color w:val="548dd4"/>
+                <w:sz w:val="18"/>
+                <w:szCs w:val="18"/>
+                <w:rtl w:val="0"/>
+              </w:rPr>
+              <w:t xml:space="preserve">Diseñar la base de datos para pacientes, medicamentos, anotaciones y variables de salud. </w:t>
+            </w:r>
+            <w:r>
+              <w:rPr>
                 <w:rtl w:val="0"/>
               </w:rPr>
             </w:r>
@@ -5052,6 +5900,17 @@
                 <w:szCs w:val="18"/>
               </w:rPr>
             </w:pPr>
+            <w:r>
+              <w:rPr>
+                <w:i w:val="1"/>
+                <w:iCs w:val="1"/>
+                <w:color w:val="548dd4"/>
+                <w:sz w:val="18"/>
+                <w:szCs w:val="18"/>
+                <w:rtl w:val="0"/>
+              </w:rPr>
+              <w:t xml:space="preserve">Motor de base de datos, herramienta de modelamiento </w:t>
+            </w:r>
             <w:r>
               <w:rPr>
                 <w:rtl w:val="0"/>
@@ -5077,6 +5936,17 @@
                 <w:szCs w:val="18"/>
               </w:rPr>
             </w:pPr>
+            <w:r>
+              <w:rPr>
+                <w:i w:val="1"/>
+                <w:iCs w:val="1"/>
+                <w:color w:val="548dd4"/>
+                <w:sz w:val="18"/>
+                <w:szCs w:val="18"/>
+                <w:rtl w:val="0"/>
+              </w:rPr>
+              <w:t xml:space="preserve">2 semanas </w:t>
+            </w:r>
             <w:r>
               <w:rPr>
                 <w:rtl w:val="0"/>
@@ -5105,8 +5975,1363 @@
             </w:pPr>
             <w:r>
               <w:rPr>
-                <w:rtl w:val="0"/>
-              </w:rPr>
+                <w:i w:val="1"/>
+                <w:iCs w:val="1"/>
+                <w:color w:val="548dd4"/>
+                <w:sz w:val="18"/>
+                <w:szCs w:val="18"/>
+                <w:rtl w:val="0"/>
+              </w:rPr>
+              <w:t xml:space="preserve">Andrés Saldivar </w:t>
+            </w:r>
+            <w:r>
+              <w:rPr>
+                <w:rtl w:val="0"/>
+              </w:rPr>
+            </w:r>
+          </w:p>
+        </w:tc>
+        <w:tc>
+          <w:tcPr/>
+          <w:p>
+            <w:pPr>
+              <w:jc w:val="both"/>
+              <w:rPr>
+                <w:rFonts w:ascii="Calibri" w:cs="Calibri" w:eastAsia="Calibri" w:hAnsi="Calibri"/>
+                <w:i w:val="1"/>
+                <w:iCs w:val="1"/>
+                <w:color w:val="548dd4"/>
+                <w:sz w:val="18"/>
+                <w:szCs w:val="18"/>
+              </w:rPr>
+            </w:pPr>
+            <w:r>
+              <w:rPr>
+                <w:rtl w:val="0"/>
+              </w:rPr>
+            </w:r>
+          </w:p>
+        </w:tc>
+      </w:tr>
+      <w:tr>
+        <w:trPr>
+          <w:cantSplit w:val="0"/>
+          <w:tblHeader w:val="0"/>
+        </w:trPr>
+        <w:tc>
+          <w:tcPr/>
+          <w:p>
+            <w:pPr>
+              <w:jc w:val="both"/>
+              <w:rPr>
+                <w:i w:val="1"/>
+                <w:iCs w:val="1"/>
+                <w:color w:val="548dd4"/>
+                <w:sz w:val="18"/>
+                <w:szCs w:val="18"/>
+              </w:rPr>
+            </w:pPr>
+            <w:r>
+              <w:rPr>
+                <w:i w:val="1"/>
+                <w:iCs w:val="1"/>
+                <w:color w:val="548dd4"/>
+                <w:sz w:val="18"/>
+                <w:szCs w:val="18"/>
+                <w:rtl w:val="0"/>
+              </w:rPr>
+              <w:t xml:space="preserve">C4 </w:t>
+            </w:r>
+          </w:p>
+        </w:tc>
+        <w:tc>
+          <w:tcPr/>
+          <w:p>
+            <w:pPr>
+              <w:jc w:val="both"/>
+              <w:rPr>
+                <w:i w:val="1"/>
+                <w:iCs w:val="1"/>
+                <w:color w:val="548dd4"/>
+                <w:sz w:val="18"/>
+                <w:szCs w:val="18"/>
+              </w:rPr>
+            </w:pPr>
+            <w:r>
+              <w:rPr>
+                <w:i w:val="1"/>
+                <w:iCs w:val="1"/>
+                <w:color w:val="548dd4"/>
+                <w:sz w:val="18"/>
+                <w:szCs w:val="18"/>
+                <w:rtl w:val="0"/>
+              </w:rPr>
+              <w:t xml:space="preserve">Diseño de interfaz </w:t>
+            </w:r>
+          </w:p>
+        </w:tc>
+        <w:tc>
+          <w:tcPr/>
+          <w:p>
+            <w:pPr>
+              <w:jc w:val="both"/>
+              <w:rPr>
+                <w:i w:val="1"/>
+                <w:iCs w:val="1"/>
+                <w:color w:val="548dd4"/>
+                <w:sz w:val="18"/>
+                <w:szCs w:val="18"/>
+              </w:rPr>
+            </w:pPr>
+            <w:r>
+              <w:rPr>
+                <w:i w:val="1"/>
+                <w:iCs w:val="1"/>
+                <w:color w:val="548dd4"/>
+                <w:sz w:val="18"/>
+                <w:szCs w:val="18"/>
+                <w:rtl w:val="0"/>
+              </w:rPr>
+              <w:t xml:space="preserve">Diseñar las principales pantallas y navegación de la aplicación. </w:t>
+            </w:r>
+          </w:p>
+        </w:tc>
+        <w:tc>
+          <w:tcPr/>
+          <w:p>
+            <w:pPr>
+              <w:jc w:val="both"/>
+              <w:rPr>
+                <w:i w:val="1"/>
+                <w:iCs w:val="1"/>
+                <w:color w:val="548dd4"/>
+                <w:sz w:val="18"/>
+                <w:szCs w:val="18"/>
+              </w:rPr>
+            </w:pPr>
+            <w:r>
+              <w:rPr>
+                <w:i w:val="1"/>
+                <w:iCs w:val="1"/>
+                <w:color w:val="548dd4"/>
+                <w:sz w:val="18"/>
+                <w:szCs w:val="18"/>
+                <w:rtl w:val="0"/>
+              </w:rPr>
+              <w:t xml:space="preserve">Herramienta de prototipado, computador </w:t>
+            </w:r>
+          </w:p>
+        </w:tc>
+        <w:tc>
+          <w:tcPr>
+            <w:tcBorders>
+              <w:right w:color="ffffff" w:space="0" w:sz="4" w:val="single"/>
+            </w:tcBorders>
+          </w:tcPr>
+          <w:p>
+            <w:pPr>
+              <w:jc w:val="both"/>
+              <w:rPr>
+                <w:i w:val="1"/>
+                <w:iCs w:val="1"/>
+                <w:color w:val="548dd4"/>
+                <w:sz w:val="18"/>
+                <w:szCs w:val="18"/>
+              </w:rPr>
+            </w:pPr>
+            <w:r>
+              <w:rPr>
+                <w:i w:val="1"/>
+                <w:iCs w:val="1"/>
+                <w:color w:val="548dd4"/>
+                <w:sz w:val="18"/>
+                <w:szCs w:val="18"/>
+                <w:rtl w:val="0"/>
+              </w:rPr>
+              <w:t xml:space="preserve">2 semanas </w:t>
+            </w:r>
+          </w:p>
+        </w:tc>
+        <w:tc>
+          <w:tcPr>
+            <w:tcBorders>
+              <w:left w:color="ffffff" w:space="0" w:sz="4" w:val="single"/>
+            </w:tcBorders>
+            <w:shd w:fill="d9d9d9" w:val="clear"/>
+          </w:tcPr>
+          <w:p>
+            <w:pPr>
+              <w:jc w:val="both"/>
+              <w:rPr>
+                <w:i w:val="1"/>
+                <w:iCs w:val="1"/>
+                <w:color w:val="548dd4"/>
+                <w:sz w:val="18"/>
+                <w:szCs w:val="18"/>
+              </w:rPr>
+            </w:pPr>
+            <w:r>
+              <w:rPr>
+                <w:i w:val="1"/>
+                <w:iCs w:val="1"/>
+                <w:color w:val="548dd4"/>
+                <w:sz w:val="18"/>
+                <w:szCs w:val="18"/>
+                <w:rtl w:val="0"/>
+              </w:rPr>
+              <w:t xml:space="preserve">Andrés Saldivar </w:t>
+            </w:r>
+          </w:p>
+        </w:tc>
+        <w:tc>
+          <w:tcPr/>
+          <w:p>
+            <w:pPr>
+              <w:jc w:val="both"/>
+              <w:rPr>
+                <w:rFonts w:ascii="Calibri" w:cs="Calibri" w:eastAsia="Calibri" w:hAnsi="Calibri"/>
+                <w:i w:val="1"/>
+                <w:iCs w:val="1"/>
+                <w:color w:val="548dd4"/>
+                <w:sz w:val="18"/>
+                <w:szCs w:val="18"/>
+              </w:rPr>
+            </w:pPr>
+            <w:r>
+              <w:rPr>
+                <w:rtl w:val="0"/>
+              </w:rPr>
+            </w:r>
+          </w:p>
+        </w:tc>
+      </w:tr>
+      <w:tr>
+        <w:trPr>
+          <w:cantSplit w:val="0"/>
+          <w:tblHeader w:val="0"/>
+        </w:trPr>
+        <w:tc>
+          <w:tcPr/>
+          <w:p>
+            <w:pPr>
+              <w:jc w:val="both"/>
+              <w:rPr>
+                <w:i w:val="1"/>
+                <w:iCs w:val="1"/>
+                <w:color w:val="548dd4"/>
+                <w:sz w:val="18"/>
+                <w:szCs w:val="18"/>
+              </w:rPr>
+            </w:pPr>
+            <w:r>
+              <w:rPr>
+                <w:i w:val="1"/>
+                <w:iCs w:val="1"/>
+                <w:color w:val="548dd4"/>
+                <w:sz w:val="18"/>
+                <w:szCs w:val="18"/>
+                <w:rtl w:val="0"/>
+              </w:rPr>
+              <w:t xml:space="preserve">C4</w:t>
+            </w:r>
+          </w:p>
+        </w:tc>
+        <w:tc>
+          <w:tcPr/>
+          <w:p>
+            <w:pPr>
+              <w:jc w:val="both"/>
+              <w:rPr>
+                <w:i w:val="1"/>
+                <w:iCs w:val="1"/>
+                <w:color w:val="548dd4"/>
+                <w:sz w:val="18"/>
+                <w:szCs w:val="18"/>
+              </w:rPr>
+            </w:pPr>
+            <w:r>
+              <w:rPr>
+                <w:i w:val="1"/>
+                <w:iCs w:val="1"/>
+                <w:color w:val="548dd4"/>
+                <w:sz w:val="18"/>
+                <w:szCs w:val="18"/>
+                <w:rtl w:val="0"/>
+              </w:rPr>
+              <w:t xml:space="preserve">Desarrollo de funcionalidades </w:t>
+            </w:r>
+          </w:p>
+        </w:tc>
+        <w:tc>
+          <w:tcPr/>
+          <w:p>
+            <w:pPr>
+              <w:jc w:val="both"/>
+              <w:rPr>
+                <w:i w:val="1"/>
+                <w:iCs w:val="1"/>
+                <w:color w:val="548dd4"/>
+                <w:sz w:val="18"/>
+                <w:szCs w:val="18"/>
+              </w:rPr>
+            </w:pPr>
+            <w:r>
+              <w:rPr>
+                <w:i w:val="1"/>
+                <w:iCs w:val="1"/>
+                <w:color w:val="548dd4"/>
+                <w:sz w:val="18"/>
+                <w:szCs w:val="18"/>
+                <w:rtl w:val="0"/>
+              </w:rPr>
+              <w:t xml:space="preserve">Implementar registro, gestión y consulta de información del paciente. </w:t>
+            </w:r>
+          </w:p>
+        </w:tc>
+        <w:tc>
+          <w:tcPr/>
+          <w:p>
+            <w:pPr>
+              <w:jc w:val="both"/>
+              <w:rPr>
+                <w:i w:val="1"/>
+                <w:iCs w:val="1"/>
+                <w:color w:val="548dd4"/>
+                <w:sz w:val="18"/>
+                <w:szCs w:val="18"/>
+              </w:rPr>
+            </w:pPr>
+            <w:r>
+              <w:rPr>
+                <w:i w:val="1"/>
+                <w:iCs w:val="1"/>
+                <w:color w:val="548dd4"/>
+                <w:sz w:val="18"/>
+                <w:szCs w:val="18"/>
+                <w:rtl w:val="0"/>
+              </w:rPr>
+              <w:t xml:space="preserve">IDE, framework, base de datos, computador </w:t>
+            </w:r>
+          </w:p>
+        </w:tc>
+        <w:tc>
+          <w:tcPr>
+            <w:tcBorders>
+              <w:right w:color="ffffff" w:space="0" w:sz="4" w:val="single"/>
+            </w:tcBorders>
+          </w:tcPr>
+          <w:p>
+            <w:pPr>
+              <w:jc w:val="both"/>
+              <w:rPr>
+                <w:i w:val="1"/>
+                <w:iCs w:val="1"/>
+                <w:color w:val="548dd4"/>
+                <w:sz w:val="18"/>
+                <w:szCs w:val="18"/>
+              </w:rPr>
+            </w:pPr>
+            <w:r>
+              <w:rPr>
+                <w:i w:val="1"/>
+                <w:iCs w:val="1"/>
+                <w:color w:val="548dd4"/>
+                <w:sz w:val="18"/>
+                <w:szCs w:val="18"/>
+                <w:rtl w:val="0"/>
+              </w:rPr>
+              <w:t xml:space="preserve">4 semanas </w:t>
+            </w:r>
+          </w:p>
+        </w:tc>
+        <w:tc>
+          <w:tcPr>
+            <w:tcBorders>
+              <w:left w:color="ffffff" w:space="0" w:sz="4" w:val="single"/>
+            </w:tcBorders>
+            <w:shd w:fill="d9d9d9" w:val="clear"/>
+          </w:tcPr>
+          <w:p>
+            <w:pPr>
+              <w:jc w:val="both"/>
+              <w:rPr>
+                <w:i w:val="1"/>
+                <w:iCs w:val="1"/>
+                <w:color w:val="548dd4"/>
+                <w:sz w:val="18"/>
+                <w:szCs w:val="18"/>
+              </w:rPr>
+            </w:pPr>
+            <w:r>
+              <w:rPr>
+                <w:i w:val="1"/>
+                <w:iCs w:val="1"/>
+                <w:color w:val="548dd4"/>
+                <w:sz w:val="18"/>
+                <w:szCs w:val="18"/>
+                <w:rtl w:val="0"/>
+              </w:rPr>
+              <w:t xml:space="preserve">Giancarlo Trepiana / Andrés Saldivar </w:t>
+            </w:r>
+          </w:p>
+        </w:tc>
+        <w:tc>
+          <w:tcPr/>
+          <w:p>
+            <w:pPr>
+              <w:jc w:val="both"/>
+              <w:rPr>
+                <w:rFonts w:ascii="Calibri" w:cs="Calibri" w:eastAsia="Calibri" w:hAnsi="Calibri"/>
+                <w:i w:val="1"/>
+                <w:iCs w:val="1"/>
+                <w:color w:val="548dd4"/>
+                <w:sz w:val="18"/>
+                <w:szCs w:val="18"/>
+              </w:rPr>
+            </w:pPr>
+            <w:r>
+              <w:rPr>
+                <w:rtl w:val="0"/>
+              </w:rPr>
+            </w:r>
+          </w:p>
+        </w:tc>
+      </w:tr>
+      <w:tr>
+        <w:trPr>
+          <w:cantSplit w:val="0"/>
+          <w:tblHeader w:val="0"/>
+        </w:trPr>
+        <w:tc>
+          <w:tcPr/>
+          <w:p>
+            <w:pPr>
+              <w:jc w:val="both"/>
+              <w:rPr>
+                <w:i w:val="1"/>
+                <w:iCs w:val="1"/>
+                <w:color w:val="548dd4"/>
+                <w:sz w:val="18"/>
+                <w:szCs w:val="18"/>
+              </w:rPr>
+            </w:pPr>
+            <w:r>
+              <w:rPr>
+                <w:i w:val="1"/>
+                <w:iCs w:val="1"/>
+                <w:color w:val="548dd4"/>
+                <w:sz w:val="18"/>
+                <w:szCs w:val="18"/>
+                <w:rtl w:val="0"/>
+              </w:rPr>
+              <w:t xml:space="preserve">C4 </w:t>
+            </w:r>
+          </w:p>
+        </w:tc>
+        <w:tc>
+          <w:tcPr/>
+          <w:p>
+            <w:pPr>
+              <w:jc w:val="both"/>
+              <w:rPr>
+                <w:i w:val="1"/>
+                <w:iCs w:val="1"/>
+                <w:color w:val="548dd4"/>
+                <w:sz w:val="18"/>
+                <w:szCs w:val="18"/>
+              </w:rPr>
+            </w:pPr>
+            <w:r>
+              <w:rPr>
+                <w:i w:val="1"/>
+                <w:iCs w:val="1"/>
+                <w:color w:val="548dd4"/>
+                <w:sz w:val="18"/>
+                <w:szCs w:val="18"/>
+                <w:rtl w:val="0"/>
+              </w:rPr>
+              <w:t xml:space="preserve">Integración del sistema </w:t>
+            </w:r>
+          </w:p>
+        </w:tc>
+        <w:tc>
+          <w:tcPr/>
+          <w:p>
+            <w:pPr>
+              <w:jc w:val="both"/>
+              <w:rPr>
+                <w:i w:val="1"/>
+                <w:iCs w:val="1"/>
+                <w:color w:val="548dd4"/>
+                <w:sz w:val="18"/>
+                <w:szCs w:val="18"/>
+              </w:rPr>
+            </w:pPr>
+            <w:r>
+              <w:rPr>
+                <w:i w:val="1"/>
+                <w:iCs w:val="1"/>
+                <w:color w:val="548dd4"/>
+                <w:sz w:val="18"/>
+                <w:szCs w:val="18"/>
+                <w:rtl w:val="0"/>
+              </w:rPr>
+              <w:t xml:space="preserve">Integrar interfaz, lógica de negocio y base de datos. </w:t>
+            </w:r>
+          </w:p>
+        </w:tc>
+        <w:tc>
+          <w:tcPr/>
+          <w:p>
+            <w:pPr>
+              <w:jc w:val="both"/>
+              <w:rPr>
+                <w:i w:val="1"/>
+                <w:iCs w:val="1"/>
+                <w:color w:val="548dd4"/>
+                <w:sz w:val="18"/>
+                <w:szCs w:val="18"/>
+              </w:rPr>
+            </w:pPr>
+            <w:r>
+              <w:rPr>
+                <w:i w:val="1"/>
+                <w:iCs w:val="1"/>
+                <w:color w:val="548dd4"/>
+                <w:sz w:val="18"/>
+                <w:szCs w:val="18"/>
+                <w:rtl w:val="0"/>
+              </w:rPr>
+              <w:t xml:space="preserve">Herramientas de desarrollo y repositorio </w:t>
+            </w:r>
+          </w:p>
+        </w:tc>
+        <w:tc>
+          <w:tcPr>
+            <w:tcBorders>
+              <w:right w:color="ffffff" w:space="0" w:sz="4" w:val="single"/>
+            </w:tcBorders>
+          </w:tcPr>
+          <w:p>
+            <w:pPr>
+              <w:jc w:val="both"/>
+              <w:rPr>
+                <w:i w:val="1"/>
+                <w:iCs w:val="1"/>
+                <w:color w:val="548dd4"/>
+                <w:sz w:val="18"/>
+                <w:szCs w:val="18"/>
+              </w:rPr>
+            </w:pPr>
+            <w:r>
+              <w:rPr>
+                <w:i w:val="1"/>
+                <w:iCs w:val="1"/>
+                <w:color w:val="548dd4"/>
+                <w:sz w:val="18"/>
+                <w:szCs w:val="18"/>
+                <w:rtl w:val="0"/>
+              </w:rPr>
+              <w:t xml:space="preserve">2 semanas </w:t>
+            </w:r>
+          </w:p>
+        </w:tc>
+        <w:tc>
+          <w:tcPr>
+            <w:tcBorders>
+              <w:left w:color="ffffff" w:space="0" w:sz="4" w:val="single"/>
+            </w:tcBorders>
+            <w:shd w:fill="d9d9d9" w:val="clear"/>
+          </w:tcPr>
+          <w:p>
+            <w:pPr>
+              <w:jc w:val="both"/>
+              <w:rPr>
+                <w:i w:val="1"/>
+                <w:iCs w:val="1"/>
+                <w:color w:val="548dd4"/>
+                <w:sz w:val="18"/>
+                <w:szCs w:val="18"/>
+              </w:rPr>
+            </w:pPr>
+            <w:r>
+              <w:rPr>
+                <w:i w:val="1"/>
+                <w:iCs w:val="1"/>
+                <w:color w:val="548dd4"/>
+                <w:sz w:val="18"/>
+                <w:szCs w:val="18"/>
+                <w:rtl w:val="0"/>
+              </w:rPr>
+              <w:t xml:space="preserve">Giancarlo Trepiana / Andrés Saldivar </w:t>
+            </w:r>
+          </w:p>
+        </w:tc>
+        <w:tc>
+          <w:tcPr/>
+          <w:p>
+            <w:pPr>
+              <w:jc w:val="both"/>
+              <w:rPr>
+                <w:rFonts w:ascii="Calibri" w:cs="Calibri" w:eastAsia="Calibri" w:hAnsi="Calibri"/>
+                <w:i w:val="1"/>
+                <w:iCs w:val="1"/>
+                <w:color w:val="548dd4"/>
+                <w:sz w:val="18"/>
+                <w:szCs w:val="18"/>
+              </w:rPr>
+            </w:pPr>
+            <w:r>
+              <w:rPr>
+                <w:rtl w:val="0"/>
+              </w:rPr>
+            </w:r>
+          </w:p>
+        </w:tc>
+      </w:tr>
+      <w:tr>
+        <w:trPr>
+          <w:cantSplit w:val="0"/>
+          <w:tblHeader w:val="0"/>
+        </w:trPr>
+        <w:tc>
+          <w:tcPr/>
+          <w:p>
+            <w:pPr>
+              <w:jc w:val="both"/>
+              <w:rPr>
+                <w:i w:val="1"/>
+                <w:iCs w:val="1"/>
+                <w:color w:val="548dd4"/>
+                <w:sz w:val="18"/>
+                <w:szCs w:val="18"/>
+              </w:rPr>
+            </w:pPr>
+            <w:r>
+              <w:rPr>
+                <w:i w:val="1"/>
+                <w:iCs w:val="1"/>
+                <w:color w:val="548dd4"/>
+                <w:sz w:val="18"/>
+                <w:szCs w:val="18"/>
+                <w:rtl w:val="0"/>
+              </w:rPr>
+              <w:t xml:space="preserve">C1</w:t>
+            </w:r>
+          </w:p>
+        </w:tc>
+        <w:tc>
+          <w:tcPr/>
+          <w:p>
+            <w:pPr>
+              <w:jc w:val="both"/>
+              <w:rPr>
+                <w:i w:val="1"/>
+                <w:iCs w:val="1"/>
+                <w:color w:val="548dd4"/>
+                <w:sz w:val="18"/>
+                <w:szCs w:val="18"/>
+              </w:rPr>
+            </w:pPr>
+            <w:r>
+              <w:rPr>
+                <w:i w:val="1"/>
+                <w:iCs w:val="1"/>
+                <w:color w:val="548dd4"/>
+                <w:sz w:val="18"/>
+                <w:szCs w:val="18"/>
+                <w:rtl w:val="0"/>
+              </w:rPr>
+              <w:t xml:space="preserve">Pruebas funcionales </w:t>
+            </w:r>
+          </w:p>
+        </w:tc>
+        <w:tc>
+          <w:tcPr/>
+          <w:p>
+            <w:pPr>
+              <w:jc w:val="both"/>
+              <w:rPr>
+                <w:i w:val="1"/>
+                <w:iCs w:val="1"/>
+                <w:color w:val="548dd4"/>
+                <w:sz w:val="18"/>
+                <w:szCs w:val="18"/>
+              </w:rPr>
+            </w:pPr>
+            <w:r>
+              <w:rPr>
+                <w:i w:val="1"/>
+                <w:iCs w:val="1"/>
+                <w:color w:val="548dd4"/>
+                <w:sz w:val="18"/>
+                <w:szCs w:val="18"/>
+                <w:rtl w:val="0"/>
+              </w:rPr>
+              <w:t xml:space="preserve">Ejecutar pruebas de las funcionalidades y detectar errores. </w:t>
+            </w:r>
+          </w:p>
+        </w:tc>
+        <w:tc>
+          <w:tcPr/>
+          <w:p>
+            <w:pPr>
+              <w:jc w:val="both"/>
+              <w:rPr>
+                <w:i w:val="1"/>
+                <w:iCs w:val="1"/>
+                <w:color w:val="548dd4"/>
+                <w:sz w:val="18"/>
+                <w:szCs w:val="18"/>
+              </w:rPr>
+            </w:pPr>
+            <w:r>
+              <w:rPr>
+                <w:i w:val="1"/>
+                <w:iCs w:val="1"/>
+                <w:color w:val="548dd4"/>
+                <w:sz w:val="18"/>
+                <w:szCs w:val="18"/>
+                <w:rtl w:val="0"/>
+              </w:rPr>
+              <w:t xml:space="preserve">Casos de prueba, computador, aplicación </w:t>
+            </w:r>
+          </w:p>
+        </w:tc>
+        <w:tc>
+          <w:tcPr>
+            <w:tcBorders>
+              <w:right w:color="ffffff" w:space="0" w:sz="4" w:val="single"/>
+            </w:tcBorders>
+          </w:tcPr>
+          <w:p>
+            <w:pPr>
+              <w:jc w:val="both"/>
+              <w:rPr>
+                <w:i w:val="1"/>
+                <w:iCs w:val="1"/>
+                <w:color w:val="548dd4"/>
+                <w:sz w:val="18"/>
+                <w:szCs w:val="18"/>
+              </w:rPr>
+            </w:pPr>
+            <w:r>
+              <w:rPr>
+                <w:i w:val="1"/>
+                <w:iCs w:val="1"/>
+                <w:color w:val="548dd4"/>
+                <w:sz w:val="18"/>
+                <w:szCs w:val="18"/>
+                <w:rtl w:val="0"/>
+              </w:rPr>
+              <w:t xml:space="preserve">2 semanas </w:t>
+            </w:r>
+          </w:p>
+        </w:tc>
+        <w:tc>
+          <w:tcPr>
+            <w:tcBorders>
+              <w:left w:color="ffffff" w:space="0" w:sz="4" w:val="single"/>
+            </w:tcBorders>
+            <w:shd w:fill="d9d9d9" w:val="clear"/>
+          </w:tcPr>
+          <w:p>
+            <w:pPr>
+              <w:jc w:val="both"/>
+              <w:rPr>
+                <w:i w:val="1"/>
+                <w:iCs w:val="1"/>
+                <w:color w:val="548dd4"/>
+                <w:sz w:val="18"/>
+                <w:szCs w:val="18"/>
+              </w:rPr>
+            </w:pPr>
+            <w:r>
+              <w:rPr>
+                <w:i w:val="1"/>
+                <w:iCs w:val="1"/>
+                <w:color w:val="548dd4"/>
+                <w:sz w:val="18"/>
+                <w:szCs w:val="18"/>
+                <w:rtl w:val="0"/>
+              </w:rPr>
+              <w:t xml:space="preserve">Giancarlo Trepiana / Andrés Saldivar </w:t>
+            </w:r>
+          </w:p>
+        </w:tc>
+        <w:tc>
+          <w:tcPr/>
+          <w:p>
+            <w:pPr>
+              <w:jc w:val="both"/>
+              <w:rPr>
+                <w:rFonts w:ascii="Calibri" w:cs="Calibri" w:eastAsia="Calibri" w:hAnsi="Calibri"/>
+                <w:i w:val="1"/>
+                <w:iCs w:val="1"/>
+                <w:color w:val="548dd4"/>
+                <w:sz w:val="18"/>
+                <w:szCs w:val="18"/>
+              </w:rPr>
+            </w:pPr>
+            <w:r>
+              <w:rPr>
+                <w:rtl w:val="0"/>
+              </w:rPr>
+            </w:r>
+          </w:p>
+        </w:tc>
+      </w:tr>
+      <w:tr>
+        <w:trPr>
+          <w:cantSplit w:val="0"/>
+          <w:tblHeader w:val="0"/>
+        </w:trPr>
+        <w:tc>
+          <w:tcPr/>
+          <w:p>
+            <w:pPr>
+              <w:jc w:val="both"/>
+              <w:rPr>
+                <w:i w:val="1"/>
+                <w:iCs w:val="1"/>
+                <w:color w:val="548dd4"/>
+                <w:sz w:val="18"/>
+                <w:szCs w:val="18"/>
+              </w:rPr>
+            </w:pPr>
+            <w:r>
+              <w:rPr>
+                <w:i w:val="1"/>
+                <w:iCs w:val="1"/>
+                <w:color w:val="548dd4"/>
+                <w:sz w:val="18"/>
+                <w:szCs w:val="18"/>
+                <w:rtl w:val="0"/>
+              </w:rPr>
+              <w:t xml:space="preserve">C1, C4 </w:t>
+            </w:r>
+          </w:p>
+        </w:tc>
+        <w:tc>
+          <w:tcPr/>
+          <w:p>
+            <w:pPr>
+              <w:jc w:val="both"/>
+              <w:rPr>
+                <w:i w:val="1"/>
+                <w:iCs w:val="1"/>
+                <w:color w:val="548dd4"/>
+                <w:sz w:val="18"/>
+                <w:szCs w:val="18"/>
+              </w:rPr>
+            </w:pPr>
+            <w:r>
+              <w:rPr>
+                <w:i w:val="1"/>
+                <w:iCs w:val="1"/>
+                <w:color w:val="548dd4"/>
+                <w:sz w:val="18"/>
+                <w:szCs w:val="18"/>
+                <w:rtl w:val="0"/>
+              </w:rPr>
+              <w:t xml:space="preserve">Correcciones y mejoras </w:t>
+            </w:r>
+          </w:p>
+        </w:tc>
+        <w:tc>
+          <w:tcPr/>
+          <w:p>
+            <w:pPr>
+              <w:jc w:val="both"/>
+              <w:rPr>
+                <w:i w:val="1"/>
+                <w:iCs w:val="1"/>
+                <w:color w:val="548dd4"/>
+                <w:sz w:val="18"/>
+                <w:szCs w:val="18"/>
+              </w:rPr>
+            </w:pPr>
+            <w:r>
+              <w:rPr>
+                <w:i w:val="1"/>
+                <w:iCs w:val="1"/>
+                <w:color w:val="548dd4"/>
+                <w:sz w:val="18"/>
+                <w:szCs w:val="18"/>
+                <w:rtl w:val="0"/>
+              </w:rPr>
+              <w:t xml:space="preserve">Corregir errores encontrados y mejorar el funcionamiento de la aplicación. </w:t>
+            </w:r>
+          </w:p>
+        </w:tc>
+        <w:tc>
+          <w:tcPr/>
+          <w:p>
+            <w:pPr>
+              <w:jc w:val="both"/>
+              <w:rPr>
+                <w:i w:val="1"/>
+                <w:iCs w:val="1"/>
+                <w:color w:val="548dd4"/>
+                <w:sz w:val="18"/>
+                <w:szCs w:val="18"/>
+              </w:rPr>
+            </w:pPr>
+            <w:r>
+              <w:rPr>
+                <w:i w:val="1"/>
+                <w:iCs w:val="1"/>
+                <w:color w:val="548dd4"/>
+                <w:sz w:val="18"/>
+                <w:szCs w:val="18"/>
+                <w:rtl w:val="0"/>
+              </w:rPr>
+              <w:t xml:space="preserve">IDE, repositorio, herramientas de prueba </w:t>
+            </w:r>
+          </w:p>
+        </w:tc>
+        <w:tc>
+          <w:tcPr>
+            <w:tcBorders>
+              <w:right w:color="ffffff" w:space="0" w:sz="4" w:val="single"/>
+            </w:tcBorders>
+          </w:tcPr>
+          <w:p>
+            <w:pPr>
+              <w:jc w:val="both"/>
+              <w:rPr>
+                <w:i w:val="1"/>
+                <w:iCs w:val="1"/>
+                <w:color w:val="548dd4"/>
+                <w:sz w:val="18"/>
+                <w:szCs w:val="18"/>
+              </w:rPr>
+            </w:pPr>
+            <w:r>
+              <w:rPr>
+                <w:i w:val="1"/>
+                <w:iCs w:val="1"/>
+                <w:color w:val="548dd4"/>
+                <w:sz w:val="18"/>
+                <w:szCs w:val="18"/>
+                <w:rtl w:val="0"/>
+              </w:rPr>
+              <w:t xml:space="preserve">2 semanas </w:t>
+            </w:r>
+          </w:p>
+        </w:tc>
+        <w:tc>
+          <w:tcPr>
+            <w:tcBorders>
+              <w:left w:color="ffffff" w:space="0" w:sz="4" w:val="single"/>
+            </w:tcBorders>
+            <w:shd w:fill="d9d9d9" w:val="clear"/>
+          </w:tcPr>
+          <w:p>
+            <w:pPr>
+              <w:jc w:val="both"/>
+              <w:rPr>
+                <w:i w:val="1"/>
+                <w:iCs w:val="1"/>
+                <w:color w:val="548dd4"/>
+                <w:sz w:val="18"/>
+                <w:szCs w:val="18"/>
+              </w:rPr>
+            </w:pPr>
+            <w:r>
+              <w:rPr>
+                <w:i w:val="1"/>
+                <w:iCs w:val="1"/>
+                <w:color w:val="548dd4"/>
+                <w:sz w:val="18"/>
+                <w:szCs w:val="18"/>
+                <w:rtl w:val="0"/>
+              </w:rPr>
+              <w:t xml:space="preserve">Giancarlo Trepiana / Andrés Saldivar </w:t>
+            </w:r>
+          </w:p>
+        </w:tc>
+        <w:tc>
+          <w:tcPr/>
+          <w:p>
+            <w:pPr>
+              <w:jc w:val="both"/>
+              <w:rPr>
+                <w:rFonts w:ascii="Calibri" w:cs="Calibri" w:eastAsia="Calibri" w:hAnsi="Calibri"/>
+                <w:i w:val="1"/>
+                <w:iCs w:val="1"/>
+                <w:color w:val="548dd4"/>
+                <w:sz w:val="18"/>
+                <w:szCs w:val="18"/>
+              </w:rPr>
+            </w:pPr>
+            <w:r>
+              <w:rPr>
+                <w:rtl w:val="0"/>
+              </w:rPr>
+            </w:r>
+          </w:p>
+        </w:tc>
+      </w:tr>
+      <w:tr>
+        <w:trPr>
+          <w:cantSplit w:val="0"/>
+          <w:tblHeader w:val="0"/>
+        </w:trPr>
+        <w:tc>
+          <w:tcPr/>
+          <w:p>
+            <w:pPr>
+              <w:jc w:val="both"/>
+              <w:rPr>
+                <w:i w:val="1"/>
+                <w:iCs w:val="1"/>
+                <w:color w:val="548dd4"/>
+                <w:sz w:val="18"/>
+                <w:szCs w:val="18"/>
+              </w:rPr>
+            </w:pPr>
+            <w:r>
+              <w:rPr>
+                <w:i w:val="1"/>
+                <w:iCs w:val="1"/>
+                <w:color w:val="548dd4"/>
+                <w:sz w:val="18"/>
+                <w:szCs w:val="18"/>
+                <w:rtl w:val="0"/>
+              </w:rPr>
+              <w:t xml:space="preserve">C1, C2, C4 </w:t>
+            </w:r>
+          </w:p>
+        </w:tc>
+        <w:tc>
+          <w:tcPr/>
+          <w:p>
+            <w:pPr>
+              <w:jc w:val="both"/>
+              <w:rPr>
+                <w:i w:val="1"/>
+                <w:iCs w:val="1"/>
+                <w:color w:val="548dd4"/>
+                <w:sz w:val="18"/>
+                <w:szCs w:val="18"/>
+              </w:rPr>
+            </w:pPr>
+            <w:r>
+              <w:rPr>
+                <w:i w:val="1"/>
+                <w:iCs w:val="1"/>
+                <w:color w:val="548dd4"/>
+                <w:sz w:val="18"/>
+                <w:szCs w:val="18"/>
+                <w:rtl w:val="0"/>
+              </w:rPr>
+              <w:t xml:space="preserve">Validación final </w:t>
+            </w:r>
+          </w:p>
+        </w:tc>
+        <w:tc>
+          <w:tcPr/>
+          <w:p>
+            <w:pPr>
+              <w:jc w:val="both"/>
+              <w:rPr>
+                <w:i w:val="1"/>
+                <w:iCs w:val="1"/>
+                <w:color w:val="548dd4"/>
+                <w:sz w:val="18"/>
+                <w:szCs w:val="18"/>
+              </w:rPr>
+            </w:pPr>
+            <w:r>
+              <w:rPr>
+                <w:i w:val="1"/>
+                <w:iCs w:val="1"/>
+                <w:color w:val="548dd4"/>
+                <w:sz w:val="18"/>
+                <w:szCs w:val="18"/>
+                <w:rtl w:val="0"/>
+              </w:rPr>
+              <w:t xml:space="preserve">Verificar que la solución cumpla con los requerimientos definidos. </w:t>
+            </w:r>
+          </w:p>
+        </w:tc>
+        <w:tc>
+          <w:tcPr/>
+          <w:p>
+            <w:pPr>
+              <w:jc w:val="both"/>
+              <w:rPr>
+                <w:i w:val="1"/>
+                <w:iCs w:val="1"/>
+                <w:color w:val="548dd4"/>
+                <w:sz w:val="18"/>
+                <w:szCs w:val="18"/>
+              </w:rPr>
+            </w:pPr>
+            <w:r>
+              <w:rPr>
+                <w:i w:val="1"/>
+                <w:iCs w:val="1"/>
+                <w:color w:val="548dd4"/>
+                <w:sz w:val="18"/>
+                <w:szCs w:val="18"/>
+                <w:rtl w:val="0"/>
+              </w:rPr>
+              <w:t xml:space="preserve">Aplicación, casos de prueba, documentación </w:t>
+            </w:r>
+          </w:p>
+        </w:tc>
+        <w:tc>
+          <w:tcPr>
+            <w:tcBorders>
+              <w:right w:color="ffffff" w:space="0" w:sz="4" w:val="single"/>
+            </w:tcBorders>
+          </w:tcPr>
+          <w:p>
+            <w:pPr>
+              <w:jc w:val="both"/>
+              <w:rPr>
+                <w:i w:val="1"/>
+                <w:iCs w:val="1"/>
+                <w:color w:val="548dd4"/>
+                <w:sz w:val="18"/>
+                <w:szCs w:val="18"/>
+              </w:rPr>
+            </w:pPr>
+            <w:r>
+              <w:rPr>
+                <w:i w:val="1"/>
+                <w:iCs w:val="1"/>
+                <w:color w:val="548dd4"/>
+                <w:sz w:val="18"/>
+                <w:szCs w:val="18"/>
+                <w:rtl w:val="0"/>
+              </w:rPr>
+              <w:t xml:space="preserve">1 semana</w:t>
+            </w:r>
+          </w:p>
+        </w:tc>
+        <w:tc>
+          <w:tcPr>
+            <w:tcBorders>
+              <w:left w:color="ffffff" w:space="0" w:sz="4" w:val="single"/>
+            </w:tcBorders>
+            <w:shd w:fill="d9d9d9" w:val="clear"/>
+          </w:tcPr>
+          <w:p>
+            <w:pPr>
+              <w:jc w:val="both"/>
+              <w:rPr>
+                <w:i w:val="1"/>
+                <w:iCs w:val="1"/>
+                <w:color w:val="548dd4"/>
+                <w:sz w:val="18"/>
+                <w:szCs w:val="18"/>
+              </w:rPr>
+            </w:pPr>
+            <w:r>
+              <w:rPr>
+                <w:i w:val="1"/>
+                <w:iCs w:val="1"/>
+                <w:color w:val="548dd4"/>
+                <w:sz w:val="18"/>
+                <w:szCs w:val="18"/>
+                <w:rtl w:val="0"/>
+              </w:rPr>
+              <w:t xml:space="preserve">Giancarlo Trepiana / Andrés Saldivar </w:t>
+            </w:r>
+          </w:p>
+        </w:tc>
+        <w:tc>
+          <w:tcPr/>
+          <w:p>
+            <w:pPr>
+              <w:jc w:val="both"/>
+              <w:rPr>
+                <w:rFonts w:ascii="Calibri" w:cs="Calibri" w:eastAsia="Calibri" w:hAnsi="Calibri"/>
+                <w:i w:val="1"/>
+                <w:iCs w:val="1"/>
+                <w:color w:val="548dd4"/>
+                <w:sz w:val="18"/>
+                <w:szCs w:val="18"/>
+              </w:rPr>
+            </w:pPr>
+            <w:r>
+              <w:rPr>
+                <w:rtl w:val="0"/>
+              </w:rPr>
+            </w:r>
+          </w:p>
+        </w:tc>
+      </w:tr>
+      <w:tr>
+        <w:trPr>
+          <w:cantSplit w:val="0"/>
+          <w:tblHeader w:val="0"/>
+        </w:trPr>
+        <w:tc>
+          <w:tcPr/>
+          <w:p>
+            <w:pPr>
+              <w:jc w:val="both"/>
+              <w:rPr>
+                <w:i w:val="1"/>
+                <w:iCs w:val="1"/>
+                <w:color w:val="548dd4"/>
+                <w:sz w:val="18"/>
+                <w:szCs w:val="18"/>
+              </w:rPr>
+            </w:pPr>
+            <w:r>
+              <w:rPr>
+                <w:i w:val="1"/>
+                <w:iCs w:val="1"/>
+                <w:color w:val="548dd4"/>
+                <w:sz w:val="18"/>
+                <w:szCs w:val="18"/>
+                <w:rtl w:val="0"/>
+              </w:rPr>
+              <w:t xml:space="preserve">C2, C4 </w:t>
+            </w:r>
+          </w:p>
+        </w:tc>
+        <w:tc>
+          <w:tcPr/>
+          <w:p>
+            <w:pPr>
+              <w:jc w:val="both"/>
+              <w:rPr>
+                <w:i w:val="1"/>
+                <w:iCs w:val="1"/>
+                <w:color w:val="548dd4"/>
+                <w:sz w:val="18"/>
+                <w:szCs w:val="18"/>
+              </w:rPr>
+            </w:pPr>
+            <w:r>
+              <w:rPr>
+                <w:i w:val="1"/>
+                <w:iCs w:val="1"/>
+                <w:color w:val="548dd4"/>
+                <w:sz w:val="18"/>
+                <w:szCs w:val="18"/>
+                <w:rtl w:val="0"/>
+              </w:rPr>
+              <w:t xml:space="preserve">Documentación y presentación </w:t>
+            </w:r>
+          </w:p>
+        </w:tc>
+        <w:tc>
+          <w:tcPr/>
+          <w:p>
+            <w:pPr>
+              <w:jc w:val="both"/>
+              <w:rPr>
+                <w:i w:val="1"/>
+                <w:iCs w:val="1"/>
+                <w:color w:val="548dd4"/>
+                <w:sz w:val="18"/>
+                <w:szCs w:val="18"/>
+              </w:rPr>
+            </w:pPr>
+            <w:r>
+              <w:rPr>
+                <w:i w:val="1"/>
+                <w:iCs w:val="1"/>
+                <w:color w:val="548dd4"/>
+                <w:sz w:val="18"/>
+                <w:szCs w:val="18"/>
+                <w:rtl w:val="0"/>
+              </w:rPr>
+              <w:t xml:space="preserve">Elaborar documentación final y preparar la presentación del proyecto. </w:t>
+            </w:r>
+          </w:p>
+        </w:tc>
+        <w:tc>
+          <w:tcPr/>
+          <w:p>
+            <w:pPr>
+              <w:jc w:val="both"/>
+              <w:rPr>
+                <w:i w:val="1"/>
+                <w:iCs w:val="1"/>
+                <w:color w:val="548dd4"/>
+                <w:sz w:val="18"/>
+                <w:szCs w:val="18"/>
+              </w:rPr>
+            </w:pPr>
+            <w:r>
+              <w:rPr>
+                <w:i w:val="1"/>
+                <w:iCs w:val="1"/>
+                <w:color w:val="548dd4"/>
+                <w:sz w:val="18"/>
+                <w:szCs w:val="18"/>
+                <w:rtl w:val="0"/>
+              </w:rPr>
+              <w:t xml:space="preserve">Computador, procesador de texto, presentación </w:t>
+            </w:r>
+          </w:p>
+        </w:tc>
+        <w:tc>
+          <w:tcPr>
+            <w:tcBorders>
+              <w:right w:color="ffffff" w:space="0" w:sz="4" w:val="single"/>
+            </w:tcBorders>
+          </w:tcPr>
+          <w:p>
+            <w:pPr>
+              <w:jc w:val="both"/>
+              <w:rPr>
+                <w:i w:val="1"/>
+                <w:iCs w:val="1"/>
+                <w:color w:val="548dd4"/>
+                <w:sz w:val="18"/>
+                <w:szCs w:val="18"/>
+              </w:rPr>
+            </w:pPr>
+            <w:r>
+              <w:rPr>
+                <w:i w:val="1"/>
+                <w:iCs w:val="1"/>
+                <w:color w:val="548dd4"/>
+                <w:sz w:val="18"/>
+                <w:szCs w:val="18"/>
+                <w:rtl w:val="0"/>
+              </w:rPr>
+              <w:t xml:space="preserve">1 semana</w:t>
+            </w:r>
+          </w:p>
+        </w:tc>
+        <w:tc>
+          <w:tcPr>
+            <w:tcBorders>
+              <w:left w:color="ffffff" w:space="0" w:sz="4" w:val="single"/>
+            </w:tcBorders>
+            <w:shd w:fill="d9d9d9" w:val="clear"/>
+          </w:tcPr>
+          <w:p>
+            <w:pPr>
+              <w:jc w:val="both"/>
+              <w:rPr>
+                <w:i w:val="1"/>
+                <w:iCs w:val="1"/>
+                <w:color w:val="548dd4"/>
+                <w:sz w:val="18"/>
+                <w:szCs w:val="18"/>
+              </w:rPr>
+            </w:pPr>
+            <w:r>
+              <w:rPr>
+                <w:i w:val="1"/>
+                <w:iCs w:val="1"/>
+                <w:color w:val="548dd4"/>
+                <w:sz w:val="18"/>
+                <w:szCs w:val="18"/>
+                <w:rtl w:val="0"/>
+              </w:rPr>
+              <w:t xml:space="preserve">Giancarlo Trepiana / Andrés Saldivar </w:t>
             </w:r>
           </w:p>
         </w:tc>
@@ -5133,6 +7358,329 @@
         </w:tc>
       </w:tr>
     </w:tbl>
+    <w:p>
+      <w:pPr>
+        <w:spacing w:after="0" w:line="360" w:lineRule="auto"/>
+        <w:jc w:val="both"/>
+        <w:rPr>
+          <w:b w:val="1"/>
+          <w:bCs w:val="1"/>
+          <w:sz w:val="24"/>
+          <w:szCs w:val="24"/>
+        </w:rPr>
+      </w:pPr>
+      <w:r>
+        <w:rPr>
+          <w:rtl w:val="0"/>
+        </w:rPr>
+      </w:r>
+    </w:p>
+    <w:p>
+      <w:pPr>
+        <w:spacing w:after="0" w:line="360" w:lineRule="auto"/>
+        <w:jc w:val="both"/>
+        <w:rPr>
+          <w:b w:val="1"/>
+          <w:bCs w:val="1"/>
+          <w:sz w:val="24"/>
+          <w:szCs w:val="24"/>
+        </w:rPr>
+      </w:pPr>
+      <w:r>
+        <w:rPr>
+          <w:rtl w:val="0"/>
+        </w:rPr>
+      </w:r>
+    </w:p>
+    <w:p>
+      <w:pPr>
+        <w:spacing w:after="0" w:line="360" w:lineRule="auto"/>
+        <w:jc w:val="both"/>
+        <w:rPr>
+          <w:b w:val="1"/>
+          <w:bCs w:val="1"/>
+          <w:sz w:val="24"/>
+          <w:szCs w:val="24"/>
+        </w:rPr>
+      </w:pPr>
+      <w:r>
+        <w:rPr>
+          <w:rtl w:val="0"/>
+        </w:rPr>
+      </w:r>
+    </w:p>
+    <w:p>
+      <w:pPr>
+        <w:spacing w:after="0" w:line="360" w:lineRule="auto"/>
+        <w:jc w:val="both"/>
+        <w:rPr>
+          <w:b w:val="1"/>
+          <w:bCs w:val="1"/>
+          <w:sz w:val="24"/>
+          <w:szCs w:val="24"/>
+        </w:rPr>
+      </w:pPr>
+      <w:r>
+        <w:rPr>
+          <w:rtl w:val="0"/>
+        </w:rPr>
+      </w:r>
+    </w:p>
+    <w:p>
+      <w:pPr>
+        <w:spacing w:after="0" w:line="360" w:lineRule="auto"/>
+        <w:jc w:val="both"/>
+        <w:rPr>
+          <w:b w:val="1"/>
+          <w:bCs w:val="1"/>
+          <w:sz w:val="24"/>
+          <w:szCs w:val="24"/>
+        </w:rPr>
+      </w:pPr>
+      <w:r>
+        <w:rPr>
+          <w:rtl w:val="0"/>
+        </w:rPr>
+      </w:r>
+    </w:p>
+    <w:p>
+      <w:pPr>
+        <w:spacing w:after="0" w:line="360" w:lineRule="auto"/>
+        <w:jc w:val="both"/>
+        <w:rPr>
+          <w:b w:val="1"/>
+          <w:bCs w:val="1"/>
+          <w:sz w:val="24"/>
+          <w:szCs w:val="24"/>
+        </w:rPr>
+      </w:pPr>
+      <w:r>
+        <w:rPr>
+          <w:rtl w:val="0"/>
+        </w:rPr>
+      </w:r>
+    </w:p>
+    <w:p>
+      <w:pPr>
+        <w:spacing w:after="0" w:line="360" w:lineRule="auto"/>
+        <w:jc w:val="both"/>
+        <w:rPr>
+          <w:b w:val="1"/>
+          <w:bCs w:val="1"/>
+          <w:sz w:val="24"/>
+          <w:szCs w:val="24"/>
+        </w:rPr>
+      </w:pPr>
+      <w:r>
+        <w:rPr>
+          <w:rtl w:val="0"/>
+        </w:rPr>
+      </w:r>
+    </w:p>
+    <w:p>
+      <w:pPr>
+        <w:spacing w:after="0" w:line="360" w:lineRule="auto"/>
+        <w:jc w:val="both"/>
+        <w:rPr>
+          <w:b w:val="1"/>
+          <w:bCs w:val="1"/>
+          <w:sz w:val="24"/>
+          <w:szCs w:val="24"/>
+        </w:rPr>
+      </w:pPr>
+      <w:r>
+        <w:rPr>
+          <w:rtl w:val="0"/>
+        </w:rPr>
+      </w:r>
+    </w:p>
+    <w:p>
+      <w:pPr>
+        <w:spacing w:after="0" w:line="360" w:lineRule="auto"/>
+        <w:jc w:val="both"/>
+        <w:rPr>
+          <w:b w:val="1"/>
+          <w:bCs w:val="1"/>
+          <w:sz w:val="24"/>
+          <w:szCs w:val="24"/>
+        </w:rPr>
+      </w:pPr>
+      <w:r>
+        <w:rPr>
+          <w:rtl w:val="0"/>
+        </w:rPr>
+      </w:r>
+    </w:p>
+    <w:p>
+      <w:pPr>
+        <w:spacing w:after="0" w:line="360" w:lineRule="auto"/>
+        <w:jc w:val="both"/>
+        <w:rPr>
+          <w:b w:val="1"/>
+          <w:bCs w:val="1"/>
+          <w:sz w:val="24"/>
+          <w:szCs w:val="24"/>
+        </w:rPr>
+      </w:pPr>
+      <w:r>
+        <w:rPr>
+          <w:rtl w:val="0"/>
+        </w:rPr>
+      </w:r>
+    </w:p>
+    <w:p>
+      <w:pPr>
+        <w:spacing w:after="0" w:line="360" w:lineRule="auto"/>
+        <w:jc w:val="both"/>
+        <w:rPr>
+          <w:b w:val="1"/>
+          <w:bCs w:val="1"/>
+          <w:sz w:val="24"/>
+          <w:szCs w:val="24"/>
+        </w:rPr>
+      </w:pPr>
+      <w:r>
+        <w:rPr>
+          <w:rtl w:val="0"/>
+        </w:rPr>
+      </w:r>
+    </w:p>
+    <w:p>
+      <w:pPr>
+        <w:spacing w:after="0" w:line="360" w:lineRule="auto"/>
+        <w:jc w:val="both"/>
+        <w:rPr>
+          <w:b w:val="1"/>
+          <w:bCs w:val="1"/>
+          <w:sz w:val="24"/>
+          <w:szCs w:val="24"/>
+        </w:rPr>
+      </w:pPr>
+      <w:r>
+        <w:rPr>
+          <w:rtl w:val="0"/>
+        </w:rPr>
+      </w:r>
+    </w:p>
+    <w:p>
+      <w:pPr>
+        <w:spacing w:after="0" w:line="360" w:lineRule="auto"/>
+        <w:jc w:val="both"/>
+        <w:rPr>
+          <w:b w:val="1"/>
+          <w:bCs w:val="1"/>
+          <w:sz w:val="24"/>
+          <w:szCs w:val="24"/>
+        </w:rPr>
+      </w:pPr>
+      <w:r>
+        <w:rPr>
+          <w:rtl w:val="0"/>
+        </w:rPr>
+      </w:r>
+    </w:p>
+    <w:p>
+      <w:pPr>
+        <w:spacing w:after="0" w:line="360" w:lineRule="auto"/>
+        <w:jc w:val="both"/>
+        <w:rPr>
+          <w:b w:val="1"/>
+          <w:bCs w:val="1"/>
+          <w:sz w:val="24"/>
+          <w:szCs w:val="24"/>
+        </w:rPr>
+      </w:pPr>
+      <w:r>
+        <w:rPr>
+          <w:rtl w:val="0"/>
+        </w:rPr>
+      </w:r>
+    </w:p>
+    <w:p>
+      <w:pPr>
+        <w:spacing w:after="0" w:line="360" w:lineRule="auto"/>
+        <w:jc w:val="both"/>
+        <w:rPr>
+          <w:b w:val="1"/>
+          <w:bCs w:val="1"/>
+          <w:sz w:val="24"/>
+          <w:szCs w:val="24"/>
+        </w:rPr>
+      </w:pPr>
+      <w:r>
+        <w:rPr>
+          <w:rtl w:val="0"/>
+        </w:rPr>
+      </w:r>
+    </w:p>
+    <w:p>
+      <w:pPr>
+        <w:spacing w:after="0" w:line="360" w:lineRule="auto"/>
+        <w:jc w:val="both"/>
+        <w:rPr>
+          <w:b w:val="1"/>
+          <w:bCs w:val="1"/>
+          <w:sz w:val="24"/>
+          <w:szCs w:val="24"/>
+        </w:rPr>
+      </w:pPr>
+      <w:r>
+        <w:rPr>
+          <w:rtl w:val="0"/>
+        </w:rPr>
+      </w:r>
+    </w:p>
+    <w:p>
+      <w:pPr>
+        <w:spacing w:after="0" w:line="360" w:lineRule="auto"/>
+        <w:jc w:val="both"/>
+        <w:rPr>
+          <w:b w:val="1"/>
+          <w:bCs w:val="1"/>
+          <w:sz w:val="24"/>
+          <w:szCs w:val="24"/>
+        </w:rPr>
+      </w:pPr>
+      <w:r>
+        <w:rPr>
+          <w:rtl w:val="0"/>
+        </w:rPr>
+      </w:r>
+    </w:p>
+    <w:p>
+      <w:pPr>
+        <w:spacing w:after="0" w:line="360" w:lineRule="auto"/>
+        <w:jc w:val="both"/>
+        <w:rPr>
+          <w:b w:val="1"/>
+          <w:bCs w:val="1"/>
+          <w:sz w:val="24"/>
+          <w:szCs w:val="24"/>
+        </w:rPr>
+      </w:pPr>
+      <w:r>
+        <w:rPr>
+          <w:rtl w:val="0"/>
+        </w:rPr>
+      </w:r>
+    </w:p>
+    <w:p>
+      <w:pPr>
+        <w:spacing w:after="0" w:line="360" w:lineRule="auto"/>
+        <w:jc w:val="both"/>
+        <w:rPr>
+          <w:b w:val="1"/>
+          <w:bCs w:val="1"/>
+          <w:sz w:val="24"/>
+          <w:szCs w:val="24"/>
+        </w:rPr>
+      </w:pPr>
+      <w:r>
+        <w:rPr>
+          <w:rtl w:val="0"/>
+        </w:rPr>
+      </w:r>
+    </w:p>
     <w:p>
       <w:pPr>
         <w:spacing w:after="0" w:line="360" w:lineRule="auto"/>
@@ -5224,7 +7772,6 @@
             <w:pPr>
               <w:keepNext w:val="0"/>
               <w:keepLines w:val="0"/>
-              <w:pageBreakBefore w:val="0"/>
               <w:widowControl w:val="1"/>
               <w:pBdr>
                 <w:top w:space="0" w:sz="0" w:val="nil"/>
@@ -6001,71 +8548,79 @@
           <w:tcPr/>
           <w:p>
             <w:pPr>
-              <w:spacing w:line="360" w:lineRule="auto"/>
-              <w:jc w:val="both"/>
-              <w:rPr>
-                <w:b w:val="1"/>
-                <w:bCs w:val="1"/>
-                <w:sz w:val="16"/>
-                <w:szCs w:val="16"/>
-              </w:rPr>
-            </w:pPr>
-            <w:r>
-              <w:rPr>
-                <w:rFonts w:ascii="Calibri" w:cs="Calibri" w:eastAsia="Calibri" w:hAnsi="Calibri"/>
-                <w:i w:val="1"/>
-                <w:iCs w:val="1"/>
-                <w:color w:val="548dd4"/>
-                <w:sz w:val="16"/>
-                <w:szCs w:val="16"/>
-                <w:rtl w:val="0"/>
-              </w:rPr>
-              <w:t xml:space="preserve">Describe actividades del punto anterior</w:t>
-            </w:r>
-            <w:r>
-              <w:rPr>
-                <w:rtl w:val="0"/>
-              </w:rPr>
-            </w:r>
-          </w:p>
-        </w:tc>
-        <w:tc>
-          <w:tcPr/>
-          <w:p>
-            <w:pPr>
-              <w:spacing w:line="360" w:lineRule="auto"/>
-              <w:jc w:val="both"/>
-              <w:rPr>
-                <w:b w:val="1"/>
-                <w:bCs w:val="1"/>
-                <w:sz w:val="16"/>
-                <w:szCs w:val="16"/>
-              </w:rPr>
-            </w:pPr>
-            <w:r>
-              <w:rPr>
-                <w:rtl w:val="0"/>
-              </w:rPr>
-            </w:r>
-          </w:p>
-        </w:tc>
-        <w:tc>
-          <w:tcPr/>
-          <w:p>
-            <w:pPr>
-              <w:spacing w:line="360" w:lineRule="auto"/>
-              <w:jc w:val="both"/>
-              <w:rPr>
-                <w:b w:val="1"/>
-                <w:bCs w:val="1"/>
-                <w:sz w:val="16"/>
-                <w:szCs w:val="16"/>
-              </w:rPr>
-            </w:pPr>
-            <w:r>
-              <w:rPr>
-                <w:rtl w:val="0"/>
-              </w:rPr>
+              <w:jc w:val="both"/>
+              <w:rPr>
+                <w:b w:val="1"/>
+                <w:bCs w:val="1"/>
+                <w:sz w:val="18"/>
+                <w:szCs w:val="18"/>
+              </w:rPr>
+            </w:pPr>
+            <w:r>
+              <w:rPr>
+                <w:i w:val="1"/>
+                <w:iCs w:val="1"/>
+                <w:color w:val="548dd4"/>
+                <w:sz w:val="18"/>
+                <w:szCs w:val="18"/>
+                <w:rtl w:val="0"/>
+              </w:rPr>
+              <w:t xml:space="preserve">Análisis de requerimientos </w:t>
+            </w:r>
+            <w:r>
+              <w:rPr>
+                <w:rtl w:val="0"/>
+              </w:rPr>
+            </w:r>
+          </w:p>
+        </w:tc>
+        <w:tc>
+          <w:tcPr/>
+          <w:p>
+            <w:pPr>
+              <w:spacing w:line="360" w:lineRule="auto"/>
+              <w:jc w:val="both"/>
+              <w:rPr>
+                <w:b w:val="1"/>
+                <w:bCs w:val="1"/>
+                <w:sz w:val="16"/>
+                <w:szCs w:val="16"/>
+              </w:rPr>
+            </w:pPr>
+            <w:r>
+              <w:rPr>
+                <w:b w:val="1"/>
+                <w:bCs w:val="1"/>
+                <w:sz w:val="16"/>
+                <w:szCs w:val="16"/>
+                <w:rtl w:val="0"/>
+              </w:rPr>
+              <w:t xml:space="preserve">x</w:t>
+            </w:r>
+          </w:p>
+        </w:tc>
+        <w:tc>
+          <w:tcPr/>
+          <w:p>
+            <w:pPr>
+              <w:spacing w:line="360" w:lineRule="auto"/>
+              <w:jc w:val="both"/>
+              <w:rPr>
+                <w:b w:val="1"/>
+                <w:bCs w:val="1"/>
+                <w:sz w:val="16"/>
+                <w:szCs w:val="16"/>
+              </w:rPr>
+            </w:pPr>
+            <w:r>
+              <w:rPr>
+                <w:b w:val="1"/>
+                <w:bCs w:val="1"/>
+                <w:sz w:val="16"/>
+                <w:szCs w:val="16"/>
+                <w:rtl w:val="0"/>
+              </w:rPr>
+              <w:t xml:space="preserve">x</w:t>
             </w:r>
           </w:p>
         </w:tc>
@@ -6402,79 +8957,95 @@
           <w:tcPr/>
           <w:p>
             <w:pPr>
-              <w:spacing w:line="360" w:lineRule="auto"/>
-              <w:jc w:val="both"/>
-              <w:rPr>
-                <w:b w:val="1"/>
-                <w:bCs w:val="1"/>
-                <w:sz w:val="16"/>
-                <w:szCs w:val="16"/>
-              </w:rPr>
-            </w:pPr>
-            <w:r>
-              <w:rPr>
-                <w:rtl w:val="0"/>
-              </w:rPr>
-            </w:r>
-          </w:p>
-        </w:tc>
-        <w:tc>
-          <w:tcPr/>
-          <w:p>
-            <w:pPr>
-              <w:spacing w:line="360" w:lineRule="auto"/>
-              <w:jc w:val="both"/>
-              <w:rPr>
-                <w:b w:val="1"/>
-                <w:bCs w:val="1"/>
-                <w:sz w:val="16"/>
-                <w:szCs w:val="16"/>
-              </w:rPr>
-            </w:pPr>
-            <w:r>
-              <w:rPr>
-                <w:rtl w:val="0"/>
-              </w:rPr>
-            </w:r>
-          </w:p>
-        </w:tc>
-        <w:tc>
-          <w:tcPr/>
-          <w:p>
-            <w:pPr>
-              <w:spacing w:line="360" w:lineRule="auto"/>
-              <w:jc w:val="both"/>
-              <w:rPr>
-                <w:b w:val="1"/>
-                <w:bCs w:val="1"/>
-                <w:sz w:val="16"/>
-                <w:szCs w:val="16"/>
-              </w:rPr>
-            </w:pPr>
-            <w:r>
-              <w:rPr>
-                <w:rtl w:val="0"/>
-              </w:rPr>
-            </w:r>
-          </w:p>
-        </w:tc>
-        <w:tc>
-          <w:tcPr/>
-          <w:p>
-            <w:pPr>
-              <w:spacing w:line="360" w:lineRule="auto"/>
-              <w:jc w:val="both"/>
-              <w:rPr>
-                <w:b w:val="1"/>
-                <w:bCs w:val="1"/>
-                <w:sz w:val="16"/>
-                <w:szCs w:val="16"/>
-              </w:rPr>
-            </w:pPr>
-            <w:r>
-              <w:rPr>
-                <w:rtl w:val="0"/>
-              </w:rPr>
+              <w:jc w:val="both"/>
+              <w:rPr>
+                <w:i w:val="1"/>
+                <w:iCs w:val="1"/>
+                <w:color w:val="548dd4"/>
+                <w:sz w:val="18"/>
+                <w:szCs w:val="18"/>
+              </w:rPr>
+            </w:pPr>
+            <w:r>
+              <w:rPr>
+                <w:i w:val="1"/>
+                <w:iCs w:val="1"/>
+                <w:color w:val="548dd4"/>
+                <w:sz w:val="18"/>
+                <w:szCs w:val="18"/>
+                <w:rtl w:val="0"/>
+              </w:rPr>
+              <w:t xml:space="preserve">Diseño de solución </w:t>
+            </w:r>
+          </w:p>
+        </w:tc>
+        <w:tc>
+          <w:tcPr/>
+          <w:p>
+            <w:pPr>
+              <w:spacing w:line="360" w:lineRule="auto"/>
+              <w:jc w:val="both"/>
+              <w:rPr>
+                <w:b w:val="1"/>
+                <w:bCs w:val="1"/>
+                <w:sz w:val="16"/>
+                <w:szCs w:val="16"/>
+              </w:rPr>
+            </w:pPr>
+            <w:r>
+              <w:rPr>
+                <w:rtl w:val="0"/>
+              </w:rPr>
+            </w:r>
+          </w:p>
+        </w:tc>
+        <w:tc>
+          <w:tcPr/>
+          <w:p>
+            <w:pPr>
+              <w:spacing w:line="360" w:lineRule="auto"/>
+              <w:jc w:val="both"/>
+              <w:rPr>
+                <w:b w:val="1"/>
+                <w:bCs w:val="1"/>
+                <w:sz w:val="16"/>
+                <w:szCs w:val="16"/>
+              </w:rPr>
+            </w:pPr>
+            <w:r>
+              <w:rPr>
+                <w:b w:val="1"/>
+                <w:bCs w:val="1"/>
+                <w:sz w:val="16"/>
+                <w:szCs w:val="16"/>
+                <w:rtl w:val="0"/>
+              </w:rPr>
+              <w:t xml:space="preserve">x</w:t>
+            </w:r>
+          </w:p>
+        </w:tc>
+        <w:tc>
+          <w:tcPr/>
+          <w:p>
+            <w:pPr>
+              <w:spacing w:line="360" w:lineRule="auto"/>
+              <w:jc w:val="both"/>
+              <w:rPr>
+                <w:b w:val="1"/>
+                <w:bCs w:val="1"/>
+                <w:sz w:val="16"/>
+                <w:szCs w:val="16"/>
+              </w:rPr>
+            </w:pPr>
+            <w:r>
+              <w:rPr>
+                <w:b w:val="1"/>
+                <w:bCs w:val="1"/>
+                <w:sz w:val="16"/>
+                <w:szCs w:val="16"/>
+                <w:rtl w:val="0"/>
+              </w:rPr>
+              <w:t xml:space="preserve">x</w:t>
             </w:r>
           </w:p>
         </w:tc>
@@ -6791,119 +9362,140 @@
           <w:tcPr/>
           <w:p>
             <w:pPr>
-              <w:spacing w:line="360" w:lineRule="auto"/>
-              <w:jc w:val="both"/>
-              <w:rPr>
-                <w:b w:val="1"/>
-                <w:bCs w:val="1"/>
-                <w:sz w:val="16"/>
-                <w:szCs w:val="16"/>
-              </w:rPr>
-            </w:pPr>
-            <w:r>
-              <w:rPr>
-                <w:rtl w:val="0"/>
-              </w:rPr>
-            </w:r>
-          </w:p>
-        </w:tc>
-        <w:tc>
-          <w:tcPr/>
-          <w:p>
-            <w:pPr>
-              <w:spacing w:line="360" w:lineRule="auto"/>
-              <w:jc w:val="both"/>
-              <w:rPr>
-                <w:b w:val="1"/>
-                <w:bCs w:val="1"/>
-                <w:sz w:val="16"/>
-                <w:szCs w:val="16"/>
-              </w:rPr>
-            </w:pPr>
-            <w:r>
-              <w:rPr>
-                <w:rtl w:val="0"/>
-              </w:rPr>
-            </w:r>
-          </w:p>
-        </w:tc>
-        <w:tc>
-          <w:tcPr/>
-          <w:p>
-            <w:pPr>
-              <w:spacing w:line="360" w:lineRule="auto"/>
-              <w:jc w:val="both"/>
-              <w:rPr>
-                <w:b w:val="1"/>
-                <w:bCs w:val="1"/>
-                <w:sz w:val="16"/>
-                <w:szCs w:val="16"/>
-              </w:rPr>
-            </w:pPr>
-            <w:r>
-              <w:rPr>
-                <w:rtl w:val="0"/>
-              </w:rPr>
-            </w:r>
-          </w:p>
-        </w:tc>
-        <w:tc>
-          <w:tcPr/>
-          <w:p>
-            <w:pPr>
-              <w:spacing w:line="360" w:lineRule="auto"/>
-              <w:jc w:val="both"/>
-              <w:rPr>
-                <w:b w:val="1"/>
-                <w:bCs w:val="1"/>
-                <w:sz w:val="16"/>
-                <w:szCs w:val="16"/>
-              </w:rPr>
-            </w:pPr>
-            <w:r>
-              <w:rPr>
-                <w:rtl w:val="0"/>
-              </w:rPr>
-            </w:r>
-          </w:p>
-        </w:tc>
-        <w:tc>
-          <w:tcPr/>
-          <w:p>
-            <w:pPr>
-              <w:spacing w:line="360" w:lineRule="auto"/>
-              <w:jc w:val="both"/>
-              <w:rPr>
-                <w:b w:val="1"/>
-                <w:bCs w:val="1"/>
-                <w:sz w:val="16"/>
-                <w:szCs w:val="16"/>
-              </w:rPr>
-            </w:pPr>
-            <w:r>
-              <w:rPr>
-                <w:rtl w:val="0"/>
-              </w:rPr>
-            </w:r>
-          </w:p>
-        </w:tc>
-        <w:tc>
-          <w:tcPr/>
-          <w:p>
-            <w:pPr>
-              <w:spacing w:line="360" w:lineRule="auto"/>
-              <w:jc w:val="both"/>
-              <w:rPr>
-                <w:b w:val="1"/>
-                <w:bCs w:val="1"/>
-                <w:sz w:val="16"/>
-                <w:szCs w:val="16"/>
-              </w:rPr>
-            </w:pPr>
-            <w:r>
-              <w:rPr>
-                <w:rtl w:val="0"/>
-              </w:rPr>
+              <w:jc w:val="both"/>
+              <w:rPr>
+                <w:i w:val="1"/>
+                <w:iCs w:val="1"/>
+                <w:color w:val="548dd4"/>
+                <w:sz w:val="18"/>
+                <w:szCs w:val="18"/>
+              </w:rPr>
+            </w:pPr>
+            <w:r>
+              <w:rPr>
+                <w:i w:val="1"/>
+                <w:iCs w:val="1"/>
+                <w:color w:val="548dd4"/>
+                <w:sz w:val="18"/>
+                <w:szCs w:val="18"/>
+                <w:rtl w:val="0"/>
+              </w:rPr>
+              <w:t xml:space="preserve">Modelamiento de datos </w:t>
+            </w:r>
+          </w:p>
+        </w:tc>
+        <w:tc>
+          <w:tcPr/>
+          <w:p>
+            <w:pPr>
+              <w:spacing w:line="360" w:lineRule="auto"/>
+              <w:jc w:val="both"/>
+              <w:rPr>
+                <w:b w:val="1"/>
+                <w:bCs w:val="1"/>
+                <w:sz w:val="16"/>
+                <w:szCs w:val="16"/>
+              </w:rPr>
+            </w:pPr>
+            <w:r>
+              <w:rPr>
+                <w:rtl w:val="0"/>
+              </w:rPr>
+            </w:r>
+          </w:p>
+        </w:tc>
+        <w:tc>
+          <w:tcPr/>
+          <w:p>
+            <w:pPr>
+              <w:spacing w:line="360" w:lineRule="auto"/>
+              <w:jc w:val="both"/>
+              <w:rPr>
+                <w:b w:val="1"/>
+                <w:bCs w:val="1"/>
+                <w:sz w:val="16"/>
+                <w:szCs w:val="16"/>
+              </w:rPr>
+            </w:pPr>
+            <w:r>
+              <w:rPr>
+                <w:rtl w:val="0"/>
+              </w:rPr>
+            </w:r>
+          </w:p>
+        </w:tc>
+        <w:tc>
+          <w:tcPr/>
+          <w:p>
+            <w:pPr>
+              <w:spacing w:line="360" w:lineRule="auto"/>
+              <w:jc w:val="both"/>
+              <w:rPr>
+                <w:b w:val="1"/>
+                <w:bCs w:val="1"/>
+                <w:sz w:val="16"/>
+                <w:szCs w:val="16"/>
+              </w:rPr>
+            </w:pPr>
+            <w:r>
+              <w:rPr>
+                <w:b w:val="1"/>
+                <w:bCs w:val="1"/>
+                <w:sz w:val="16"/>
+                <w:szCs w:val="16"/>
+                <w:rtl w:val="0"/>
+              </w:rPr>
+              <w:t xml:space="preserve">x</w:t>
+            </w:r>
+          </w:p>
+        </w:tc>
+        <w:tc>
+          <w:tcPr/>
+          <w:p>
+            <w:pPr>
+              <w:spacing w:line="360" w:lineRule="auto"/>
+              <w:jc w:val="both"/>
+              <w:rPr>
+                <w:b w:val="1"/>
+                <w:bCs w:val="1"/>
+                <w:sz w:val="16"/>
+                <w:szCs w:val="16"/>
+              </w:rPr>
+            </w:pPr>
+            <w:r>
+              <w:rPr>
+                <w:b w:val="1"/>
+                <w:bCs w:val="1"/>
+                <w:sz w:val="16"/>
+                <w:szCs w:val="16"/>
+                <w:rtl w:val="0"/>
+              </w:rPr>
+              <w:t xml:space="preserve">x</w:t>
+            </w:r>
+          </w:p>
+        </w:tc>
+        <w:tc>
+          <w:tcPr/>
+          <w:p>
+            <w:pPr>
+              <w:spacing w:line="360" w:lineRule="auto"/>
+              <w:jc w:val="both"/>
+              <w:rPr>
+                <w:b w:val="1"/>
+                <w:bCs w:val="1"/>
+                <w:sz w:val="16"/>
+                <w:szCs w:val="16"/>
+              </w:rPr>
+            </w:pPr>
+            <w:r>
+              <w:rPr>
+                <w:b w:val="1"/>
+                <w:bCs w:val="1"/>
+                <w:sz w:val="16"/>
+                <w:szCs w:val="16"/>
+                <w:rtl w:val="0"/>
+              </w:rPr>
+              <w:t xml:space="preserve">x</w:t>
             </w:r>
           </w:p>
         </w:tc>
@@ -7146,6 +9738,3068 @@
               <w:rPr>
                 <w:rtl w:val="0"/>
               </w:rPr>
+            </w:r>
+          </w:p>
+        </w:tc>
+        <w:tc>
+          <w:tcPr/>
+          <w:p>
+            <w:pPr>
+              <w:spacing w:line="360" w:lineRule="auto"/>
+              <w:jc w:val="both"/>
+              <w:rPr>
+                <w:b w:val="1"/>
+                <w:bCs w:val="1"/>
+                <w:sz w:val="16"/>
+                <w:szCs w:val="16"/>
+              </w:rPr>
+            </w:pPr>
+            <w:r>
+              <w:rPr>
+                <w:rtl w:val="0"/>
+              </w:rPr>
+            </w:r>
+          </w:p>
+        </w:tc>
+      </w:tr>
+      <w:tr>
+        <w:trPr>
+          <w:cantSplit w:val="0"/>
+          <w:trHeight w:val="294" w:hRule="atLeast"/>
+          <w:tblHeader w:val="0"/>
+        </w:trPr>
+        <w:tc>
+          <w:tcPr/>
+          <w:p>
+            <w:pPr>
+              <w:jc w:val="both"/>
+              <w:rPr>
+                <w:i w:val="1"/>
+                <w:iCs w:val="1"/>
+                <w:color w:val="548dd4"/>
+                <w:sz w:val="18"/>
+                <w:szCs w:val="18"/>
+              </w:rPr>
+            </w:pPr>
+            <w:r>
+              <w:rPr>
+                <w:i w:val="1"/>
+                <w:iCs w:val="1"/>
+                <w:color w:val="548dd4"/>
+                <w:sz w:val="18"/>
+                <w:szCs w:val="18"/>
+                <w:rtl w:val="0"/>
+              </w:rPr>
+              <w:t xml:space="preserve">Diseño de interfaz </w:t>
+            </w:r>
+          </w:p>
+        </w:tc>
+        <w:tc>
+          <w:tcPr/>
+          <w:p>
+            <w:pPr>
+              <w:spacing w:line="360" w:lineRule="auto"/>
+              <w:jc w:val="both"/>
+              <w:rPr>
+                <w:b w:val="1"/>
+                <w:bCs w:val="1"/>
+                <w:sz w:val="16"/>
+                <w:szCs w:val="16"/>
+              </w:rPr>
+            </w:pPr>
+            <w:r>
+              <w:rPr>
+                <w:rtl w:val="0"/>
+              </w:rPr>
+            </w:r>
+          </w:p>
+        </w:tc>
+        <w:tc>
+          <w:tcPr/>
+          <w:p>
+            <w:pPr>
+              <w:spacing w:line="360" w:lineRule="auto"/>
+              <w:jc w:val="both"/>
+              <w:rPr>
+                <w:b w:val="1"/>
+                <w:bCs w:val="1"/>
+                <w:sz w:val="16"/>
+                <w:szCs w:val="16"/>
+              </w:rPr>
+            </w:pPr>
+            <w:r>
+              <w:rPr>
+                <w:rtl w:val="0"/>
+              </w:rPr>
+            </w:r>
+          </w:p>
+        </w:tc>
+        <w:tc>
+          <w:tcPr/>
+          <w:p>
+            <w:pPr>
+              <w:spacing w:line="360" w:lineRule="auto"/>
+              <w:jc w:val="both"/>
+              <w:rPr>
+                <w:b w:val="1"/>
+                <w:bCs w:val="1"/>
+                <w:sz w:val="16"/>
+                <w:szCs w:val="16"/>
+              </w:rPr>
+            </w:pPr>
+            <w:r>
+              <w:rPr>
+                <w:rtl w:val="0"/>
+              </w:rPr>
+            </w:r>
+          </w:p>
+        </w:tc>
+        <w:tc>
+          <w:tcPr/>
+          <w:p>
+            <w:pPr>
+              <w:spacing w:line="360" w:lineRule="auto"/>
+              <w:jc w:val="both"/>
+              <w:rPr>
+                <w:b w:val="1"/>
+                <w:bCs w:val="1"/>
+                <w:sz w:val="16"/>
+                <w:szCs w:val="16"/>
+              </w:rPr>
+            </w:pPr>
+            <w:r>
+              <w:rPr>
+                <w:b w:val="1"/>
+                <w:bCs w:val="1"/>
+                <w:sz w:val="16"/>
+                <w:szCs w:val="16"/>
+                <w:rtl w:val="0"/>
+              </w:rPr>
+              <w:t xml:space="preserve">x</w:t>
+            </w:r>
+          </w:p>
+        </w:tc>
+        <w:tc>
+          <w:tcPr/>
+          <w:p>
+            <w:pPr>
+              <w:spacing w:line="360" w:lineRule="auto"/>
+              <w:jc w:val="both"/>
+              <w:rPr>
+                <w:b w:val="1"/>
+                <w:bCs w:val="1"/>
+                <w:sz w:val="16"/>
+                <w:szCs w:val="16"/>
+              </w:rPr>
+            </w:pPr>
+            <w:r>
+              <w:rPr>
+                <w:b w:val="1"/>
+                <w:bCs w:val="1"/>
+                <w:sz w:val="16"/>
+                <w:szCs w:val="16"/>
+                <w:rtl w:val="0"/>
+              </w:rPr>
+              <w:t xml:space="preserve">x</w:t>
+            </w:r>
+          </w:p>
+        </w:tc>
+        <w:tc>
+          <w:tcPr/>
+          <w:p>
+            <w:pPr>
+              <w:spacing w:line="360" w:lineRule="auto"/>
+              <w:jc w:val="both"/>
+              <w:rPr>
+                <w:b w:val="1"/>
+                <w:bCs w:val="1"/>
+                <w:sz w:val="16"/>
+                <w:szCs w:val="16"/>
+              </w:rPr>
+            </w:pPr>
+            <w:r>
+              <w:rPr>
+                <w:b w:val="1"/>
+                <w:bCs w:val="1"/>
+                <w:sz w:val="16"/>
+                <w:szCs w:val="16"/>
+                <w:rtl w:val="0"/>
+              </w:rPr>
+              <w:t xml:space="preserve">x</w:t>
+            </w:r>
+          </w:p>
+        </w:tc>
+        <w:tc>
+          <w:tcPr/>
+          <w:p>
+            <w:pPr>
+              <w:spacing w:line="360" w:lineRule="auto"/>
+              <w:jc w:val="both"/>
+              <w:rPr>
+                <w:b w:val="1"/>
+                <w:bCs w:val="1"/>
+                <w:sz w:val="16"/>
+                <w:szCs w:val="16"/>
+              </w:rPr>
+            </w:pPr>
+            <w:r>
+              <w:rPr>
+                <w:rtl w:val="0"/>
+              </w:rPr>
+            </w:r>
+          </w:p>
+        </w:tc>
+        <w:tc>
+          <w:tcPr/>
+          <w:p>
+            <w:pPr>
+              <w:spacing w:line="360" w:lineRule="auto"/>
+              <w:jc w:val="both"/>
+              <w:rPr>
+                <w:b w:val="1"/>
+                <w:bCs w:val="1"/>
+                <w:sz w:val="16"/>
+                <w:szCs w:val="16"/>
+              </w:rPr>
+            </w:pPr>
+            <w:r>
+              <w:rPr>
+                <w:rtl w:val="0"/>
+              </w:rPr>
+            </w:r>
+          </w:p>
+        </w:tc>
+        <w:tc>
+          <w:tcPr/>
+          <w:p>
+            <w:pPr>
+              <w:spacing w:line="360" w:lineRule="auto"/>
+              <w:jc w:val="both"/>
+              <w:rPr>
+                <w:b w:val="1"/>
+                <w:bCs w:val="1"/>
+                <w:sz w:val="16"/>
+                <w:szCs w:val="16"/>
+              </w:rPr>
+            </w:pPr>
+            <w:r>
+              <w:rPr>
+                <w:rtl w:val="0"/>
+              </w:rPr>
+            </w:r>
+          </w:p>
+        </w:tc>
+        <w:tc>
+          <w:tcPr/>
+          <w:p>
+            <w:pPr>
+              <w:spacing w:line="360" w:lineRule="auto"/>
+              <w:jc w:val="both"/>
+              <w:rPr>
+                <w:b w:val="1"/>
+                <w:bCs w:val="1"/>
+                <w:sz w:val="16"/>
+                <w:szCs w:val="16"/>
+              </w:rPr>
+            </w:pPr>
+            <w:r>
+              <w:rPr>
+                <w:rtl w:val="0"/>
+              </w:rPr>
+            </w:r>
+          </w:p>
+        </w:tc>
+        <w:tc>
+          <w:tcPr/>
+          <w:p>
+            <w:pPr>
+              <w:spacing w:line="360" w:lineRule="auto"/>
+              <w:jc w:val="both"/>
+              <w:rPr>
+                <w:b w:val="1"/>
+                <w:bCs w:val="1"/>
+                <w:sz w:val="16"/>
+                <w:szCs w:val="16"/>
+              </w:rPr>
+            </w:pPr>
+            <w:r>
+              <w:rPr>
+                <w:rtl w:val="0"/>
+              </w:rPr>
+            </w:r>
+          </w:p>
+        </w:tc>
+        <w:tc>
+          <w:tcPr/>
+          <w:p>
+            <w:pPr>
+              <w:spacing w:line="360" w:lineRule="auto"/>
+              <w:jc w:val="both"/>
+              <w:rPr>
+                <w:b w:val="1"/>
+                <w:bCs w:val="1"/>
+                <w:sz w:val="16"/>
+                <w:szCs w:val="16"/>
+              </w:rPr>
+            </w:pPr>
+            <w:r>
+              <w:rPr>
+                <w:rtl w:val="0"/>
+              </w:rPr>
+            </w:r>
+          </w:p>
+        </w:tc>
+        <w:tc>
+          <w:tcPr/>
+          <w:p>
+            <w:pPr>
+              <w:spacing w:line="360" w:lineRule="auto"/>
+              <w:jc w:val="both"/>
+              <w:rPr>
+                <w:b w:val="1"/>
+                <w:bCs w:val="1"/>
+                <w:sz w:val="16"/>
+                <w:szCs w:val="16"/>
+              </w:rPr>
+            </w:pPr>
+            <w:r>
+              <w:rPr>
+                <w:rtl w:val="0"/>
+              </w:rPr>
+            </w:r>
+          </w:p>
+        </w:tc>
+        <w:tc>
+          <w:tcPr/>
+          <w:p>
+            <w:pPr>
+              <w:spacing w:line="360" w:lineRule="auto"/>
+              <w:jc w:val="both"/>
+              <w:rPr>
+                <w:b w:val="1"/>
+                <w:bCs w:val="1"/>
+                <w:sz w:val="16"/>
+                <w:szCs w:val="16"/>
+              </w:rPr>
+            </w:pPr>
+            <w:r>
+              <w:rPr>
+                <w:rtl w:val="0"/>
+              </w:rPr>
+            </w:r>
+          </w:p>
+        </w:tc>
+        <w:tc>
+          <w:tcPr/>
+          <w:p>
+            <w:pPr>
+              <w:spacing w:line="360" w:lineRule="auto"/>
+              <w:jc w:val="both"/>
+              <w:rPr>
+                <w:b w:val="1"/>
+                <w:bCs w:val="1"/>
+                <w:sz w:val="16"/>
+                <w:szCs w:val="16"/>
+              </w:rPr>
+            </w:pPr>
+            <w:r>
+              <w:rPr>
+                <w:rtl w:val="0"/>
+              </w:rPr>
+            </w:r>
+          </w:p>
+        </w:tc>
+        <w:tc>
+          <w:tcPr/>
+          <w:p>
+            <w:pPr>
+              <w:spacing w:line="360" w:lineRule="auto"/>
+              <w:jc w:val="both"/>
+              <w:rPr>
+                <w:b w:val="1"/>
+                <w:bCs w:val="1"/>
+                <w:sz w:val="16"/>
+                <w:szCs w:val="16"/>
+              </w:rPr>
+            </w:pPr>
+            <w:r>
+              <w:rPr>
+                <w:rtl w:val="0"/>
+              </w:rPr>
+            </w:r>
+          </w:p>
+        </w:tc>
+        <w:tc>
+          <w:tcPr/>
+          <w:p>
+            <w:pPr>
+              <w:keepNext w:val="0"/>
+              <w:keepLines w:val="0"/>
+              <w:pageBreakBefore w:val="0"/>
+              <w:widowControl w:val="0"/>
+              <w:pBdr>
+                <w:top w:space="0" w:sz="0" w:val="nil"/>
+                <w:left w:space="0" w:sz="0" w:val="nil"/>
+                <w:bottom w:space="0" w:sz="0" w:val="nil"/>
+                <w:right w:space="0" w:sz="0" w:val="nil"/>
+                <w:between w:space="0" w:sz="0" w:val="nil"/>
+              </w:pBdr>
+              <w:shd w:fill="auto" w:val="clear"/>
+              <w:spacing w:after="0" w:before="0" w:line="276" w:lineRule="auto"/>
+              <w:ind w:left="0" w:right="0" w:firstLine="0"/>
+              <w:jc w:val="left"/>
+              <w:rPr>
+                <w:b w:val="1"/>
+                <w:bCs w:val="1"/>
+                <w:sz w:val="16"/>
+                <w:szCs w:val="16"/>
+              </w:rPr>
+            </w:pPr>
+            <w:r>
+              <w:rPr>
+                <w:rtl w:val="0"/>
+              </w:rPr>
+            </w:r>
+          </w:p>
+        </w:tc>
+        <w:tc>
+          <w:tcPr/>
+          <w:p>
+            <w:pPr>
+              <w:spacing w:line="360" w:lineRule="auto"/>
+              <w:jc w:val="both"/>
+              <w:rPr>
+                <w:b w:val="1"/>
+                <w:bCs w:val="1"/>
+                <w:sz w:val="16"/>
+                <w:szCs w:val="16"/>
+              </w:rPr>
+            </w:pPr>
+            <w:r>
+              <w:rPr>
+                <w:rtl w:val="0"/>
+              </w:rPr>
+            </w:r>
+          </w:p>
+        </w:tc>
+        <w:tc>
+          <w:tcPr/>
+          <w:p>
+            <w:pPr>
+              <w:spacing w:line="360" w:lineRule="auto"/>
+              <w:jc w:val="both"/>
+              <w:rPr>
+                <w:b w:val="1"/>
+                <w:bCs w:val="1"/>
+                <w:sz w:val="16"/>
+                <w:szCs w:val="16"/>
+              </w:rPr>
+            </w:pPr>
+            <w:r>
+              <w:rPr>
+                <w:rtl w:val="0"/>
+              </w:rPr>
+            </w:r>
+          </w:p>
+        </w:tc>
+      </w:tr>
+      <w:tr>
+        <w:trPr>
+          <w:cantSplit w:val="0"/>
+          <w:trHeight w:val="294" w:hRule="atLeast"/>
+          <w:tblHeader w:val="0"/>
+        </w:trPr>
+        <w:tc>
+          <w:tcPr/>
+          <w:p>
+            <w:pPr>
+              <w:jc w:val="both"/>
+              <w:rPr>
+                <w:i w:val="1"/>
+                <w:iCs w:val="1"/>
+                <w:color w:val="548dd4"/>
+                <w:sz w:val="18"/>
+                <w:szCs w:val="18"/>
+              </w:rPr>
+            </w:pPr>
+            <w:r>
+              <w:rPr>
+                <w:i w:val="1"/>
+                <w:iCs w:val="1"/>
+                <w:color w:val="548dd4"/>
+                <w:sz w:val="18"/>
+                <w:szCs w:val="18"/>
+                <w:rtl w:val="0"/>
+              </w:rPr>
+              <w:t xml:space="preserve">Desarrollo de funcionalidades </w:t>
+            </w:r>
+          </w:p>
+        </w:tc>
+        <w:tc>
+          <w:tcPr/>
+          <w:p>
+            <w:pPr>
+              <w:spacing w:line="360" w:lineRule="auto"/>
+              <w:jc w:val="both"/>
+              <w:rPr>
+                <w:b w:val="1"/>
+                <w:bCs w:val="1"/>
+                <w:sz w:val="16"/>
+                <w:szCs w:val="16"/>
+              </w:rPr>
+            </w:pPr>
+            <w:r>
+              <w:rPr>
+                <w:rtl w:val="0"/>
+              </w:rPr>
+            </w:r>
+          </w:p>
+        </w:tc>
+        <w:tc>
+          <w:tcPr/>
+          <w:p>
+            <w:pPr>
+              <w:spacing w:line="360" w:lineRule="auto"/>
+              <w:jc w:val="both"/>
+              <w:rPr>
+                <w:b w:val="1"/>
+                <w:bCs w:val="1"/>
+                <w:sz w:val="16"/>
+                <w:szCs w:val="16"/>
+              </w:rPr>
+            </w:pPr>
+            <w:r>
+              <w:rPr>
+                <w:rtl w:val="0"/>
+              </w:rPr>
+            </w:r>
+          </w:p>
+        </w:tc>
+        <w:tc>
+          <w:tcPr/>
+          <w:p>
+            <w:pPr>
+              <w:spacing w:line="360" w:lineRule="auto"/>
+              <w:jc w:val="both"/>
+              <w:rPr>
+                <w:b w:val="1"/>
+                <w:bCs w:val="1"/>
+                <w:sz w:val="16"/>
+                <w:szCs w:val="16"/>
+              </w:rPr>
+            </w:pPr>
+            <w:r>
+              <w:rPr>
+                <w:rtl w:val="0"/>
+              </w:rPr>
+            </w:r>
+          </w:p>
+        </w:tc>
+        <w:tc>
+          <w:tcPr/>
+          <w:p>
+            <w:pPr>
+              <w:spacing w:line="360" w:lineRule="auto"/>
+              <w:jc w:val="both"/>
+              <w:rPr>
+                <w:b w:val="1"/>
+                <w:bCs w:val="1"/>
+                <w:sz w:val="16"/>
+                <w:szCs w:val="16"/>
+              </w:rPr>
+            </w:pPr>
+            <w:r>
+              <w:rPr>
+                <w:rtl w:val="0"/>
+              </w:rPr>
+            </w:r>
+          </w:p>
+        </w:tc>
+        <w:tc>
+          <w:tcPr/>
+          <w:p>
+            <w:pPr>
+              <w:spacing w:line="360" w:lineRule="auto"/>
+              <w:jc w:val="both"/>
+              <w:rPr>
+                <w:b w:val="1"/>
+                <w:bCs w:val="1"/>
+                <w:sz w:val="16"/>
+                <w:szCs w:val="16"/>
+              </w:rPr>
+            </w:pPr>
+            <w:r>
+              <w:rPr>
+                <w:rtl w:val="0"/>
+              </w:rPr>
+            </w:r>
+          </w:p>
+        </w:tc>
+        <w:tc>
+          <w:tcPr/>
+          <w:p>
+            <w:pPr>
+              <w:spacing w:line="360" w:lineRule="auto"/>
+              <w:jc w:val="both"/>
+              <w:rPr>
+                <w:b w:val="1"/>
+                <w:bCs w:val="1"/>
+                <w:sz w:val="16"/>
+                <w:szCs w:val="16"/>
+              </w:rPr>
+            </w:pPr>
+            <w:r>
+              <w:rPr>
+                <w:rtl w:val="0"/>
+              </w:rPr>
+            </w:r>
+          </w:p>
+        </w:tc>
+        <w:tc>
+          <w:tcPr/>
+          <w:p>
+            <w:pPr>
+              <w:spacing w:line="360" w:lineRule="auto"/>
+              <w:jc w:val="both"/>
+              <w:rPr>
+                <w:b w:val="1"/>
+                <w:bCs w:val="1"/>
+                <w:sz w:val="16"/>
+                <w:szCs w:val="16"/>
+              </w:rPr>
+            </w:pPr>
+            <w:r>
+              <w:rPr>
+                <w:b w:val="1"/>
+                <w:bCs w:val="1"/>
+                <w:sz w:val="16"/>
+                <w:szCs w:val="16"/>
+                <w:rtl w:val="0"/>
+              </w:rPr>
+              <w:t xml:space="preserve">x</w:t>
+            </w:r>
+          </w:p>
+        </w:tc>
+        <w:tc>
+          <w:tcPr/>
+          <w:p>
+            <w:pPr>
+              <w:spacing w:line="360" w:lineRule="auto"/>
+              <w:jc w:val="both"/>
+              <w:rPr>
+                <w:b w:val="1"/>
+                <w:bCs w:val="1"/>
+                <w:sz w:val="16"/>
+                <w:szCs w:val="16"/>
+              </w:rPr>
+            </w:pPr>
+            <w:r>
+              <w:rPr>
+                <w:b w:val="1"/>
+                <w:bCs w:val="1"/>
+                <w:sz w:val="16"/>
+                <w:szCs w:val="16"/>
+                <w:rtl w:val="0"/>
+              </w:rPr>
+              <w:t xml:space="preserve">x</w:t>
+            </w:r>
+          </w:p>
+        </w:tc>
+        <w:tc>
+          <w:tcPr/>
+          <w:p>
+            <w:pPr>
+              <w:spacing w:line="360" w:lineRule="auto"/>
+              <w:jc w:val="both"/>
+              <w:rPr>
+                <w:b w:val="1"/>
+                <w:bCs w:val="1"/>
+                <w:sz w:val="16"/>
+                <w:szCs w:val="16"/>
+              </w:rPr>
+            </w:pPr>
+            <w:r>
+              <w:rPr>
+                <w:b w:val="1"/>
+                <w:bCs w:val="1"/>
+                <w:sz w:val="16"/>
+                <w:szCs w:val="16"/>
+                <w:rtl w:val="0"/>
+              </w:rPr>
+              <w:t xml:space="preserve">x</w:t>
+            </w:r>
+          </w:p>
+        </w:tc>
+        <w:tc>
+          <w:tcPr/>
+          <w:p>
+            <w:pPr>
+              <w:spacing w:line="360" w:lineRule="auto"/>
+              <w:jc w:val="both"/>
+              <w:rPr>
+                <w:b w:val="1"/>
+                <w:bCs w:val="1"/>
+                <w:sz w:val="16"/>
+                <w:szCs w:val="16"/>
+              </w:rPr>
+            </w:pPr>
+            <w:r>
+              <w:rPr>
+                <w:b w:val="1"/>
+                <w:bCs w:val="1"/>
+                <w:sz w:val="16"/>
+                <w:szCs w:val="16"/>
+                <w:rtl w:val="0"/>
+              </w:rPr>
+              <w:t xml:space="preserve">x</w:t>
+            </w:r>
+          </w:p>
+        </w:tc>
+        <w:tc>
+          <w:tcPr/>
+          <w:p>
+            <w:pPr>
+              <w:spacing w:line="360" w:lineRule="auto"/>
+              <w:jc w:val="both"/>
+              <w:rPr>
+                <w:b w:val="1"/>
+                <w:bCs w:val="1"/>
+                <w:sz w:val="16"/>
+                <w:szCs w:val="16"/>
+              </w:rPr>
+            </w:pPr>
+            <w:r>
+              <w:rPr>
+                <w:b w:val="1"/>
+                <w:bCs w:val="1"/>
+                <w:sz w:val="16"/>
+                <w:szCs w:val="16"/>
+                <w:rtl w:val="0"/>
+              </w:rPr>
+              <w:t xml:space="preserve">x</w:t>
+            </w:r>
+          </w:p>
+        </w:tc>
+        <w:tc>
+          <w:tcPr/>
+          <w:p>
+            <w:pPr>
+              <w:spacing w:line="360" w:lineRule="auto"/>
+              <w:jc w:val="both"/>
+              <w:rPr>
+                <w:b w:val="1"/>
+                <w:bCs w:val="1"/>
+                <w:sz w:val="16"/>
+                <w:szCs w:val="16"/>
+              </w:rPr>
+            </w:pPr>
+            <w:r>
+              <w:rPr>
+                <w:rtl w:val="0"/>
+              </w:rPr>
+            </w:r>
+          </w:p>
+        </w:tc>
+        <w:tc>
+          <w:tcPr/>
+          <w:p>
+            <w:pPr>
+              <w:spacing w:line="360" w:lineRule="auto"/>
+              <w:jc w:val="both"/>
+              <w:rPr>
+                <w:b w:val="1"/>
+                <w:bCs w:val="1"/>
+                <w:sz w:val="16"/>
+                <w:szCs w:val="16"/>
+              </w:rPr>
+            </w:pPr>
+            <w:r>
+              <w:rPr>
+                <w:rtl w:val="0"/>
+              </w:rPr>
+            </w:r>
+          </w:p>
+        </w:tc>
+        <w:tc>
+          <w:tcPr/>
+          <w:p>
+            <w:pPr>
+              <w:spacing w:line="360" w:lineRule="auto"/>
+              <w:jc w:val="both"/>
+              <w:rPr>
+                <w:b w:val="1"/>
+                <w:bCs w:val="1"/>
+                <w:sz w:val="16"/>
+                <w:szCs w:val="16"/>
+              </w:rPr>
+            </w:pPr>
+            <w:r>
+              <w:rPr>
+                <w:rtl w:val="0"/>
+              </w:rPr>
+            </w:r>
+          </w:p>
+        </w:tc>
+        <w:tc>
+          <w:tcPr/>
+          <w:p>
+            <w:pPr>
+              <w:spacing w:line="360" w:lineRule="auto"/>
+              <w:jc w:val="both"/>
+              <w:rPr>
+                <w:b w:val="1"/>
+                <w:bCs w:val="1"/>
+                <w:sz w:val="16"/>
+                <w:szCs w:val="16"/>
+              </w:rPr>
+            </w:pPr>
+            <w:r>
+              <w:rPr>
+                <w:rtl w:val="0"/>
+              </w:rPr>
+            </w:r>
+          </w:p>
+        </w:tc>
+        <w:tc>
+          <w:tcPr/>
+          <w:p>
+            <w:pPr>
+              <w:spacing w:line="360" w:lineRule="auto"/>
+              <w:jc w:val="both"/>
+              <w:rPr>
+                <w:b w:val="1"/>
+                <w:bCs w:val="1"/>
+                <w:sz w:val="16"/>
+                <w:szCs w:val="16"/>
+              </w:rPr>
+            </w:pPr>
+            <w:r>
+              <w:rPr>
+                <w:rtl w:val="0"/>
+              </w:rPr>
+            </w:r>
+          </w:p>
+        </w:tc>
+        <w:tc>
+          <w:tcPr/>
+          <w:p>
+            <w:pPr>
+              <w:keepNext w:val="0"/>
+              <w:keepLines w:val="0"/>
+              <w:pageBreakBefore w:val="0"/>
+              <w:widowControl w:val="0"/>
+              <w:pBdr>
+                <w:top w:space="0" w:sz="0" w:val="nil"/>
+                <w:left w:space="0" w:sz="0" w:val="nil"/>
+                <w:bottom w:space="0" w:sz="0" w:val="nil"/>
+                <w:right w:space="0" w:sz="0" w:val="nil"/>
+                <w:between w:space="0" w:sz="0" w:val="nil"/>
+              </w:pBdr>
+              <w:shd w:fill="auto" w:val="clear"/>
+              <w:spacing w:after="0" w:before="0" w:line="276" w:lineRule="auto"/>
+              <w:ind w:left="0" w:right="0" w:firstLine="0"/>
+              <w:jc w:val="left"/>
+              <w:rPr>
+                <w:b w:val="1"/>
+                <w:bCs w:val="1"/>
+                <w:sz w:val="16"/>
+                <w:szCs w:val="16"/>
+              </w:rPr>
+            </w:pPr>
+            <w:r>
+              <w:rPr>
+                <w:rtl w:val="0"/>
+              </w:rPr>
+            </w:r>
+          </w:p>
+        </w:tc>
+        <w:tc>
+          <w:tcPr/>
+          <w:p>
+            <w:pPr>
+              <w:spacing w:line="360" w:lineRule="auto"/>
+              <w:jc w:val="both"/>
+              <w:rPr>
+                <w:b w:val="1"/>
+                <w:bCs w:val="1"/>
+                <w:sz w:val="16"/>
+                <w:szCs w:val="16"/>
+              </w:rPr>
+            </w:pPr>
+            <w:r>
+              <w:rPr>
+                <w:rtl w:val="0"/>
+              </w:rPr>
+            </w:r>
+          </w:p>
+        </w:tc>
+        <w:tc>
+          <w:tcPr/>
+          <w:p>
+            <w:pPr>
+              <w:spacing w:line="360" w:lineRule="auto"/>
+              <w:jc w:val="both"/>
+              <w:rPr>
+                <w:b w:val="1"/>
+                <w:bCs w:val="1"/>
+                <w:sz w:val="16"/>
+                <w:szCs w:val="16"/>
+              </w:rPr>
+            </w:pPr>
+            <w:r>
+              <w:rPr>
+                <w:rtl w:val="0"/>
+              </w:rPr>
+            </w:r>
+          </w:p>
+        </w:tc>
+      </w:tr>
+      <w:tr>
+        <w:trPr>
+          <w:cantSplit w:val="0"/>
+          <w:trHeight w:val="294" w:hRule="atLeast"/>
+          <w:tblHeader w:val="0"/>
+        </w:trPr>
+        <w:tc>
+          <w:tcPr/>
+          <w:p>
+            <w:pPr>
+              <w:jc w:val="both"/>
+              <w:rPr>
+                <w:i w:val="1"/>
+                <w:iCs w:val="1"/>
+                <w:color w:val="548dd4"/>
+                <w:sz w:val="18"/>
+                <w:szCs w:val="18"/>
+              </w:rPr>
+            </w:pPr>
+            <w:r>
+              <w:rPr>
+                <w:i w:val="1"/>
+                <w:iCs w:val="1"/>
+                <w:color w:val="548dd4"/>
+                <w:sz w:val="18"/>
+                <w:szCs w:val="18"/>
+                <w:rtl w:val="0"/>
+              </w:rPr>
+              <w:t xml:space="preserve">Integración del sistema </w:t>
+            </w:r>
+          </w:p>
+        </w:tc>
+        <w:tc>
+          <w:tcPr/>
+          <w:p>
+            <w:pPr>
+              <w:spacing w:line="360" w:lineRule="auto"/>
+              <w:jc w:val="both"/>
+              <w:rPr>
+                <w:b w:val="1"/>
+                <w:bCs w:val="1"/>
+                <w:sz w:val="16"/>
+                <w:szCs w:val="16"/>
+              </w:rPr>
+            </w:pPr>
+            <w:r>
+              <w:rPr>
+                <w:rtl w:val="0"/>
+              </w:rPr>
+            </w:r>
+          </w:p>
+        </w:tc>
+        <w:tc>
+          <w:tcPr/>
+          <w:p>
+            <w:pPr>
+              <w:spacing w:line="360" w:lineRule="auto"/>
+              <w:jc w:val="both"/>
+              <w:rPr>
+                <w:b w:val="1"/>
+                <w:bCs w:val="1"/>
+                <w:sz w:val="16"/>
+                <w:szCs w:val="16"/>
+              </w:rPr>
+            </w:pPr>
+            <w:r>
+              <w:rPr>
+                <w:rtl w:val="0"/>
+              </w:rPr>
+            </w:r>
+          </w:p>
+        </w:tc>
+        <w:tc>
+          <w:tcPr/>
+          <w:p>
+            <w:pPr>
+              <w:spacing w:line="360" w:lineRule="auto"/>
+              <w:jc w:val="both"/>
+              <w:rPr>
+                <w:b w:val="1"/>
+                <w:bCs w:val="1"/>
+                <w:sz w:val="16"/>
+                <w:szCs w:val="16"/>
+              </w:rPr>
+            </w:pPr>
+            <w:r>
+              <w:rPr>
+                <w:rtl w:val="0"/>
+              </w:rPr>
+            </w:r>
+          </w:p>
+        </w:tc>
+        <w:tc>
+          <w:tcPr/>
+          <w:p>
+            <w:pPr>
+              <w:spacing w:line="360" w:lineRule="auto"/>
+              <w:jc w:val="both"/>
+              <w:rPr>
+                <w:b w:val="1"/>
+                <w:bCs w:val="1"/>
+                <w:sz w:val="16"/>
+                <w:szCs w:val="16"/>
+              </w:rPr>
+            </w:pPr>
+            <w:r>
+              <w:rPr>
+                <w:rtl w:val="0"/>
+              </w:rPr>
+            </w:r>
+          </w:p>
+        </w:tc>
+        <w:tc>
+          <w:tcPr/>
+          <w:p>
+            <w:pPr>
+              <w:spacing w:line="360" w:lineRule="auto"/>
+              <w:jc w:val="both"/>
+              <w:rPr>
+                <w:b w:val="1"/>
+                <w:bCs w:val="1"/>
+                <w:sz w:val="16"/>
+                <w:szCs w:val="16"/>
+              </w:rPr>
+            </w:pPr>
+            <w:r>
+              <w:rPr>
+                <w:rtl w:val="0"/>
+              </w:rPr>
+            </w:r>
+          </w:p>
+        </w:tc>
+        <w:tc>
+          <w:tcPr/>
+          <w:p>
+            <w:pPr>
+              <w:spacing w:line="360" w:lineRule="auto"/>
+              <w:jc w:val="both"/>
+              <w:rPr>
+                <w:b w:val="1"/>
+                <w:bCs w:val="1"/>
+                <w:sz w:val="16"/>
+                <w:szCs w:val="16"/>
+              </w:rPr>
+            </w:pPr>
+            <w:r>
+              <w:rPr>
+                <w:rtl w:val="0"/>
+              </w:rPr>
+            </w:r>
+          </w:p>
+        </w:tc>
+        <w:tc>
+          <w:tcPr/>
+          <w:p>
+            <w:pPr>
+              <w:spacing w:line="360" w:lineRule="auto"/>
+              <w:jc w:val="both"/>
+              <w:rPr>
+                <w:b w:val="1"/>
+                <w:bCs w:val="1"/>
+                <w:sz w:val="16"/>
+                <w:szCs w:val="16"/>
+              </w:rPr>
+            </w:pPr>
+            <w:r>
+              <w:rPr>
+                <w:rtl w:val="0"/>
+              </w:rPr>
+            </w:r>
+          </w:p>
+        </w:tc>
+        <w:tc>
+          <w:tcPr/>
+          <w:p>
+            <w:pPr>
+              <w:spacing w:line="360" w:lineRule="auto"/>
+              <w:jc w:val="both"/>
+              <w:rPr>
+                <w:b w:val="1"/>
+                <w:bCs w:val="1"/>
+                <w:sz w:val="16"/>
+                <w:szCs w:val="16"/>
+              </w:rPr>
+            </w:pPr>
+            <w:r>
+              <w:rPr>
+                <w:rtl w:val="0"/>
+              </w:rPr>
+            </w:r>
+          </w:p>
+        </w:tc>
+        <w:tc>
+          <w:tcPr/>
+          <w:p>
+            <w:pPr>
+              <w:spacing w:line="360" w:lineRule="auto"/>
+              <w:jc w:val="both"/>
+              <w:rPr>
+                <w:b w:val="1"/>
+                <w:bCs w:val="1"/>
+                <w:sz w:val="16"/>
+                <w:szCs w:val="16"/>
+              </w:rPr>
+            </w:pPr>
+            <w:r>
+              <w:rPr>
+                <w:rtl w:val="0"/>
+              </w:rPr>
+            </w:r>
+          </w:p>
+        </w:tc>
+        <w:tc>
+          <w:tcPr/>
+          <w:p>
+            <w:pPr>
+              <w:spacing w:line="360" w:lineRule="auto"/>
+              <w:jc w:val="both"/>
+              <w:rPr>
+                <w:b w:val="1"/>
+                <w:bCs w:val="1"/>
+                <w:sz w:val="16"/>
+                <w:szCs w:val="16"/>
+              </w:rPr>
+            </w:pPr>
+            <w:r>
+              <w:rPr>
+                <w:rtl w:val="0"/>
+              </w:rPr>
+            </w:r>
+          </w:p>
+        </w:tc>
+        <w:tc>
+          <w:tcPr/>
+          <w:p>
+            <w:pPr>
+              <w:spacing w:line="360" w:lineRule="auto"/>
+              <w:jc w:val="both"/>
+              <w:rPr>
+                <w:b w:val="1"/>
+                <w:bCs w:val="1"/>
+                <w:sz w:val="16"/>
+                <w:szCs w:val="16"/>
+              </w:rPr>
+            </w:pPr>
+            <w:r>
+              <w:rPr>
+                <w:rtl w:val="0"/>
+              </w:rPr>
+            </w:r>
+          </w:p>
+        </w:tc>
+        <w:tc>
+          <w:tcPr/>
+          <w:p>
+            <w:pPr>
+              <w:spacing w:line="360" w:lineRule="auto"/>
+              <w:jc w:val="both"/>
+              <w:rPr>
+                <w:b w:val="1"/>
+                <w:bCs w:val="1"/>
+                <w:sz w:val="16"/>
+                <w:szCs w:val="16"/>
+              </w:rPr>
+            </w:pPr>
+            <w:r>
+              <w:rPr>
+                <w:b w:val="1"/>
+                <w:bCs w:val="1"/>
+                <w:sz w:val="16"/>
+                <w:szCs w:val="16"/>
+                <w:rtl w:val="0"/>
+              </w:rPr>
+              <w:t xml:space="preserve">x</w:t>
+            </w:r>
+          </w:p>
+        </w:tc>
+        <w:tc>
+          <w:tcPr/>
+          <w:p>
+            <w:pPr>
+              <w:spacing w:line="360" w:lineRule="auto"/>
+              <w:jc w:val="both"/>
+              <w:rPr>
+                <w:b w:val="1"/>
+                <w:bCs w:val="1"/>
+                <w:sz w:val="16"/>
+                <w:szCs w:val="16"/>
+              </w:rPr>
+            </w:pPr>
+            <w:r>
+              <w:rPr>
+                <w:b w:val="1"/>
+                <w:bCs w:val="1"/>
+                <w:sz w:val="16"/>
+                <w:szCs w:val="16"/>
+                <w:rtl w:val="0"/>
+              </w:rPr>
+              <w:t xml:space="preserve">x</w:t>
+            </w:r>
+          </w:p>
+        </w:tc>
+        <w:tc>
+          <w:tcPr/>
+          <w:p>
+            <w:pPr>
+              <w:spacing w:line="360" w:lineRule="auto"/>
+              <w:jc w:val="both"/>
+              <w:rPr>
+                <w:b w:val="1"/>
+                <w:bCs w:val="1"/>
+                <w:sz w:val="16"/>
+                <w:szCs w:val="16"/>
+              </w:rPr>
+            </w:pPr>
+            <w:r>
+              <w:rPr>
+                <w:rtl w:val="0"/>
+              </w:rPr>
+            </w:r>
+          </w:p>
+        </w:tc>
+        <w:tc>
+          <w:tcPr/>
+          <w:p>
+            <w:pPr>
+              <w:spacing w:line="360" w:lineRule="auto"/>
+              <w:jc w:val="both"/>
+              <w:rPr>
+                <w:b w:val="1"/>
+                <w:bCs w:val="1"/>
+                <w:sz w:val="16"/>
+                <w:szCs w:val="16"/>
+              </w:rPr>
+            </w:pPr>
+            <w:r>
+              <w:rPr>
+                <w:rtl w:val="0"/>
+              </w:rPr>
+            </w:r>
+          </w:p>
+        </w:tc>
+        <w:tc>
+          <w:tcPr/>
+          <w:p>
+            <w:pPr>
+              <w:spacing w:line="360" w:lineRule="auto"/>
+              <w:jc w:val="both"/>
+              <w:rPr>
+                <w:b w:val="1"/>
+                <w:bCs w:val="1"/>
+                <w:sz w:val="16"/>
+                <w:szCs w:val="16"/>
+              </w:rPr>
+            </w:pPr>
+            <w:r>
+              <w:rPr>
+                <w:rtl w:val="0"/>
+              </w:rPr>
+            </w:r>
+          </w:p>
+        </w:tc>
+        <w:tc>
+          <w:tcPr/>
+          <w:p>
+            <w:pPr>
+              <w:keepNext w:val="0"/>
+              <w:keepLines w:val="0"/>
+              <w:pageBreakBefore w:val="0"/>
+              <w:widowControl w:val="0"/>
+              <w:pBdr>
+                <w:top w:space="0" w:sz="0" w:val="nil"/>
+                <w:left w:space="0" w:sz="0" w:val="nil"/>
+                <w:bottom w:space="0" w:sz="0" w:val="nil"/>
+                <w:right w:space="0" w:sz="0" w:val="nil"/>
+                <w:between w:space="0" w:sz="0" w:val="nil"/>
+              </w:pBdr>
+              <w:shd w:fill="auto" w:val="clear"/>
+              <w:spacing w:after="0" w:before="0" w:line="276" w:lineRule="auto"/>
+              <w:ind w:left="0" w:right="0" w:firstLine="0"/>
+              <w:jc w:val="left"/>
+              <w:rPr>
+                <w:b w:val="1"/>
+                <w:bCs w:val="1"/>
+                <w:sz w:val="16"/>
+                <w:szCs w:val="16"/>
+              </w:rPr>
+            </w:pPr>
+            <w:r>
+              <w:rPr>
+                <w:rtl w:val="0"/>
+              </w:rPr>
+            </w:r>
+          </w:p>
+        </w:tc>
+        <w:tc>
+          <w:tcPr/>
+          <w:p>
+            <w:pPr>
+              <w:spacing w:line="360" w:lineRule="auto"/>
+              <w:jc w:val="both"/>
+              <w:rPr>
+                <w:b w:val="1"/>
+                <w:bCs w:val="1"/>
+                <w:sz w:val="16"/>
+                <w:szCs w:val="16"/>
+              </w:rPr>
+            </w:pPr>
+            <w:r>
+              <w:rPr>
+                <w:rtl w:val="0"/>
+              </w:rPr>
+            </w:r>
+          </w:p>
+        </w:tc>
+        <w:tc>
+          <w:tcPr/>
+          <w:p>
+            <w:pPr>
+              <w:spacing w:line="360" w:lineRule="auto"/>
+              <w:jc w:val="both"/>
+              <w:rPr>
+                <w:b w:val="1"/>
+                <w:bCs w:val="1"/>
+                <w:sz w:val="16"/>
+                <w:szCs w:val="16"/>
+              </w:rPr>
+            </w:pPr>
+            <w:r>
+              <w:rPr>
+                <w:rtl w:val="0"/>
+              </w:rPr>
+            </w:r>
+          </w:p>
+        </w:tc>
+      </w:tr>
+      <w:tr>
+        <w:trPr>
+          <w:cantSplit w:val="0"/>
+          <w:trHeight w:val="294" w:hRule="atLeast"/>
+          <w:tblHeader w:val="0"/>
+        </w:trPr>
+        <w:tc>
+          <w:tcPr/>
+          <w:p>
+            <w:pPr>
+              <w:jc w:val="both"/>
+              <w:rPr>
+                <w:i w:val="1"/>
+                <w:iCs w:val="1"/>
+                <w:color w:val="548dd4"/>
+                <w:sz w:val="18"/>
+                <w:szCs w:val="18"/>
+              </w:rPr>
+            </w:pPr>
+            <w:r>
+              <w:rPr>
+                <w:i w:val="1"/>
+                <w:iCs w:val="1"/>
+                <w:color w:val="548dd4"/>
+                <w:sz w:val="18"/>
+                <w:szCs w:val="18"/>
+                <w:rtl w:val="0"/>
+              </w:rPr>
+              <w:t xml:space="preserve">Pruebas funcionales </w:t>
+            </w:r>
+          </w:p>
+        </w:tc>
+        <w:tc>
+          <w:tcPr/>
+          <w:p>
+            <w:pPr>
+              <w:spacing w:line="360" w:lineRule="auto"/>
+              <w:jc w:val="both"/>
+              <w:rPr>
+                <w:b w:val="1"/>
+                <w:bCs w:val="1"/>
+                <w:sz w:val="16"/>
+                <w:szCs w:val="16"/>
+              </w:rPr>
+            </w:pPr>
+            <w:r>
+              <w:rPr>
+                <w:rtl w:val="0"/>
+              </w:rPr>
+            </w:r>
+          </w:p>
+        </w:tc>
+        <w:tc>
+          <w:tcPr/>
+          <w:p>
+            <w:pPr>
+              <w:spacing w:line="360" w:lineRule="auto"/>
+              <w:jc w:val="both"/>
+              <w:rPr>
+                <w:b w:val="1"/>
+                <w:bCs w:val="1"/>
+                <w:sz w:val="16"/>
+                <w:szCs w:val="16"/>
+              </w:rPr>
+            </w:pPr>
+            <w:r>
+              <w:rPr>
+                <w:rtl w:val="0"/>
+              </w:rPr>
+            </w:r>
+          </w:p>
+        </w:tc>
+        <w:tc>
+          <w:tcPr/>
+          <w:p>
+            <w:pPr>
+              <w:spacing w:line="360" w:lineRule="auto"/>
+              <w:jc w:val="both"/>
+              <w:rPr>
+                <w:b w:val="1"/>
+                <w:bCs w:val="1"/>
+                <w:sz w:val="16"/>
+                <w:szCs w:val="16"/>
+              </w:rPr>
+            </w:pPr>
+            <w:r>
+              <w:rPr>
+                <w:rtl w:val="0"/>
+              </w:rPr>
+            </w:r>
+          </w:p>
+        </w:tc>
+        <w:tc>
+          <w:tcPr/>
+          <w:p>
+            <w:pPr>
+              <w:spacing w:line="360" w:lineRule="auto"/>
+              <w:jc w:val="both"/>
+              <w:rPr>
+                <w:b w:val="1"/>
+                <w:bCs w:val="1"/>
+                <w:sz w:val="16"/>
+                <w:szCs w:val="16"/>
+              </w:rPr>
+            </w:pPr>
+            <w:r>
+              <w:rPr>
+                <w:rtl w:val="0"/>
+              </w:rPr>
+            </w:r>
+          </w:p>
+        </w:tc>
+        <w:tc>
+          <w:tcPr/>
+          <w:p>
+            <w:pPr>
+              <w:spacing w:line="360" w:lineRule="auto"/>
+              <w:jc w:val="both"/>
+              <w:rPr>
+                <w:b w:val="1"/>
+                <w:bCs w:val="1"/>
+                <w:sz w:val="16"/>
+                <w:szCs w:val="16"/>
+              </w:rPr>
+            </w:pPr>
+            <w:r>
+              <w:rPr>
+                <w:rtl w:val="0"/>
+              </w:rPr>
+            </w:r>
+          </w:p>
+        </w:tc>
+        <w:tc>
+          <w:tcPr/>
+          <w:p>
+            <w:pPr>
+              <w:spacing w:line="360" w:lineRule="auto"/>
+              <w:jc w:val="both"/>
+              <w:rPr>
+                <w:b w:val="1"/>
+                <w:bCs w:val="1"/>
+                <w:sz w:val="16"/>
+                <w:szCs w:val="16"/>
+              </w:rPr>
+            </w:pPr>
+            <w:r>
+              <w:rPr>
+                <w:rtl w:val="0"/>
+              </w:rPr>
+            </w:r>
+          </w:p>
+        </w:tc>
+        <w:tc>
+          <w:tcPr/>
+          <w:p>
+            <w:pPr>
+              <w:spacing w:line="360" w:lineRule="auto"/>
+              <w:jc w:val="both"/>
+              <w:rPr>
+                <w:b w:val="1"/>
+                <w:bCs w:val="1"/>
+                <w:sz w:val="16"/>
+                <w:szCs w:val="16"/>
+              </w:rPr>
+            </w:pPr>
+            <w:r>
+              <w:rPr>
+                <w:rtl w:val="0"/>
+              </w:rPr>
+            </w:r>
+          </w:p>
+        </w:tc>
+        <w:tc>
+          <w:tcPr/>
+          <w:p>
+            <w:pPr>
+              <w:spacing w:line="360" w:lineRule="auto"/>
+              <w:jc w:val="both"/>
+              <w:rPr>
+                <w:b w:val="1"/>
+                <w:bCs w:val="1"/>
+                <w:sz w:val="16"/>
+                <w:szCs w:val="16"/>
+              </w:rPr>
+            </w:pPr>
+            <w:r>
+              <w:rPr>
+                <w:rtl w:val="0"/>
+              </w:rPr>
+            </w:r>
+          </w:p>
+        </w:tc>
+        <w:tc>
+          <w:tcPr/>
+          <w:p>
+            <w:pPr>
+              <w:spacing w:line="360" w:lineRule="auto"/>
+              <w:jc w:val="both"/>
+              <w:rPr>
+                <w:b w:val="1"/>
+                <w:bCs w:val="1"/>
+                <w:sz w:val="16"/>
+                <w:szCs w:val="16"/>
+              </w:rPr>
+            </w:pPr>
+            <w:r>
+              <w:rPr>
+                <w:rtl w:val="0"/>
+              </w:rPr>
+            </w:r>
+          </w:p>
+        </w:tc>
+        <w:tc>
+          <w:tcPr/>
+          <w:p>
+            <w:pPr>
+              <w:spacing w:line="360" w:lineRule="auto"/>
+              <w:jc w:val="both"/>
+              <w:rPr>
+                <w:b w:val="1"/>
+                <w:bCs w:val="1"/>
+                <w:sz w:val="16"/>
+                <w:szCs w:val="16"/>
+              </w:rPr>
+            </w:pPr>
+            <w:r>
+              <w:rPr>
+                <w:rtl w:val="0"/>
+              </w:rPr>
+            </w:r>
+          </w:p>
+        </w:tc>
+        <w:tc>
+          <w:tcPr/>
+          <w:p>
+            <w:pPr>
+              <w:spacing w:line="360" w:lineRule="auto"/>
+              <w:jc w:val="both"/>
+              <w:rPr>
+                <w:b w:val="1"/>
+                <w:bCs w:val="1"/>
+                <w:sz w:val="16"/>
+                <w:szCs w:val="16"/>
+              </w:rPr>
+            </w:pPr>
+            <w:r>
+              <w:rPr>
+                <w:rtl w:val="0"/>
+              </w:rPr>
+            </w:r>
+          </w:p>
+        </w:tc>
+        <w:tc>
+          <w:tcPr/>
+          <w:p>
+            <w:pPr>
+              <w:spacing w:line="360" w:lineRule="auto"/>
+              <w:jc w:val="both"/>
+              <w:rPr>
+                <w:b w:val="1"/>
+                <w:bCs w:val="1"/>
+                <w:sz w:val="16"/>
+                <w:szCs w:val="16"/>
+              </w:rPr>
+            </w:pPr>
+            <w:r>
+              <w:rPr>
+                <w:rtl w:val="0"/>
+              </w:rPr>
+            </w:r>
+          </w:p>
+        </w:tc>
+        <w:tc>
+          <w:tcPr/>
+          <w:p>
+            <w:pPr>
+              <w:spacing w:line="360" w:lineRule="auto"/>
+              <w:jc w:val="both"/>
+              <w:rPr>
+                <w:b w:val="1"/>
+                <w:bCs w:val="1"/>
+                <w:sz w:val="16"/>
+                <w:szCs w:val="16"/>
+              </w:rPr>
+            </w:pPr>
+            <w:r>
+              <w:rPr>
+                <w:rtl w:val="0"/>
+              </w:rPr>
+            </w:r>
+          </w:p>
+        </w:tc>
+        <w:tc>
+          <w:tcPr/>
+          <w:p>
+            <w:pPr>
+              <w:spacing w:line="360" w:lineRule="auto"/>
+              <w:jc w:val="both"/>
+              <w:rPr>
+                <w:b w:val="1"/>
+                <w:bCs w:val="1"/>
+                <w:sz w:val="16"/>
+                <w:szCs w:val="16"/>
+              </w:rPr>
+            </w:pPr>
+            <w:r>
+              <w:rPr>
+                <w:b w:val="1"/>
+                <w:bCs w:val="1"/>
+                <w:sz w:val="16"/>
+                <w:szCs w:val="16"/>
+                <w:rtl w:val="0"/>
+              </w:rPr>
+              <w:t xml:space="preserve">x</w:t>
+            </w:r>
+          </w:p>
+        </w:tc>
+        <w:tc>
+          <w:tcPr/>
+          <w:p>
+            <w:pPr>
+              <w:spacing w:line="360" w:lineRule="auto"/>
+              <w:jc w:val="both"/>
+              <w:rPr>
+                <w:b w:val="1"/>
+                <w:bCs w:val="1"/>
+                <w:sz w:val="16"/>
+                <w:szCs w:val="16"/>
+              </w:rPr>
+            </w:pPr>
+            <w:r>
+              <w:rPr>
+                <w:b w:val="1"/>
+                <w:bCs w:val="1"/>
+                <w:sz w:val="16"/>
+                <w:szCs w:val="16"/>
+                <w:rtl w:val="0"/>
+              </w:rPr>
+              <w:t xml:space="preserve">x</w:t>
+            </w:r>
+          </w:p>
+        </w:tc>
+        <w:tc>
+          <w:tcPr/>
+          <w:p>
+            <w:pPr>
+              <w:spacing w:line="360" w:lineRule="auto"/>
+              <w:jc w:val="both"/>
+              <w:rPr>
+                <w:b w:val="1"/>
+                <w:bCs w:val="1"/>
+                <w:sz w:val="16"/>
+                <w:szCs w:val="16"/>
+              </w:rPr>
+            </w:pPr>
+            <w:r>
+              <w:rPr>
+                <w:rtl w:val="0"/>
+              </w:rPr>
+            </w:r>
+          </w:p>
+        </w:tc>
+        <w:tc>
+          <w:tcPr/>
+          <w:p>
+            <w:pPr>
+              <w:keepNext w:val="0"/>
+              <w:keepLines w:val="0"/>
+              <w:pageBreakBefore w:val="0"/>
+              <w:widowControl w:val="0"/>
+              <w:pBdr>
+                <w:top w:space="0" w:sz="0" w:val="nil"/>
+                <w:left w:space="0" w:sz="0" w:val="nil"/>
+                <w:bottom w:space="0" w:sz="0" w:val="nil"/>
+                <w:right w:space="0" w:sz="0" w:val="nil"/>
+                <w:between w:space="0" w:sz="0" w:val="nil"/>
+              </w:pBdr>
+              <w:shd w:fill="auto" w:val="clear"/>
+              <w:spacing w:after="0" w:before="0" w:line="276" w:lineRule="auto"/>
+              <w:ind w:left="0" w:right="0" w:firstLine="0"/>
+              <w:jc w:val="left"/>
+              <w:rPr>
+                <w:b w:val="1"/>
+                <w:bCs w:val="1"/>
+                <w:sz w:val="16"/>
+                <w:szCs w:val="16"/>
+              </w:rPr>
+            </w:pPr>
+            <w:r>
+              <w:rPr>
+                <w:rtl w:val="0"/>
+              </w:rPr>
+            </w:r>
+          </w:p>
+        </w:tc>
+        <w:tc>
+          <w:tcPr/>
+          <w:p>
+            <w:pPr>
+              <w:spacing w:line="360" w:lineRule="auto"/>
+              <w:jc w:val="both"/>
+              <w:rPr>
+                <w:b w:val="1"/>
+                <w:bCs w:val="1"/>
+                <w:sz w:val="16"/>
+                <w:szCs w:val="16"/>
+              </w:rPr>
+            </w:pPr>
+            <w:r>
+              <w:rPr>
+                <w:rtl w:val="0"/>
+              </w:rPr>
+            </w:r>
+          </w:p>
+        </w:tc>
+        <w:tc>
+          <w:tcPr/>
+          <w:p>
+            <w:pPr>
+              <w:spacing w:line="360" w:lineRule="auto"/>
+              <w:jc w:val="both"/>
+              <w:rPr>
+                <w:b w:val="1"/>
+                <w:bCs w:val="1"/>
+                <w:sz w:val="16"/>
+                <w:szCs w:val="16"/>
+              </w:rPr>
+            </w:pPr>
+            <w:r>
+              <w:rPr>
+                <w:rtl w:val="0"/>
+              </w:rPr>
+            </w:r>
+          </w:p>
+        </w:tc>
+      </w:tr>
+      <w:tr>
+        <w:trPr>
+          <w:cantSplit w:val="0"/>
+          <w:trHeight w:val="294" w:hRule="atLeast"/>
+          <w:tblHeader w:val="0"/>
+        </w:trPr>
+        <w:tc>
+          <w:tcPr/>
+          <w:p>
+            <w:pPr>
+              <w:jc w:val="both"/>
+              <w:rPr>
+                <w:i w:val="1"/>
+                <w:iCs w:val="1"/>
+                <w:color w:val="548dd4"/>
+                <w:sz w:val="18"/>
+                <w:szCs w:val="18"/>
+              </w:rPr>
+            </w:pPr>
+            <w:r>
+              <w:rPr>
+                <w:i w:val="1"/>
+                <w:iCs w:val="1"/>
+                <w:color w:val="548dd4"/>
+                <w:sz w:val="18"/>
+                <w:szCs w:val="18"/>
+                <w:rtl w:val="0"/>
+              </w:rPr>
+              <w:t xml:space="preserve">Correcciones y mejoras </w:t>
+            </w:r>
+          </w:p>
+        </w:tc>
+        <w:tc>
+          <w:tcPr/>
+          <w:p>
+            <w:pPr>
+              <w:spacing w:line="360" w:lineRule="auto"/>
+              <w:jc w:val="both"/>
+              <w:rPr>
+                <w:b w:val="1"/>
+                <w:bCs w:val="1"/>
+                <w:sz w:val="16"/>
+                <w:szCs w:val="16"/>
+              </w:rPr>
+            </w:pPr>
+            <w:r>
+              <w:rPr>
+                <w:rtl w:val="0"/>
+              </w:rPr>
+            </w:r>
+          </w:p>
+        </w:tc>
+        <w:tc>
+          <w:tcPr/>
+          <w:p>
+            <w:pPr>
+              <w:spacing w:line="360" w:lineRule="auto"/>
+              <w:jc w:val="both"/>
+              <w:rPr>
+                <w:b w:val="1"/>
+                <w:bCs w:val="1"/>
+                <w:sz w:val="16"/>
+                <w:szCs w:val="16"/>
+              </w:rPr>
+            </w:pPr>
+            <w:r>
+              <w:rPr>
+                <w:rtl w:val="0"/>
+              </w:rPr>
+            </w:r>
+          </w:p>
+        </w:tc>
+        <w:tc>
+          <w:tcPr/>
+          <w:p>
+            <w:pPr>
+              <w:spacing w:line="360" w:lineRule="auto"/>
+              <w:jc w:val="both"/>
+              <w:rPr>
+                <w:b w:val="1"/>
+                <w:bCs w:val="1"/>
+                <w:sz w:val="16"/>
+                <w:szCs w:val="16"/>
+              </w:rPr>
+            </w:pPr>
+            <w:r>
+              <w:rPr>
+                <w:rtl w:val="0"/>
+              </w:rPr>
+            </w:r>
+          </w:p>
+        </w:tc>
+        <w:tc>
+          <w:tcPr/>
+          <w:p>
+            <w:pPr>
+              <w:spacing w:line="360" w:lineRule="auto"/>
+              <w:jc w:val="both"/>
+              <w:rPr>
+                <w:b w:val="1"/>
+                <w:bCs w:val="1"/>
+                <w:sz w:val="16"/>
+                <w:szCs w:val="16"/>
+              </w:rPr>
+            </w:pPr>
+            <w:r>
+              <w:rPr>
+                <w:rtl w:val="0"/>
+              </w:rPr>
+            </w:r>
+          </w:p>
+        </w:tc>
+        <w:tc>
+          <w:tcPr/>
+          <w:p>
+            <w:pPr>
+              <w:spacing w:line="360" w:lineRule="auto"/>
+              <w:jc w:val="both"/>
+              <w:rPr>
+                <w:b w:val="1"/>
+                <w:bCs w:val="1"/>
+                <w:sz w:val="16"/>
+                <w:szCs w:val="16"/>
+              </w:rPr>
+            </w:pPr>
+            <w:r>
+              <w:rPr>
+                <w:rtl w:val="0"/>
+              </w:rPr>
+            </w:r>
+          </w:p>
+        </w:tc>
+        <w:tc>
+          <w:tcPr/>
+          <w:p>
+            <w:pPr>
+              <w:spacing w:line="360" w:lineRule="auto"/>
+              <w:jc w:val="both"/>
+              <w:rPr>
+                <w:b w:val="1"/>
+                <w:bCs w:val="1"/>
+                <w:sz w:val="16"/>
+                <w:szCs w:val="16"/>
+              </w:rPr>
+            </w:pPr>
+            <w:r>
+              <w:rPr>
+                <w:rtl w:val="0"/>
+              </w:rPr>
+            </w:r>
+          </w:p>
+        </w:tc>
+        <w:tc>
+          <w:tcPr/>
+          <w:p>
+            <w:pPr>
+              <w:spacing w:line="360" w:lineRule="auto"/>
+              <w:jc w:val="both"/>
+              <w:rPr>
+                <w:b w:val="1"/>
+                <w:bCs w:val="1"/>
+                <w:sz w:val="16"/>
+                <w:szCs w:val="16"/>
+              </w:rPr>
+            </w:pPr>
+            <w:r>
+              <w:rPr>
+                <w:rtl w:val="0"/>
+              </w:rPr>
+            </w:r>
+          </w:p>
+        </w:tc>
+        <w:tc>
+          <w:tcPr/>
+          <w:p>
+            <w:pPr>
+              <w:spacing w:line="360" w:lineRule="auto"/>
+              <w:jc w:val="both"/>
+              <w:rPr>
+                <w:b w:val="1"/>
+                <w:bCs w:val="1"/>
+                <w:sz w:val="16"/>
+                <w:szCs w:val="16"/>
+              </w:rPr>
+            </w:pPr>
+            <w:r>
+              <w:rPr>
+                <w:rtl w:val="0"/>
+              </w:rPr>
+            </w:r>
+          </w:p>
+        </w:tc>
+        <w:tc>
+          <w:tcPr/>
+          <w:p>
+            <w:pPr>
+              <w:spacing w:line="360" w:lineRule="auto"/>
+              <w:jc w:val="both"/>
+              <w:rPr>
+                <w:b w:val="1"/>
+                <w:bCs w:val="1"/>
+                <w:sz w:val="16"/>
+                <w:szCs w:val="16"/>
+              </w:rPr>
+            </w:pPr>
+            <w:r>
+              <w:rPr>
+                <w:rtl w:val="0"/>
+              </w:rPr>
+            </w:r>
+          </w:p>
+        </w:tc>
+        <w:tc>
+          <w:tcPr/>
+          <w:p>
+            <w:pPr>
+              <w:spacing w:line="360" w:lineRule="auto"/>
+              <w:jc w:val="both"/>
+              <w:rPr>
+                <w:b w:val="1"/>
+                <w:bCs w:val="1"/>
+                <w:sz w:val="16"/>
+                <w:szCs w:val="16"/>
+              </w:rPr>
+            </w:pPr>
+            <w:r>
+              <w:rPr>
+                <w:rtl w:val="0"/>
+              </w:rPr>
+            </w:r>
+          </w:p>
+        </w:tc>
+        <w:tc>
+          <w:tcPr/>
+          <w:p>
+            <w:pPr>
+              <w:spacing w:line="360" w:lineRule="auto"/>
+              <w:jc w:val="both"/>
+              <w:rPr>
+                <w:b w:val="1"/>
+                <w:bCs w:val="1"/>
+                <w:sz w:val="16"/>
+                <w:szCs w:val="16"/>
+              </w:rPr>
+            </w:pPr>
+            <w:r>
+              <w:rPr>
+                <w:rtl w:val="0"/>
+              </w:rPr>
+            </w:r>
+          </w:p>
+        </w:tc>
+        <w:tc>
+          <w:tcPr/>
+          <w:p>
+            <w:pPr>
+              <w:spacing w:line="360" w:lineRule="auto"/>
+              <w:jc w:val="both"/>
+              <w:rPr>
+                <w:b w:val="1"/>
+                <w:bCs w:val="1"/>
+                <w:sz w:val="16"/>
+                <w:szCs w:val="16"/>
+              </w:rPr>
+            </w:pPr>
+            <w:r>
+              <w:rPr>
+                <w:rtl w:val="0"/>
+              </w:rPr>
+            </w:r>
+          </w:p>
+        </w:tc>
+        <w:tc>
+          <w:tcPr/>
+          <w:p>
+            <w:pPr>
+              <w:spacing w:line="360" w:lineRule="auto"/>
+              <w:jc w:val="both"/>
+              <w:rPr>
+                <w:b w:val="1"/>
+                <w:bCs w:val="1"/>
+                <w:sz w:val="16"/>
+                <w:szCs w:val="16"/>
+              </w:rPr>
+            </w:pPr>
+            <w:r>
+              <w:rPr>
+                <w:rtl w:val="0"/>
+              </w:rPr>
+            </w:r>
+          </w:p>
+        </w:tc>
+        <w:tc>
+          <w:tcPr/>
+          <w:p>
+            <w:pPr>
+              <w:spacing w:line="360" w:lineRule="auto"/>
+              <w:jc w:val="both"/>
+              <w:rPr>
+                <w:b w:val="1"/>
+                <w:bCs w:val="1"/>
+                <w:sz w:val="16"/>
+                <w:szCs w:val="16"/>
+              </w:rPr>
+            </w:pPr>
+            <w:r>
+              <w:rPr>
+                <w:rtl w:val="0"/>
+              </w:rPr>
+            </w:r>
+          </w:p>
+        </w:tc>
+        <w:tc>
+          <w:tcPr/>
+          <w:p>
+            <w:pPr>
+              <w:spacing w:line="360" w:lineRule="auto"/>
+              <w:jc w:val="both"/>
+              <w:rPr>
+                <w:b w:val="1"/>
+                <w:bCs w:val="1"/>
+                <w:sz w:val="16"/>
+                <w:szCs w:val="16"/>
+              </w:rPr>
+            </w:pPr>
+            <w:r>
+              <w:rPr>
+                <w:b w:val="1"/>
+                <w:bCs w:val="1"/>
+                <w:sz w:val="16"/>
+                <w:szCs w:val="16"/>
+                <w:rtl w:val="0"/>
+              </w:rPr>
+              <w:t xml:space="preserve">x</w:t>
+            </w:r>
+          </w:p>
+        </w:tc>
+        <w:tc>
+          <w:tcPr/>
+          <w:p>
+            <w:pPr>
+              <w:spacing w:line="360" w:lineRule="auto"/>
+              <w:jc w:val="both"/>
+              <w:rPr>
+                <w:b w:val="1"/>
+                <w:bCs w:val="1"/>
+                <w:sz w:val="16"/>
+                <w:szCs w:val="16"/>
+              </w:rPr>
+            </w:pPr>
+            <w:r>
+              <w:rPr>
+                <w:b w:val="1"/>
+                <w:bCs w:val="1"/>
+                <w:sz w:val="16"/>
+                <w:szCs w:val="16"/>
+                <w:rtl w:val="0"/>
+              </w:rPr>
+              <w:t xml:space="preserve">x</w:t>
+            </w:r>
+          </w:p>
+        </w:tc>
+        <w:tc>
+          <w:tcPr/>
+          <w:p>
+            <w:pPr>
+              <w:keepNext w:val="0"/>
+              <w:keepLines w:val="0"/>
+              <w:pageBreakBefore w:val="0"/>
+              <w:widowControl w:val="0"/>
+              <w:pBdr>
+                <w:top w:space="0" w:sz="0" w:val="nil"/>
+                <w:left w:space="0" w:sz="0" w:val="nil"/>
+                <w:bottom w:space="0" w:sz="0" w:val="nil"/>
+                <w:right w:space="0" w:sz="0" w:val="nil"/>
+                <w:between w:space="0" w:sz="0" w:val="nil"/>
+              </w:pBdr>
+              <w:shd w:fill="auto" w:val="clear"/>
+              <w:spacing w:after="0" w:before="0" w:line="276" w:lineRule="auto"/>
+              <w:ind w:left="0" w:right="0" w:firstLine="0"/>
+              <w:jc w:val="left"/>
+              <w:rPr>
+                <w:b w:val="1"/>
+                <w:bCs w:val="1"/>
+                <w:sz w:val="16"/>
+                <w:szCs w:val="16"/>
+              </w:rPr>
+            </w:pPr>
+            <w:r>
+              <w:rPr>
+                <w:rtl w:val="0"/>
+              </w:rPr>
+            </w:r>
+          </w:p>
+        </w:tc>
+        <w:tc>
+          <w:tcPr/>
+          <w:p>
+            <w:pPr>
+              <w:spacing w:line="360" w:lineRule="auto"/>
+              <w:jc w:val="both"/>
+              <w:rPr>
+                <w:b w:val="1"/>
+                <w:bCs w:val="1"/>
+                <w:sz w:val="16"/>
+                <w:szCs w:val="16"/>
+              </w:rPr>
+            </w:pPr>
+            <w:r>
+              <w:rPr>
+                <w:rtl w:val="0"/>
+              </w:rPr>
+            </w:r>
+          </w:p>
+        </w:tc>
+        <w:tc>
+          <w:tcPr/>
+          <w:p>
+            <w:pPr>
+              <w:spacing w:line="360" w:lineRule="auto"/>
+              <w:jc w:val="both"/>
+              <w:rPr>
+                <w:b w:val="1"/>
+                <w:bCs w:val="1"/>
+                <w:sz w:val="16"/>
+                <w:szCs w:val="16"/>
+              </w:rPr>
+            </w:pPr>
+            <w:r>
+              <w:rPr>
+                <w:rtl w:val="0"/>
+              </w:rPr>
+            </w:r>
+          </w:p>
+        </w:tc>
+      </w:tr>
+      <w:tr>
+        <w:trPr>
+          <w:cantSplit w:val="0"/>
+          <w:trHeight w:val="294" w:hRule="atLeast"/>
+          <w:tblHeader w:val="0"/>
+        </w:trPr>
+        <w:tc>
+          <w:tcPr/>
+          <w:p>
+            <w:pPr>
+              <w:jc w:val="both"/>
+              <w:rPr>
+                <w:i w:val="1"/>
+                <w:iCs w:val="1"/>
+                <w:color w:val="548dd4"/>
+                <w:sz w:val="18"/>
+                <w:szCs w:val="18"/>
+              </w:rPr>
+            </w:pPr>
+            <w:r>
+              <w:rPr>
+                <w:i w:val="1"/>
+                <w:iCs w:val="1"/>
+                <w:color w:val="548dd4"/>
+                <w:sz w:val="18"/>
+                <w:szCs w:val="18"/>
+                <w:rtl w:val="0"/>
+              </w:rPr>
+              <w:t xml:space="preserve">Validación final </w:t>
+            </w:r>
+          </w:p>
+        </w:tc>
+        <w:tc>
+          <w:tcPr/>
+          <w:p>
+            <w:pPr>
+              <w:spacing w:line="360" w:lineRule="auto"/>
+              <w:jc w:val="both"/>
+              <w:rPr>
+                <w:b w:val="1"/>
+                <w:bCs w:val="1"/>
+                <w:sz w:val="16"/>
+                <w:szCs w:val="16"/>
+              </w:rPr>
+            </w:pPr>
+            <w:r>
+              <w:rPr>
+                <w:rtl w:val="0"/>
+              </w:rPr>
+            </w:r>
+          </w:p>
+        </w:tc>
+        <w:tc>
+          <w:tcPr/>
+          <w:p>
+            <w:pPr>
+              <w:spacing w:line="360" w:lineRule="auto"/>
+              <w:jc w:val="both"/>
+              <w:rPr>
+                <w:b w:val="1"/>
+                <w:bCs w:val="1"/>
+                <w:sz w:val="16"/>
+                <w:szCs w:val="16"/>
+              </w:rPr>
+            </w:pPr>
+            <w:r>
+              <w:rPr>
+                <w:rtl w:val="0"/>
+              </w:rPr>
+            </w:r>
+          </w:p>
+        </w:tc>
+        <w:tc>
+          <w:tcPr/>
+          <w:p>
+            <w:pPr>
+              <w:spacing w:line="360" w:lineRule="auto"/>
+              <w:jc w:val="both"/>
+              <w:rPr>
+                <w:b w:val="1"/>
+                <w:bCs w:val="1"/>
+                <w:sz w:val="16"/>
+                <w:szCs w:val="16"/>
+              </w:rPr>
+            </w:pPr>
+            <w:r>
+              <w:rPr>
+                <w:rtl w:val="0"/>
+              </w:rPr>
+            </w:r>
+          </w:p>
+        </w:tc>
+        <w:tc>
+          <w:tcPr/>
+          <w:p>
+            <w:pPr>
+              <w:spacing w:line="360" w:lineRule="auto"/>
+              <w:jc w:val="both"/>
+              <w:rPr>
+                <w:b w:val="1"/>
+                <w:bCs w:val="1"/>
+                <w:sz w:val="16"/>
+                <w:szCs w:val="16"/>
+              </w:rPr>
+            </w:pPr>
+            <w:r>
+              <w:rPr>
+                <w:rtl w:val="0"/>
+              </w:rPr>
+            </w:r>
+          </w:p>
+        </w:tc>
+        <w:tc>
+          <w:tcPr/>
+          <w:p>
+            <w:pPr>
+              <w:spacing w:line="360" w:lineRule="auto"/>
+              <w:jc w:val="both"/>
+              <w:rPr>
+                <w:b w:val="1"/>
+                <w:bCs w:val="1"/>
+                <w:sz w:val="16"/>
+                <w:szCs w:val="16"/>
+              </w:rPr>
+            </w:pPr>
+            <w:r>
+              <w:rPr>
+                <w:rtl w:val="0"/>
+              </w:rPr>
+            </w:r>
+          </w:p>
+        </w:tc>
+        <w:tc>
+          <w:tcPr/>
+          <w:p>
+            <w:pPr>
+              <w:spacing w:line="360" w:lineRule="auto"/>
+              <w:jc w:val="both"/>
+              <w:rPr>
+                <w:b w:val="1"/>
+                <w:bCs w:val="1"/>
+                <w:sz w:val="16"/>
+                <w:szCs w:val="16"/>
+              </w:rPr>
+            </w:pPr>
+            <w:r>
+              <w:rPr>
+                <w:rtl w:val="0"/>
+              </w:rPr>
+            </w:r>
+          </w:p>
+        </w:tc>
+        <w:tc>
+          <w:tcPr/>
+          <w:p>
+            <w:pPr>
+              <w:spacing w:line="360" w:lineRule="auto"/>
+              <w:jc w:val="both"/>
+              <w:rPr>
+                <w:b w:val="1"/>
+                <w:bCs w:val="1"/>
+                <w:sz w:val="16"/>
+                <w:szCs w:val="16"/>
+              </w:rPr>
+            </w:pPr>
+            <w:r>
+              <w:rPr>
+                <w:rtl w:val="0"/>
+              </w:rPr>
+            </w:r>
+          </w:p>
+        </w:tc>
+        <w:tc>
+          <w:tcPr/>
+          <w:p>
+            <w:pPr>
+              <w:spacing w:line="360" w:lineRule="auto"/>
+              <w:jc w:val="both"/>
+              <w:rPr>
+                <w:b w:val="1"/>
+                <w:bCs w:val="1"/>
+                <w:sz w:val="16"/>
+                <w:szCs w:val="16"/>
+              </w:rPr>
+            </w:pPr>
+            <w:r>
+              <w:rPr>
+                <w:rtl w:val="0"/>
+              </w:rPr>
+            </w:r>
+          </w:p>
+        </w:tc>
+        <w:tc>
+          <w:tcPr/>
+          <w:p>
+            <w:pPr>
+              <w:spacing w:line="360" w:lineRule="auto"/>
+              <w:jc w:val="both"/>
+              <w:rPr>
+                <w:b w:val="1"/>
+                <w:bCs w:val="1"/>
+                <w:sz w:val="16"/>
+                <w:szCs w:val="16"/>
+              </w:rPr>
+            </w:pPr>
+            <w:r>
+              <w:rPr>
+                <w:rtl w:val="0"/>
+              </w:rPr>
+            </w:r>
+          </w:p>
+        </w:tc>
+        <w:tc>
+          <w:tcPr/>
+          <w:p>
+            <w:pPr>
+              <w:spacing w:line="360" w:lineRule="auto"/>
+              <w:jc w:val="both"/>
+              <w:rPr>
+                <w:b w:val="1"/>
+                <w:bCs w:val="1"/>
+                <w:sz w:val="16"/>
+                <w:szCs w:val="16"/>
+              </w:rPr>
+            </w:pPr>
+            <w:r>
+              <w:rPr>
+                <w:rtl w:val="0"/>
+              </w:rPr>
+            </w:r>
+          </w:p>
+        </w:tc>
+        <w:tc>
+          <w:tcPr/>
+          <w:p>
+            <w:pPr>
+              <w:spacing w:line="360" w:lineRule="auto"/>
+              <w:jc w:val="both"/>
+              <w:rPr>
+                <w:b w:val="1"/>
+                <w:bCs w:val="1"/>
+                <w:sz w:val="16"/>
+                <w:szCs w:val="16"/>
+              </w:rPr>
+            </w:pPr>
+            <w:r>
+              <w:rPr>
+                <w:rtl w:val="0"/>
+              </w:rPr>
+            </w:r>
+          </w:p>
+        </w:tc>
+        <w:tc>
+          <w:tcPr/>
+          <w:p>
+            <w:pPr>
+              <w:spacing w:line="360" w:lineRule="auto"/>
+              <w:jc w:val="both"/>
+              <w:rPr>
+                <w:b w:val="1"/>
+                <w:bCs w:val="1"/>
+                <w:sz w:val="16"/>
+                <w:szCs w:val="16"/>
+              </w:rPr>
+            </w:pPr>
+            <w:r>
+              <w:rPr>
+                <w:rtl w:val="0"/>
+              </w:rPr>
+            </w:r>
+          </w:p>
+        </w:tc>
+        <w:tc>
+          <w:tcPr/>
+          <w:p>
+            <w:pPr>
+              <w:spacing w:line="360" w:lineRule="auto"/>
+              <w:jc w:val="both"/>
+              <w:rPr>
+                <w:b w:val="1"/>
+                <w:bCs w:val="1"/>
+                <w:sz w:val="16"/>
+                <w:szCs w:val="16"/>
+              </w:rPr>
+            </w:pPr>
+            <w:r>
+              <w:rPr>
+                <w:rtl w:val="0"/>
+              </w:rPr>
+            </w:r>
+          </w:p>
+        </w:tc>
+        <w:tc>
+          <w:tcPr/>
+          <w:p>
+            <w:pPr>
+              <w:spacing w:line="360" w:lineRule="auto"/>
+              <w:jc w:val="both"/>
+              <w:rPr>
+                <w:b w:val="1"/>
+                <w:bCs w:val="1"/>
+                <w:sz w:val="16"/>
+                <w:szCs w:val="16"/>
+              </w:rPr>
+            </w:pPr>
+            <w:r>
+              <w:rPr>
+                <w:rtl w:val="0"/>
+              </w:rPr>
+            </w:r>
+          </w:p>
+        </w:tc>
+        <w:tc>
+          <w:tcPr/>
+          <w:p>
+            <w:pPr>
+              <w:spacing w:line="360" w:lineRule="auto"/>
+              <w:jc w:val="both"/>
+              <w:rPr>
+                <w:b w:val="1"/>
+                <w:bCs w:val="1"/>
+                <w:sz w:val="16"/>
+                <w:szCs w:val="16"/>
+              </w:rPr>
+            </w:pPr>
+            <w:r>
+              <w:rPr>
+                <w:rtl w:val="0"/>
+              </w:rPr>
+            </w:r>
+          </w:p>
+        </w:tc>
+        <w:tc>
+          <w:tcPr/>
+          <w:p>
+            <w:pPr>
+              <w:spacing w:line="360" w:lineRule="auto"/>
+              <w:jc w:val="both"/>
+              <w:rPr>
+                <w:b w:val="1"/>
+                <w:bCs w:val="1"/>
+                <w:sz w:val="16"/>
+                <w:szCs w:val="16"/>
+              </w:rPr>
+            </w:pPr>
+            <w:r>
+              <w:rPr>
+                <w:rtl w:val="0"/>
+              </w:rPr>
+            </w:r>
+          </w:p>
+        </w:tc>
+        <w:tc>
+          <w:tcPr/>
+          <w:p>
+            <w:pPr>
+              <w:keepNext w:val="0"/>
+              <w:keepLines w:val="0"/>
+              <w:pageBreakBefore w:val="0"/>
+              <w:widowControl w:val="0"/>
+              <w:pBdr>
+                <w:top w:space="0" w:sz="0" w:val="nil"/>
+                <w:left w:space="0" w:sz="0" w:val="nil"/>
+                <w:bottom w:space="0" w:sz="0" w:val="nil"/>
+                <w:right w:space="0" w:sz="0" w:val="nil"/>
+                <w:between w:space="0" w:sz="0" w:val="nil"/>
+              </w:pBdr>
+              <w:shd w:fill="auto" w:val="clear"/>
+              <w:spacing w:after="0" w:before="0" w:line="276" w:lineRule="auto"/>
+              <w:ind w:left="0" w:right="0" w:firstLine="0"/>
+              <w:jc w:val="left"/>
+              <w:rPr>
+                <w:b w:val="1"/>
+                <w:bCs w:val="1"/>
+                <w:sz w:val="16"/>
+                <w:szCs w:val="16"/>
+              </w:rPr>
+            </w:pPr>
+            <w:r>
+              <w:rPr>
+                <w:b w:val="1"/>
+                <w:bCs w:val="1"/>
+                <w:sz w:val="16"/>
+                <w:szCs w:val="16"/>
+                <w:rtl w:val="0"/>
+              </w:rPr>
+              <w:t xml:space="preserve">x</w:t>
+            </w:r>
+          </w:p>
+        </w:tc>
+        <w:tc>
+          <w:tcPr/>
+          <w:p>
+            <w:pPr>
+              <w:spacing w:line="360" w:lineRule="auto"/>
+              <w:jc w:val="both"/>
+              <w:rPr>
+                <w:b w:val="1"/>
+                <w:bCs w:val="1"/>
+                <w:sz w:val="16"/>
+                <w:szCs w:val="16"/>
+              </w:rPr>
+            </w:pPr>
+            <w:r>
+              <w:rPr>
+                <w:rtl w:val="0"/>
+              </w:rPr>
+            </w:r>
+          </w:p>
+        </w:tc>
+        <w:tc>
+          <w:tcPr/>
+          <w:p>
+            <w:pPr>
+              <w:spacing w:line="360" w:lineRule="auto"/>
+              <w:jc w:val="both"/>
+              <w:rPr>
+                <w:b w:val="1"/>
+                <w:bCs w:val="1"/>
+                <w:sz w:val="16"/>
+                <w:szCs w:val="16"/>
+              </w:rPr>
+            </w:pPr>
+            <w:r>
+              <w:rPr>
+                <w:rtl w:val="0"/>
+              </w:rPr>
+            </w:r>
+          </w:p>
+        </w:tc>
+      </w:tr>
+      <w:tr>
+        <w:trPr>
+          <w:cantSplit w:val="0"/>
+          <w:trHeight w:val="294" w:hRule="atLeast"/>
+          <w:tblHeader w:val="0"/>
+        </w:trPr>
+        <w:tc>
+          <w:tcPr/>
+          <w:p>
+            <w:pPr>
+              <w:jc w:val="both"/>
+              <w:rPr>
+                <w:i w:val="1"/>
+                <w:iCs w:val="1"/>
+                <w:color w:val="548dd4"/>
+                <w:sz w:val="18"/>
+                <w:szCs w:val="18"/>
+              </w:rPr>
+            </w:pPr>
+            <w:r>
+              <w:rPr>
+                <w:i w:val="1"/>
+                <w:iCs w:val="1"/>
+                <w:color w:val="548dd4"/>
+                <w:sz w:val="18"/>
+                <w:szCs w:val="18"/>
+                <w:rtl w:val="0"/>
+              </w:rPr>
+              <w:t xml:space="preserve">Documentación y presentación </w:t>
+            </w:r>
+          </w:p>
+        </w:tc>
+        <w:tc>
+          <w:tcPr/>
+          <w:p>
+            <w:pPr>
+              <w:spacing w:line="360" w:lineRule="auto"/>
+              <w:jc w:val="both"/>
+              <w:rPr>
+                <w:b w:val="1"/>
+                <w:bCs w:val="1"/>
+                <w:sz w:val="16"/>
+                <w:szCs w:val="16"/>
+              </w:rPr>
+            </w:pPr>
+            <w:r>
+              <w:rPr>
+                <w:rtl w:val="0"/>
+              </w:rPr>
+            </w:r>
+          </w:p>
+        </w:tc>
+        <w:tc>
+          <w:tcPr/>
+          <w:p>
+            <w:pPr>
+              <w:spacing w:line="360" w:lineRule="auto"/>
+              <w:jc w:val="both"/>
+              <w:rPr>
+                <w:b w:val="1"/>
+                <w:bCs w:val="1"/>
+                <w:sz w:val="16"/>
+                <w:szCs w:val="16"/>
+              </w:rPr>
+            </w:pPr>
+            <w:r>
+              <w:rPr>
+                <w:rtl w:val="0"/>
+              </w:rPr>
+            </w:r>
+          </w:p>
+        </w:tc>
+        <w:tc>
+          <w:tcPr/>
+          <w:p>
+            <w:pPr>
+              <w:spacing w:line="360" w:lineRule="auto"/>
+              <w:jc w:val="both"/>
+              <w:rPr>
+                <w:b w:val="1"/>
+                <w:bCs w:val="1"/>
+                <w:sz w:val="16"/>
+                <w:szCs w:val="16"/>
+              </w:rPr>
+            </w:pPr>
+            <w:r>
+              <w:rPr>
+                <w:rtl w:val="0"/>
+              </w:rPr>
+            </w:r>
+          </w:p>
+        </w:tc>
+        <w:tc>
+          <w:tcPr/>
+          <w:p>
+            <w:pPr>
+              <w:spacing w:line="360" w:lineRule="auto"/>
+              <w:jc w:val="both"/>
+              <w:rPr>
+                <w:b w:val="1"/>
+                <w:bCs w:val="1"/>
+                <w:sz w:val="16"/>
+                <w:szCs w:val="16"/>
+              </w:rPr>
+            </w:pPr>
+            <w:r>
+              <w:rPr>
+                <w:rtl w:val="0"/>
+              </w:rPr>
+            </w:r>
+          </w:p>
+        </w:tc>
+        <w:tc>
+          <w:tcPr/>
+          <w:p>
+            <w:pPr>
+              <w:spacing w:line="360" w:lineRule="auto"/>
+              <w:jc w:val="both"/>
+              <w:rPr>
+                <w:b w:val="1"/>
+                <w:bCs w:val="1"/>
+                <w:sz w:val="16"/>
+                <w:szCs w:val="16"/>
+              </w:rPr>
+            </w:pPr>
+            <w:r>
+              <w:rPr>
+                <w:rtl w:val="0"/>
+              </w:rPr>
+            </w:r>
+          </w:p>
+        </w:tc>
+        <w:tc>
+          <w:tcPr/>
+          <w:p>
+            <w:pPr>
+              <w:spacing w:line="360" w:lineRule="auto"/>
+              <w:jc w:val="both"/>
+              <w:rPr>
+                <w:b w:val="1"/>
+                <w:bCs w:val="1"/>
+                <w:sz w:val="16"/>
+                <w:szCs w:val="16"/>
+              </w:rPr>
+            </w:pPr>
+            <w:r>
+              <w:rPr>
+                <w:rtl w:val="0"/>
+              </w:rPr>
+            </w:r>
+          </w:p>
+        </w:tc>
+        <w:tc>
+          <w:tcPr/>
+          <w:p>
+            <w:pPr>
+              <w:spacing w:line="360" w:lineRule="auto"/>
+              <w:jc w:val="both"/>
+              <w:rPr>
+                <w:b w:val="1"/>
+                <w:bCs w:val="1"/>
+                <w:sz w:val="16"/>
+                <w:szCs w:val="16"/>
+              </w:rPr>
+            </w:pPr>
+            <w:r>
+              <w:rPr>
+                <w:rtl w:val="0"/>
+              </w:rPr>
+            </w:r>
+          </w:p>
+        </w:tc>
+        <w:tc>
+          <w:tcPr/>
+          <w:p>
+            <w:pPr>
+              <w:spacing w:line="360" w:lineRule="auto"/>
+              <w:jc w:val="both"/>
+              <w:rPr>
+                <w:b w:val="1"/>
+                <w:bCs w:val="1"/>
+                <w:sz w:val="16"/>
+                <w:szCs w:val="16"/>
+              </w:rPr>
+            </w:pPr>
+            <w:r>
+              <w:rPr>
+                <w:rtl w:val="0"/>
+              </w:rPr>
+            </w:r>
+          </w:p>
+        </w:tc>
+        <w:tc>
+          <w:tcPr/>
+          <w:p>
+            <w:pPr>
+              <w:spacing w:line="360" w:lineRule="auto"/>
+              <w:jc w:val="both"/>
+              <w:rPr>
+                <w:b w:val="1"/>
+                <w:bCs w:val="1"/>
+                <w:sz w:val="16"/>
+                <w:szCs w:val="16"/>
+              </w:rPr>
+            </w:pPr>
+            <w:r>
+              <w:rPr>
+                <w:rtl w:val="0"/>
+              </w:rPr>
+            </w:r>
+          </w:p>
+        </w:tc>
+        <w:tc>
+          <w:tcPr/>
+          <w:p>
+            <w:pPr>
+              <w:spacing w:line="360" w:lineRule="auto"/>
+              <w:jc w:val="both"/>
+              <w:rPr>
+                <w:b w:val="1"/>
+                <w:bCs w:val="1"/>
+                <w:sz w:val="16"/>
+                <w:szCs w:val="16"/>
+              </w:rPr>
+            </w:pPr>
+            <w:r>
+              <w:rPr>
+                <w:rtl w:val="0"/>
+              </w:rPr>
+            </w:r>
+          </w:p>
+        </w:tc>
+        <w:tc>
+          <w:tcPr/>
+          <w:p>
+            <w:pPr>
+              <w:spacing w:line="360" w:lineRule="auto"/>
+              <w:jc w:val="both"/>
+              <w:rPr>
+                <w:b w:val="1"/>
+                <w:bCs w:val="1"/>
+                <w:sz w:val="16"/>
+                <w:szCs w:val="16"/>
+              </w:rPr>
+            </w:pPr>
+            <w:r>
+              <w:rPr>
+                <w:rtl w:val="0"/>
+              </w:rPr>
+            </w:r>
+          </w:p>
+        </w:tc>
+        <w:tc>
+          <w:tcPr/>
+          <w:p>
+            <w:pPr>
+              <w:spacing w:line="360" w:lineRule="auto"/>
+              <w:jc w:val="both"/>
+              <w:rPr>
+                <w:b w:val="1"/>
+                <w:bCs w:val="1"/>
+                <w:sz w:val="16"/>
+                <w:szCs w:val="16"/>
+              </w:rPr>
+            </w:pPr>
+            <w:r>
+              <w:rPr>
+                <w:rtl w:val="0"/>
+              </w:rPr>
+            </w:r>
+          </w:p>
+        </w:tc>
+        <w:tc>
+          <w:tcPr/>
+          <w:p>
+            <w:pPr>
+              <w:spacing w:line="360" w:lineRule="auto"/>
+              <w:jc w:val="both"/>
+              <w:rPr>
+                <w:b w:val="1"/>
+                <w:bCs w:val="1"/>
+                <w:sz w:val="16"/>
+                <w:szCs w:val="16"/>
+              </w:rPr>
+            </w:pPr>
+            <w:r>
+              <w:rPr>
+                <w:rtl w:val="0"/>
+              </w:rPr>
+            </w:r>
+          </w:p>
+        </w:tc>
+        <w:tc>
+          <w:tcPr/>
+          <w:p>
+            <w:pPr>
+              <w:spacing w:line="360" w:lineRule="auto"/>
+              <w:jc w:val="both"/>
+              <w:rPr>
+                <w:b w:val="1"/>
+                <w:bCs w:val="1"/>
+                <w:sz w:val="16"/>
+                <w:szCs w:val="16"/>
+              </w:rPr>
+            </w:pPr>
+            <w:r>
+              <w:rPr>
+                <w:rtl w:val="0"/>
+              </w:rPr>
+            </w:r>
+          </w:p>
+        </w:tc>
+        <w:tc>
+          <w:tcPr/>
+          <w:p>
+            <w:pPr>
+              <w:spacing w:line="360" w:lineRule="auto"/>
+              <w:jc w:val="both"/>
+              <w:rPr>
+                <w:b w:val="1"/>
+                <w:bCs w:val="1"/>
+                <w:sz w:val="16"/>
+                <w:szCs w:val="16"/>
+              </w:rPr>
+            </w:pPr>
+            <w:r>
+              <w:rPr>
+                <w:rtl w:val="0"/>
+              </w:rPr>
+            </w:r>
+          </w:p>
+        </w:tc>
+        <w:tc>
+          <w:tcPr/>
+          <w:p>
+            <w:pPr>
+              <w:spacing w:line="360" w:lineRule="auto"/>
+              <w:jc w:val="both"/>
+              <w:rPr>
+                <w:b w:val="1"/>
+                <w:bCs w:val="1"/>
+                <w:sz w:val="16"/>
+                <w:szCs w:val="16"/>
+              </w:rPr>
+            </w:pPr>
+            <w:r>
+              <w:rPr>
+                <w:rtl w:val="0"/>
+              </w:rPr>
+            </w:r>
+          </w:p>
+        </w:tc>
+        <w:tc>
+          <w:tcPr/>
+          <w:p>
+            <w:pPr>
+              <w:keepNext w:val="0"/>
+              <w:keepLines w:val="0"/>
+              <w:pageBreakBefore w:val="0"/>
+              <w:widowControl w:val="0"/>
+              <w:pBdr>
+                <w:top w:space="0" w:sz="0" w:val="nil"/>
+                <w:left w:space="0" w:sz="0" w:val="nil"/>
+                <w:bottom w:space="0" w:sz="0" w:val="nil"/>
+                <w:right w:space="0" w:sz="0" w:val="nil"/>
+                <w:between w:space="0" w:sz="0" w:val="nil"/>
+              </w:pBdr>
+              <w:shd w:fill="auto" w:val="clear"/>
+              <w:spacing w:after="0" w:before="0" w:line="276" w:lineRule="auto"/>
+              <w:ind w:left="0" w:right="0" w:firstLine="0"/>
+              <w:jc w:val="left"/>
+              <w:rPr>
+                <w:b w:val="1"/>
+                <w:bCs w:val="1"/>
+                <w:sz w:val="16"/>
+                <w:szCs w:val="16"/>
+              </w:rPr>
+            </w:pPr>
+            <w:r>
+              <w:rPr>
+                <w:rtl w:val="0"/>
+              </w:rPr>
+            </w:r>
+          </w:p>
+        </w:tc>
+        <w:tc>
+          <w:tcPr/>
+          <w:p>
+            <w:pPr>
+              <w:spacing w:line="360" w:lineRule="auto"/>
+              <w:jc w:val="both"/>
+              <w:rPr>
+                <w:b w:val="1"/>
+                <w:bCs w:val="1"/>
+                <w:sz w:val="16"/>
+                <w:szCs w:val="16"/>
+              </w:rPr>
+            </w:pPr>
+            <w:r>
+              <w:rPr>
+                <w:b w:val="1"/>
+                <w:bCs w:val="1"/>
+                <w:sz w:val="16"/>
+                <w:szCs w:val="16"/>
+                <w:rtl w:val="0"/>
+              </w:rPr>
+              <w:t xml:space="preserve">x</w:t>
             </w:r>
           </w:p>
         </w:tc>
@@ -7182,7 +12836,7 @@
       </w:r>
     </w:p>
     <w:sectPr>
-      <w:headerReference r:id="rId8" w:type="default"/>
+      <w:headerReference r:id="rId9" w:type="default"/>
       <w:pgSz w:h="16838" w:w="11906" w:orient="portrait"/>
       <w:pgMar w:bottom="1417" w:top="1417" w:left="1701" w:right="1701" w:header="708" w:footer="708"/>
       <w:pgNumType w:start="1"/>
@@ -7198,7 +12852,6 @@
       <w:pPr>
         <w:keepNext w:val="0"/>
         <w:keepLines w:val="0"/>
-        <w:pageBreakBefore w:val="0"/>
         <w:widowControl w:val="1"/>
         <w:pBdr>
           <w:top w:space="0" w:sz="0" w:val="nil"/>
@@ -7283,7 +12936,6 @@
     <w:pPr>
       <w:keepNext w:val="0"/>
       <w:keepLines w:val="0"/>
-      <w:pageBreakBefore w:val="0"/>
       <w:widowControl w:val="0"/>
       <w:pBdr>
         <w:top w:space="0" w:sz="0" w:val="nil"/>
@@ -7437,7 +13089,7 @@
               <wp:inline distB="0" distT="0" distL="0" distR="0">
                 <wp:extent cx="1996440" cy="428625"/>
                 <wp:effectExtent b="0" l="0" r="0" t="0"/>
-                <wp:docPr descr="http://www.duoc.cl/normasgraficas/normasgraficas/marca-duoc/6logo-fondo-transparente/fondo-transparente.png" id="2" name="image1.png"/>
+                <wp:docPr descr="http://www.duoc.cl/normasgraficas/normasgraficas/marca-duoc/6logo-fondo-transparente/fondo-transparente.png" id="4" name="image1.png"/>
                 <a:graphic>
                   <a:graphicData uri="http://schemas.openxmlformats.org/drawingml/2006/picture">
                     <pic:pic>
@@ -7479,7 +13131,6 @@
     <w:pPr>
       <w:keepNext w:val="0"/>
       <w:keepLines w:val="0"/>
-      <w:pageBreakBefore w:val="0"/>
       <w:widowControl w:val="1"/>
       <w:pBdr>
         <w:top w:space="0" w:sz="0" w:val="nil"/>
@@ -7617,200 +13268,8 @@
       <w:rPr/>
     </w:lvl>
   </w:abstractNum>
-  <w:abstractNum w:abstractNumId="2">
-    <w:lvl w:ilvl="0">
-      <w:start w:val="1"/>
-      <w:numFmt w:val="decimal"/>
-      <w:lvlText w:val="(%1)"/>
-      <w:lvlJc w:val="left"/>
-      <w:pPr>
-        <w:ind w:left="720" w:hanging="360"/>
-      </w:pPr>
-      <w:rPr/>
-    </w:lvl>
-    <w:lvl w:ilvl="1">
-      <w:start w:val="1"/>
-      <w:numFmt w:val="lowerLetter"/>
-      <w:lvlText w:val="%2."/>
-      <w:lvlJc w:val="left"/>
-      <w:pPr>
-        <w:ind w:left="1440" w:hanging="360"/>
-      </w:pPr>
-      <w:rPr/>
-    </w:lvl>
-    <w:lvl w:ilvl="2">
-      <w:start w:val="1"/>
-      <w:numFmt w:val="lowerRoman"/>
-      <w:lvlText w:val="%3."/>
-      <w:lvlJc w:val="right"/>
-      <w:pPr>
-        <w:ind w:left="2160" w:hanging="180"/>
-      </w:pPr>
-      <w:rPr/>
-    </w:lvl>
-    <w:lvl w:ilvl="3">
-      <w:start w:val="1"/>
-      <w:numFmt w:val="decimal"/>
-      <w:lvlText w:val="%4."/>
-      <w:lvlJc w:val="left"/>
-      <w:pPr>
-        <w:ind w:left="2880" w:hanging="360"/>
-      </w:pPr>
-      <w:rPr/>
-    </w:lvl>
-    <w:lvl w:ilvl="4">
-      <w:start w:val="1"/>
-      <w:numFmt w:val="lowerLetter"/>
-      <w:lvlText w:val="%5."/>
-      <w:lvlJc w:val="left"/>
-      <w:pPr>
-        <w:ind w:left="3600" w:hanging="360"/>
-      </w:pPr>
-      <w:rPr/>
-    </w:lvl>
-    <w:lvl w:ilvl="5">
-      <w:start w:val="1"/>
-      <w:numFmt w:val="lowerRoman"/>
-      <w:lvlText w:val="%6."/>
-      <w:lvlJc w:val="right"/>
-      <w:pPr>
-        <w:ind w:left="4320" w:hanging="180"/>
-      </w:pPr>
-      <w:rPr/>
-    </w:lvl>
-    <w:lvl w:ilvl="6">
-      <w:start w:val="1"/>
-      <w:numFmt w:val="decimal"/>
-      <w:lvlText w:val="%7."/>
-      <w:lvlJc w:val="left"/>
-      <w:pPr>
-        <w:ind w:left="5040" w:hanging="360"/>
-      </w:pPr>
-      <w:rPr/>
-    </w:lvl>
-    <w:lvl w:ilvl="7">
-      <w:start w:val="1"/>
-      <w:numFmt w:val="lowerLetter"/>
-      <w:lvlText w:val="%8."/>
-      <w:lvlJc w:val="left"/>
-      <w:pPr>
-        <w:ind w:left="5760" w:hanging="360"/>
-      </w:pPr>
-      <w:rPr/>
-    </w:lvl>
-    <w:lvl w:ilvl="8">
-      <w:start w:val="1"/>
-      <w:numFmt w:val="lowerRoman"/>
-      <w:lvlText w:val="%9."/>
-      <w:lvlJc w:val="right"/>
-      <w:pPr>
-        <w:ind w:left="6480" w:hanging="180"/>
-      </w:pPr>
-      <w:rPr/>
-    </w:lvl>
-  </w:abstractNum>
-  <w:abstractNum w:abstractNumId="3">
-    <w:lvl w:ilvl="0">
-      <w:start w:val="1"/>
-      <w:numFmt w:val="bullet"/>
-      <w:lvlText w:val="●"/>
-      <w:lvlJc w:val="left"/>
-      <w:pPr>
-        <w:ind w:left="1080" w:hanging="360"/>
-      </w:pPr>
-      <w:rPr>
-        <w:rFonts w:ascii="Noto Sans Symbols" w:cs="Noto Sans Symbols" w:eastAsia="Noto Sans Symbols" w:hAnsi="Noto Sans Symbols"/>
-      </w:rPr>
-    </w:lvl>
-    <w:lvl w:ilvl="1">
-      <w:start w:val="1"/>
-      <w:numFmt w:val="lowerLetter"/>
-      <w:lvlText w:val="%2."/>
-      <w:lvlJc w:val="left"/>
-      <w:pPr>
-        <w:ind w:left="1800" w:hanging="360"/>
-      </w:pPr>
-      <w:rPr/>
-    </w:lvl>
-    <w:lvl w:ilvl="2">
-      <w:start w:val="1"/>
-      <w:numFmt w:val="lowerRoman"/>
-      <w:lvlText w:val="%3."/>
-      <w:lvlJc w:val="right"/>
-      <w:pPr>
-        <w:ind w:left="2520" w:hanging="180"/>
-      </w:pPr>
-      <w:rPr/>
-    </w:lvl>
-    <w:lvl w:ilvl="3">
-      <w:start w:val="1"/>
-      <w:numFmt w:val="decimal"/>
-      <w:lvlText w:val="%4."/>
-      <w:lvlJc w:val="left"/>
-      <w:pPr>
-        <w:ind w:left="3240" w:hanging="360"/>
-      </w:pPr>
-      <w:rPr/>
-    </w:lvl>
-    <w:lvl w:ilvl="4">
-      <w:start w:val="1"/>
-      <w:numFmt w:val="lowerLetter"/>
-      <w:lvlText w:val="%5."/>
-      <w:lvlJc w:val="left"/>
-      <w:pPr>
-        <w:ind w:left="3960" w:hanging="360"/>
-      </w:pPr>
-      <w:rPr/>
-    </w:lvl>
-    <w:lvl w:ilvl="5">
-      <w:start w:val="1"/>
-      <w:numFmt w:val="lowerRoman"/>
-      <w:lvlText w:val="%6."/>
-      <w:lvlJc w:val="right"/>
-      <w:pPr>
-        <w:ind w:left="4680" w:hanging="180"/>
-      </w:pPr>
-      <w:rPr/>
-    </w:lvl>
-    <w:lvl w:ilvl="6">
-      <w:start w:val="1"/>
-      <w:numFmt w:val="decimal"/>
-      <w:lvlText w:val="%7."/>
-      <w:lvlJc w:val="left"/>
-      <w:pPr>
-        <w:ind w:left="5400" w:hanging="360"/>
-      </w:pPr>
-      <w:rPr/>
-    </w:lvl>
-    <w:lvl w:ilvl="7">
-      <w:start w:val="1"/>
-      <w:numFmt w:val="lowerLetter"/>
-      <w:lvlText w:val="%8."/>
-      <w:lvlJc w:val="left"/>
-      <w:pPr>
-        <w:ind w:left="6120" w:hanging="360"/>
-      </w:pPr>
-      <w:rPr/>
-    </w:lvl>
-    <w:lvl w:ilvl="8">
-      <w:start w:val="1"/>
-      <w:numFmt w:val="lowerRoman"/>
-      <w:lvlText w:val="%9."/>
-      <w:lvlJc w:val="right"/>
-      <w:pPr>
-        <w:ind w:left="6840" w:hanging="180"/>
-      </w:pPr>
-      <w:rPr/>
-    </w:lvl>
-  </w:abstractNum>
   <w:num w:numId="1">
     <w:abstractNumId w:val="1"/>
-  </w:num>
-  <w:num w:numId="2">
-    <w:abstractNumId w:val="2"/>
-  </w:num>
-  <w:num w:numId="3">
-    <w:abstractNumId w:val="3"/>
   </w:num>
 </w:numbering>
 </file>
@@ -7963,6 +13422,309 @@
       <w:sz w:val="72"/>
       <w:szCs w:val="72"/>
     </w:rPr>
+  </w:style>
+  <w:style w:type="table" w:styleId="TableNormal" w:default="1">
+    <w:name w:val="TableNormal"/>
+    <w:tblPr>
+      <w:tblCellMar>
+        <w:top w:w="100.0" w:type="dxa"/>
+        <w:left w:w="100.0" w:type="dxa"/>
+        <w:bottom w:w="100.0" w:type="dxa"/>
+        <w:right w:w="100.0" w:type="dxa"/>
+      </w:tblCellMar>
+    </w:tblPr>
+  </w:style>
+  <w:style w:type="paragraph" w:styleId="Normal" w:default="1">
+    <w:name w:val="normal"/>
+  </w:style>
+  <w:style w:type="table" w:styleId="Table1">
+    <w:basedOn w:val="TableNormal"/>
+    <w:rPr>
+      <w:sz w:val="22"/>
+      <w:szCs w:val="22"/>
+    </w:rPr>
+    <w:tblPr>
+      <w:tblStyleRowBandSize w:val="1"/>
+      <w:tblStyleColBandSize w:val="1"/>
+      <w:tblCellMar>
+        <w:top w:w="0.0" w:type="dxa"/>
+        <w:left w:w="108.0" w:type="dxa"/>
+        <w:bottom w:w="0.0" w:type="dxa"/>
+        <w:right w:w="108.0" w:type="dxa"/>
+      </w:tblCellMar>
+    </w:tblPr>
+  </w:style>
+  <w:style w:type="table" w:styleId="Table2">
+    <w:basedOn w:val="TableNormal"/>
+    <w:rPr>
+      <w:sz w:val="22"/>
+      <w:szCs w:val="22"/>
+    </w:rPr>
+    <w:tblPr>
+      <w:tblStyleRowBandSize w:val="1"/>
+      <w:tblStyleColBandSize w:val="1"/>
+      <w:tblCellMar>
+        <w:top w:w="0.0" w:type="dxa"/>
+        <w:left w:w="108.0" w:type="dxa"/>
+        <w:bottom w:w="0.0" w:type="dxa"/>
+        <w:right w:w="108.0" w:type="dxa"/>
+      </w:tblCellMar>
+    </w:tblPr>
+  </w:style>
+  <w:style w:type="table" w:styleId="Table3">
+    <w:basedOn w:val="TableNormal"/>
+    <w:rPr>
+      <w:sz w:val="22"/>
+      <w:szCs w:val="22"/>
+    </w:rPr>
+    <w:tblPr>
+      <w:tblStyleRowBandSize w:val="1"/>
+      <w:tblStyleColBandSize w:val="1"/>
+      <w:tblCellMar>
+        <w:top w:w="0.0" w:type="dxa"/>
+        <w:left w:w="108.0" w:type="dxa"/>
+        <w:bottom w:w="0.0" w:type="dxa"/>
+        <w:right w:w="108.0" w:type="dxa"/>
+      </w:tblCellMar>
+    </w:tblPr>
+  </w:style>
+  <w:style w:type="table" w:styleId="Table4">
+    <w:basedOn w:val="TableNormal"/>
+    <w:rPr>
+      <w:sz w:val="22"/>
+      <w:szCs w:val="22"/>
+    </w:rPr>
+    <w:tblPr>
+      <w:tblStyleRowBandSize w:val="1"/>
+      <w:tblStyleColBandSize w:val="1"/>
+      <w:tblCellMar>
+        <w:top w:w="0.0" w:type="dxa"/>
+        <w:left w:w="108.0" w:type="dxa"/>
+        <w:bottom w:w="0.0" w:type="dxa"/>
+        <w:right w:w="108.0" w:type="dxa"/>
+      </w:tblCellMar>
+    </w:tblPr>
+  </w:style>
+  <w:style w:type="table" w:styleId="Table5">
+    <w:basedOn w:val="TableNormal"/>
+    <w:rPr>
+      <w:sz w:val="22"/>
+      <w:szCs w:val="22"/>
+    </w:rPr>
+    <w:tblPr>
+      <w:tblStyleRowBandSize w:val="1"/>
+      <w:tblStyleColBandSize w:val="1"/>
+      <w:tblCellMar>
+        <w:top w:w="0.0" w:type="dxa"/>
+        <w:left w:w="108.0" w:type="dxa"/>
+        <w:bottom w:w="0.0" w:type="dxa"/>
+        <w:right w:w="108.0" w:type="dxa"/>
+      </w:tblCellMar>
+    </w:tblPr>
+  </w:style>
+  <w:style w:type="table" w:styleId="Table6">
+    <w:basedOn w:val="TableNormal"/>
+    <w:rPr>
+      <w:sz w:val="22"/>
+      <w:szCs w:val="22"/>
+    </w:rPr>
+    <w:tblPr>
+      <w:tblStyleRowBandSize w:val="1"/>
+      <w:tblStyleColBandSize w:val="1"/>
+      <w:tblCellMar>
+        <w:top w:w="0.0" w:type="dxa"/>
+        <w:left w:w="108.0" w:type="dxa"/>
+        <w:bottom w:w="0.0" w:type="dxa"/>
+        <w:right w:w="108.0" w:type="dxa"/>
+      </w:tblCellMar>
+    </w:tblPr>
+  </w:style>
+  <w:style w:type="table" w:styleId="Table7">
+    <w:basedOn w:val="TableNormal"/>
+    <w:rPr>
+      <w:sz w:val="22"/>
+      <w:szCs w:val="22"/>
+    </w:rPr>
+    <w:tblPr>
+      <w:tblStyleRowBandSize w:val="1"/>
+      <w:tblStyleColBandSize w:val="1"/>
+      <w:tblCellMar>
+        <w:top w:w="0.0" w:type="dxa"/>
+        <w:left w:w="108.0" w:type="dxa"/>
+        <w:bottom w:w="0.0" w:type="dxa"/>
+        <w:right w:w="108.0" w:type="dxa"/>
+      </w:tblCellMar>
+    </w:tblPr>
+  </w:style>
+  <w:style w:type="table" w:styleId="Table8">
+    <w:basedOn w:val="TableNormal"/>
+    <w:rPr>
+      <w:sz w:val="22"/>
+      <w:szCs w:val="22"/>
+    </w:rPr>
+    <w:tblPr>
+      <w:tblStyleRowBandSize w:val="1"/>
+      <w:tblStyleColBandSize w:val="1"/>
+      <w:tblCellMar>
+        <w:top w:w="0.0" w:type="dxa"/>
+        <w:left w:w="108.0" w:type="dxa"/>
+        <w:bottom w:w="0.0" w:type="dxa"/>
+        <w:right w:w="108.0" w:type="dxa"/>
+      </w:tblCellMar>
+    </w:tblPr>
+  </w:style>
+  <w:style w:type="table" w:styleId="Table9">
+    <w:basedOn w:val="TableNormal"/>
+    <w:rPr>
+      <w:sz w:val="22"/>
+      <w:szCs w:val="22"/>
+    </w:rPr>
+    <w:tblPr>
+      <w:tblStyleRowBandSize w:val="1"/>
+      <w:tblStyleColBandSize w:val="1"/>
+      <w:tblCellMar>
+        <w:top w:w="0.0" w:type="dxa"/>
+        <w:left w:w="108.0" w:type="dxa"/>
+        <w:bottom w:w="0.0" w:type="dxa"/>
+        <w:right w:w="108.0" w:type="dxa"/>
+      </w:tblCellMar>
+    </w:tblPr>
+  </w:style>
+  <w:style w:type="table" w:styleId="Table10">
+    <w:basedOn w:val="TableNormal"/>
+    <w:rPr>
+      <w:sz w:val="22"/>
+      <w:szCs w:val="22"/>
+    </w:rPr>
+    <w:tblPr>
+      <w:tblStyleRowBandSize w:val="1"/>
+      <w:tblStyleColBandSize w:val="1"/>
+      <w:tblCellMar>
+        <w:top w:w="0.0" w:type="dxa"/>
+        <w:left w:w="108.0" w:type="dxa"/>
+        <w:bottom w:w="0.0" w:type="dxa"/>
+        <w:right w:w="108.0" w:type="dxa"/>
+      </w:tblCellMar>
+    </w:tblPr>
+  </w:style>
+  <w:style w:type="table" w:styleId="Table11">
+    <w:basedOn w:val="TableNormal"/>
+    <w:rPr>
+      <w:sz w:val="22"/>
+      <w:szCs w:val="22"/>
+    </w:rPr>
+    <w:tblPr>
+      <w:tblStyleRowBandSize w:val="1"/>
+      <w:tblStyleColBandSize w:val="1"/>
+      <w:tblCellMar>
+        <w:top w:w="0.0" w:type="dxa"/>
+        <w:left w:w="108.0" w:type="dxa"/>
+        <w:bottom w:w="0.0" w:type="dxa"/>
+        <w:right w:w="108.0" w:type="dxa"/>
+      </w:tblCellMar>
+    </w:tblPr>
+  </w:style>
+  <w:style w:type="table" w:styleId="Table12">
+    <w:basedOn w:val="TableNormal"/>
+    <w:rPr>
+      <w:sz w:val="22"/>
+      <w:szCs w:val="22"/>
+    </w:rPr>
+    <w:tblPr>
+      <w:tblStyleRowBandSize w:val="1"/>
+      <w:tblStyleColBandSize w:val="1"/>
+      <w:tblCellMar>
+        <w:top w:w="0.0" w:type="dxa"/>
+        <w:left w:w="108.0" w:type="dxa"/>
+        <w:bottom w:w="0.0" w:type="dxa"/>
+        <w:right w:w="108.0" w:type="dxa"/>
+      </w:tblCellMar>
+    </w:tblPr>
+  </w:style>
+  <w:style w:type="table" w:styleId="Table13">
+    <w:basedOn w:val="TableNormal"/>
+    <w:rPr>
+      <w:sz w:val="22"/>
+      <w:szCs w:val="22"/>
+    </w:rPr>
+    <w:tblPr>
+      <w:tblStyleRowBandSize w:val="1"/>
+      <w:tblStyleColBandSize w:val="1"/>
+      <w:tblCellMar>
+        <w:top w:w="0.0" w:type="dxa"/>
+        <w:left w:w="108.0" w:type="dxa"/>
+        <w:bottom w:w="0.0" w:type="dxa"/>
+        <w:right w:w="108.0" w:type="dxa"/>
+      </w:tblCellMar>
+    </w:tblPr>
+  </w:style>
+  <w:style w:type="table" w:styleId="Table14">
+    <w:basedOn w:val="TableNormal"/>
+    <w:rPr>
+      <w:sz w:val="22"/>
+      <w:szCs w:val="22"/>
+    </w:rPr>
+    <w:tblPr>
+      <w:tblStyleRowBandSize w:val="1"/>
+      <w:tblStyleColBandSize w:val="1"/>
+      <w:tblCellMar>
+        <w:top w:w="0.0" w:type="dxa"/>
+        <w:left w:w="108.0" w:type="dxa"/>
+        <w:bottom w:w="0.0" w:type="dxa"/>
+        <w:right w:w="108.0" w:type="dxa"/>
+      </w:tblCellMar>
+    </w:tblPr>
+  </w:style>
+  <w:style w:type="table" w:styleId="Table15">
+    <w:basedOn w:val="TableNormal"/>
+    <w:rPr>
+      <w:sz w:val="22"/>
+      <w:szCs w:val="22"/>
+    </w:rPr>
+    <w:tblPr>
+      <w:tblStyleRowBandSize w:val="1"/>
+      <w:tblStyleColBandSize w:val="1"/>
+      <w:tblCellMar>
+        <w:top w:w="0.0" w:type="dxa"/>
+        <w:left w:w="108.0" w:type="dxa"/>
+        <w:bottom w:w="0.0" w:type="dxa"/>
+        <w:right w:w="108.0" w:type="dxa"/>
+      </w:tblCellMar>
+    </w:tblPr>
+  </w:style>
+  <w:style w:type="table" w:styleId="Table16">
+    <w:basedOn w:val="TableNormal"/>
+    <w:rPr>
+      <w:sz w:val="22"/>
+      <w:szCs w:val="22"/>
+    </w:rPr>
+    <w:tblPr>
+      <w:tblStyleRowBandSize w:val="1"/>
+      <w:tblStyleColBandSize w:val="1"/>
+      <w:tblCellMar>
+        <w:top w:w="0.0" w:type="dxa"/>
+        <w:left w:w="108.0" w:type="dxa"/>
+        <w:bottom w:w="0.0" w:type="dxa"/>
+        <w:right w:w="108.0" w:type="dxa"/>
+      </w:tblCellMar>
+    </w:tblPr>
+  </w:style>
+  <w:style w:type="table" w:styleId="Table17">
+    <w:basedOn w:val="TableNormal"/>
+    <w:rPr>
+      <w:sz w:val="22"/>
+      <w:szCs w:val="22"/>
+    </w:rPr>
+    <w:tblPr>
+      <w:tblStyleRowBandSize w:val="1"/>
+      <w:tblStyleColBandSize w:val="1"/>
+      <w:tblCellMar>
+        <w:top w:w="0.0" w:type="dxa"/>
+        <w:left w:w="108.0" w:type="dxa"/>
+        <w:bottom w:w="0.0" w:type="dxa"/>
+        <w:right w:w="108.0" w:type="dxa"/>
+      </w:tblCellMar>
+    </w:tblPr>
   </w:style>
   <w:style w:type="paragraph" w:styleId="Subtitle">
     <w:name w:val="Subtitle"/>
@@ -8593,4 +14355,19 @@
   </a:objectDefaults>
   <a:extraClrSchemeLst/>
 </a:theme>
+</file>
+
+<file path=customXML/item1.xml><?xml version="1.0" encoding="utf-8"?>
+<go:gDocsCustomXmlDataStorage xmlns:go="http://customooxmlschemas.google.com/" xmlns:r="http://schemas.openxmlformats.org/officeDocument/2006/relationships" uri="GoogleDocsCustomDataVersion2">
+  <go:docsCustomData xmlns:go="http://customooxmlschemas.google.com/" roundtripDataSignature="AMtx7mis95pgK28IE9W9Bbq9zE+kWNbePg==">CgMxLjA4AHIhMXUzVmNjSl9DSUo2VmNLMG50T2R0WUxsV3lTenpKbkVB</go:docsCustomData>
+</go:gDocsCustomXmlDataStorage>
+</file>
+
+<file path=customXML/itemProps1.xml><?xml version="1.0" encoding="utf-8"?>
+<ds:datastoreItem xmlns:ds="http://schemas.openxmlformats.org/officeDocument/2006/customXml" ds:itemID="{11111111-1234-1234-1234-123412341234}">
+  <ds:schemaRefs>
+    <ds:schemaRef ds:uri="http://schemas.openxmlformats.org/officeDocument/2006/relationships"/>
+    <ds:schemaRef ds:uri="http://customooxmlschemas.google.com/"/>
+  </ds:schemaRefs>
+</ds:datastoreItem>
 </file>